--- a/RVfpga/RVfpgaEL2/RVfpga_NexysVideo-NoDDR/Labs/Lab19/RVfpga_Lab19_VeeR-EL2_NexysVideo-NoDDR.docx
+++ b/RVfpga/RVfpgaEL2/RVfpga_NexysVideo-NoDDR/Labs/Lab19/RVfpga_Lab19_VeeR-EL2_NexysVideo-NoDDR.docx
@@ -1084,7 +1084,7 @@
           <w:iCs/>
           <w:color w:val="000000" w:themeColor="text1"/>
         </w:rPr>
-        <w:t>[</w:t>
+        <w:t>[RVfpgaEL2</w:t>
       </w:r>
       <w:r>
         <w:rPr>
@@ -1093,7 +1093,7 @@
           <w:iCs/>
           <w:color w:val="000000" w:themeColor="text1"/>
         </w:rPr>
-        <w:t>RVfpgaEL2NexysA7DDRPath</w:t>
+        <w:t>Nexys Video</w:t>
       </w:r>
       <w:r>
         <w:rPr>
@@ -1102,7 +1102,7 @@
           <w:iCs/>
           <w:color w:val="000000" w:themeColor="text1"/>
         </w:rPr>
-        <w:t>]</w:t>
+        <w:t>VideoNoDDRPath]</w:t>
       </w:r>
       <w:r>
         <w:rPr>
@@ -2234,10 +2234,12 @@
           <w:lang w:val="de-DE"/>
         </w:rPr>
         <w:sectPr>
-          <w:headerReference w:type="default" r:id="rId9"/>
-          <w:footerReference w:type="default" r:id="rId10"/>
-          <w:headerReference w:type="first" r:id="rId11"/>
-          <w:footerReference w:type="first" r:id="rId12"/>
+          <w:headerReference w:type="even" r:id="rId9"/>
+          <w:headerReference w:type="default" r:id="rId10"/>
+          <w:footerReference w:type="even" r:id="rId11"/>
+          <w:footerReference w:type="default" r:id="rId12"/>
+          <w:headerReference w:type="first" r:id="rId13"/>
+          <w:footerReference w:type="first" r:id="rId14"/>
           <w:pgSz w:w="11906" w:h="16838"/>
           <w:pgMar w:top="1800" w:right="1440" w:bottom="1440" w:left="1440" w:header="706" w:footer="389" w:gutter="0"/>
           <w:cols w:space="720"/>
@@ -2282,7 +2284,7 @@
                     <pic:cNvPicPr/>
                   </pic:nvPicPr>
                   <pic:blipFill>
-                    <a:blip r:embed="rId13">
+                    <a:blip r:embed="rId15">
                       <a:extLst>
                         <a:ext uri="{28A0092B-C50C-407E-A947-70E740481C1C}">
                           <a14:useLocalDpi xmlns:a14="http://schemas.microsoft.com/office/drawing/2010/main" val="0"/>
@@ -3585,7 +3587,7 @@
           <w:iCs/>
           <w:color w:val="000000" w:themeColor="text1"/>
         </w:rPr>
-        <w:t>[</w:t>
+        <w:t>[RVfpgaEL2</w:t>
       </w:r>
       <w:r>
         <w:rPr>
@@ -3594,7 +3596,7 @@
           <w:iCs/>
           <w:color w:val="000000" w:themeColor="text1"/>
         </w:rPr>
-        <w:t>RVfpgaEL2NexysA7DDRPath</w:t>
+        <w:t>Nexys Video</w:t>
       </w:r>
       <w:r>
         <w:rPr>
@@ -3603,11 +3605,20 @@
           <w:iCs/>
           <w:color w:val="000000" w:themeColor="text1"/>
         </w:rPr>
-        <w:t>]/Labs/Lab19/LW-SW_Instruction_DCCM/</w:t>
+        <w:t>VideoNoDDRPath]</w:t>
       </w:r>
       <w:r>
         <w:rPr>
           <w:rFonts w:eastAsia="Arial" w:cs="Arial"/>
+          <w:i/>
+          <w:iCs/>
+          <w:color w:val="000000" w:themeColor="text1"/>
+        </w:rPr>
+        <w:t>/Labs/Lab19/LW-SW_Instruction_DCCM/</w:t>
+      </w:r>
+      <w:r>
+        <w:rPr>
+          <w:rFonts w:eastAsia="Arial" w:cs="Arial"/>
           <w:color w:val="00000A"/>
         </w:rPr>
         <w:t>, which contains the same program prepared for reading from / writing to the DCCM</w:t>
@@ -3652,7 +3663,14 @@
           <w:rFonts w:eastAsia="Arial" w:cs="Arial"/>
           <w:color w:val="00000A"/>
         </w:rPr>
-        <w:t>NexysA7</w:t>
+        <w:t>Nexys Video</w:t>
+      </w:r>
+      <w:r>
+        <w:rPr>
+          <w:rFonts w:eastAsia="Arial" w:cs="Arial"/>
+          <w:color w:val="00000A"/>
+        </w:rPr>
+        <w:t>A7</w:t>
       </w:r>
       <w:r>
         <w:rPr>
@@ -3728,7 +3746,7 @@
           <w:iCs/>
           <w:color w:val="000000" w:themeColor="text1"/>
         </w:rPr>
-        <w:t>[</w:t>
+        <w:t>[RVfpgaEL2</w:t>
       </w:r>
       <w:r>
         <w:rPr>
@@ -3737,7 +3755,7 @@
           <w:iCs/>
           <w:color w:val="000000" w:themeColor="text1"/>
         </w:rPr>
-        <w:t>RVfpgaEL2NexysA7DDRPath</w:t>
+        <w:t>Nexys Video</w:t>
       </w:r>
       <w:r>
         <w:rPr>
@@ -3746,7 +3764,7 @@
           <w:iCs/>
           <w:color w:val="000000" w:themeColor="text1"/>
         </w:rPr>
-        <w:t>]/Labs/Lab19/LW_Instruction_</w:t>
+        <w:t>VideoNoDDRPath]</w:t>
       </w:r>
       <w:r>
         <w:rPr>
@@ -3755,28 +3773,7 @@
           <w:iCs/>
           <w:color w:val="000000" w:themeColor="text1"/>
         </w:rPr>
-        <w:t>MainMemory</w:t>
-      </w:r>
-      <w:r>
-        <w:rPr>
-          <w:rFonts w:eastAsia="Arial" w:cs="Arial"/>
-          <w:color w:val="00000A"/>
-        </w:rPr>
-        <w:t xml:space="preserve"> to estimate the </w:t>
-      </w:r>
-      <w:r>
-        <w:rPr>
-          <w:rFonts w:eastAsia="Arial" w:cs="Arial"/>
-          <w:color w:val="00000A"/>
-        </w:rPr>
-        <w:t xml:space="preserve">Main </w:t>
-      </w:r>
-      <w:r>
-        <w:rPr>
-          <w:rFonts w:eastAsia="Arial" w:cs="Arial"/>
-          <w:color w:val="00000A"/>
-        </w:rPr>
-        <w:t xml:space="preserve">Memory read latency using the HW Counters. As in the previous task, you can use the example from </w:t>
+        <w:t>/Labs/Lab19/LW_Instruction_</w:t>
       </w:r>
       <w:r>
         <w:rPr>
@@ -3785,7 +3782,28 @@
           <w:iCs/>
           <w:color w:val="000000" w:themeColor="text1"/>
         </w:rPr>
-        <w:t>[</w:t>
+        <w:t>MainMemory</w:t>
+      </w:r>
+      <w:r>
+        <w:rPr>
+          <w:rFonts w:eastAsia="Arial" w:cs="Arial"/>
+          <w:color w:val="00000A"/>
+        </w:rPr>
+        <w:t xml:space="preserve"> to estimate the </w:t>
+      </w:r>
+      <w:r>
+        <w:rPr>
+          <w:rFonts w:eastAsia="Arial" w:cs="Arial"/>
+          <w:color w:val="00000A"/>
+        </w:rPr>
+        <w:t xml:space="preserve">Main </w:t>
+      </w:r>
+      <w:r>
+        <w:rPr>
+          <w:rFonts w:eastAsia="Arial" w:cs="Arial"/>
+          <w:color w:val="00000A"/>
+        </w:rPr>
+        <w:t xml:space="preserve">Memory read latency using the HW Counters. As in the previous task, you can use the example from </w:t>
       </w:r>
       <w:r>
         <w:rPr>
@@ -3794,7 +3812,7 @@
           <w:iCs/>
           <w:color w:val="000000" w:themeColor="text1"/>
         </w:rPr>
-        <w:t>RVfpgaEL2NexysA7DDRPath</w:t>
+        <w:t>[RVfpgaEL2</w:t>
       </w:r>
       <w:r>
         <w:rPr>
@@ -3803,7 +3821,25 @@
           <w:iCs/>
           <w:color w:val="000000" w:themeColor="text1"/>
         </w:rPr>
-        <w:t>]/Labs/Lab19/LW_Instruction_DCCM</w:t>
+        <w:t>Nexys Video</w:t>
+      </w:r>
+      <w:r>
+        <w:rPr>
+          <w:rFonts w:eastAsia="Arial" w:cs="Arial"/>
+          <w:i/>
+          <w:iCs/>
+          <w:color w:val="000000" w:themeColor="text1"/>
+        </w:rPr>
+        <w:t>VideoNoDDRPath]</w:t>
+      </w:r>
+      <w:r>
+        <w:rPr>
+          <w:rFonts w:eastAsia="Arial" w:cs="Arial"/>
+          <w:i/>
+          <w:iCs/>
+          <w:color w:val="000000" w:themeColor="text1"/>
+        </w:rPr>
+        <w:t>/Labs/Lab19/LW_Instruction_DCCM</w:t>
       </w:r>
       <w:r>
         <w:rPr>
@@ -3845,7 +3881,14 @@
           <w:rFonts w:eastAsia="Arial" w:cs="Arial"/>
           <w:color w:val="00000A"/>
         </w:rPr>
-        <w:t>NexysA7</w:t>
+        <w:t>Nexys Video</w:t>
+      </w:r>
+      <w:r>
+        <w:rPr>
+          <w:rFonts w:eastAsia="Arial" w:cs="Arial"/>
+          <w:color w:val="00000A"/>
+        </w:rPr>
+        <w:t>A7</w:t>
       </w:r>
       <w:r>
         <w:rPr>
@@ -4095,7 +4138,7 @@
           <w:iCs/>
           <w:color w:val="000000" w:themeColor="text1"/>
         </w:rPr>
-        <w:t>[</w:t>
+        <w:t>[RVfpgaEL2</w:t>
       </w:r>
       <w:r>
         <w:rPr>
@@ -4104,7 +4147,7 @@
           <w:iCs/>
           <w:color w:val="000000" w:themeColor="text1"/>
         </w:rPr>
-        <w:t>RVfpgaEL2NexysA7DDRPath</w:t>
+        <w:t>Nexys Video</w:t>
       </w:r>
       <w:r>
         <w:rPr>
@@ -4113,7 +4156,7 @@
           <w:iCs/>
           <w:color w:val="000000" w:themeColor="text1"/>
         </w:rPr>
-        <w:t>]</w:t>
+        <w:t>VideoNoDDRPath]</w:t>
       </w:r>
       <w:r>
         <w:rPr>
@@ -4834,9 +4877,9 @@
             <o:lock v:ext="edit" aspectratio="t"/>
           </v:shapetype>
           <v:shape id="_x0000_i1025" type="#_x0000_t75" style="width:592.25pt;height:355.4pt" o:ole="">
-            <v:imagedata r:id="rId14" o:title=""/>
+            <v:imagedata r:id="rId16" o:title=""/>
           </v:shape>
-          <o:OLEObject Type="Embed" ProgID="Visio.Drawing.15" ShapeID="_x0000_i1025" DrawAspect="Content" ObjectID="_1821804207" r:id="rId15"/>
+          <o:OLEObject Type="Embed" ProgID="Visio.Drawing.15" ShapeID="_x0000_i1025" DrawAspect="Content" ObjectID="_1821806385" r:id="rId17"/>
         </w:object>
       </w:r>
     </w:p>
@@ -4989,7 +5032,7 @@
           <w:iCs/>
           <w:color w:val="000000" w:themeColor="text1"/>
         </w:rPr>
-        <w:t>[</w:t>
+        <w:t>[RVfpgaEL2</w:t>
       </w:r>
       <w:r>
         <w:rPr>
@@ -4998,7 +5041,7 @@
           <w:iCs/>
           <w:color w:val="000000" w:themeColor="text1"/>
         </w:rPr>
-        <w:t>RVfpgaEL2NexysA7DDRPath</w:t>
+        <w:t>Nexys Video</w:t>
       </w:r>
       <w:r>
         <w:rPr>
@@ -5007,7 +5050,7 @@
           <w:iCs/>
           <w:color w:val="000000" w:themeColor="text1"/>
         </w:rPr>
-        <w:t>]</w:t>
+        <w:t>VideoNoDDRPath]</w:t>
       </w:r>
       <w:r>
         <w:rPr>
@@ -5285,7 +5328,7 @@
                     <pic:cNvPicPr/>
                   </pic:nvPicPr>
                   <pic:blipFill>
-                    <a:blip r:embed="rId16">
+                    <a:blip r:embed="rId18">
                       <a:extLst>
                         <a:ext uri="{28A0092B-C50C-407E-A947-70E740481C1C}">
                           <a14:useLocalDpi xmlns:a14="http://schemas.microsoft.com/office/drawing/2010/main" val="0"/>
@@ -5515,7 +5558,7 @@
           <w:noProof/>
         </w:rPr>
         <w:drawing>
-          <wp:inline distT="0" distB="0" distL="0" distR="0" wp14:anchorId="200DCBE3" wp14:editId="3DE36D9A">
+          <wp:inline distT="0" distB="0" distL="0" distR="0" wp14:anchorId="200DCBE3" wp14:editId="6A13B4EB">
             <wp:extent cx="5321300" cy="264709"/>
             <wp:effectExtent l="0" t="0" r="0" b="2540"/>
             <wp:docPr id="1831380640" name="Picture 1"/>
@@ -5530,7 +5573,7 @@
                     <pic:cNvPicPr/>
                   </pic:nvPicPr>
                   <pic:blipFill>
-                    <a:blip r:embed="rId17" cstate="print">
+                    <a:blip r:embed="rId19" cstate="print">
                       <a:extLst>
                         <a:ext uri="{28A0092B-C50C-407E-A947-70E740481C1C}">
                           <a14:useLocalDpi xmlns:a14="http://schemas.microsoft.com/office/drawing/2010/main" val="0"/>
@@ -6042,7 +6085,7 @@
           <w:iCs/>
           <w:color w:val="000000" w:themeColor="text1"/>
         </w:rPr>
-        <w:t>[</w:t>
+        <w:t>[RVfpgaEL2</w:t>
       </w:r>
       <w:r>
         <w:rPr>
@@ -6051,7 +6094,7 @@
           <w:iCs/>
           <w:color w:val="000000" w:themeColor="text1"/>
         </w:rPr>
-        <w:t>RVfpgaEL2NexysA7DDRPath</w:t>
+        <w:t>Nexys Video</w:t>
       </w:r>
       <w:r>
         <w:rPr>
@@ -6060,7 +6103,7 @@
           <w:iCs/>
           <w:color w:val="000000" w:themeColor="text1"/>
         </w:rPr>
-        <w:t>]</w:t>
+        <w:t>VideoNoDDRPath]</w:t>
       </w:r>
       <w:r>
         <w:rPr>
@@ -7289,7 +7332,7 @@
                     <pic:cNvPicPr/>
                   </pic:nvPicPr>
                   <pic:blipFill>
-                    <a:blip r:embed="rId18">
+                    <a:blip r:embed="rId20">
                       <a:extLst>
                         <a:ext uri="{28A0092B-C50C-407E-A947-70E740481C1C}">
                           <a14:useLocalDpi xmlns:a14="http://schemas.microsoft.com/office/drawing/2010/main" val="0"/>
@@ -7442,7 +7485,7 @@
       <w:pPr>
         <w:ind w:left="3600" w:firstLine="720"/>
         <w:sectPr>
-          <w:headerReference w:type="default" r:id="rId19"/>
+          <w:headerReference w:type="default" r:id="rId21"/>
           <w:pgSz w:w="16838" w:h="11906" w:orient="landscape"/>
           <w:pgMar w:top="1440" w:right="1797" w:bottom="1440" w:left="1440" w:header="709" w:footer="391" w:gutter="0"/>
           <w:cols w:space="720"/>
@@ -9188,7 +9231,7 @@
           <w:iCs/>
           <w:color w:val="000000" w:themeColor="text1"/>
         </w:rPr>
-        <w:t>[</w:t>
+        <w:t>[RVfpgaEL2</w:t>
       </w:r>
       <w:r>
         <w:rPr>
@@ -9197,7 +9240,7 @@
           <w:iCs/>
           <w:color w:val="000000" w:themeColor="text1"/>
         </w:rPr>
-        <w:t>RVfpgaEL2NexysA7DDRPath</w:t>
+        <w:t>Nexys Video</w:t>
       </w:r>
       <w:r>
         <w:rPr>
@@ -9206,7 +9249,7 @@
           <w:iCs/>
           <w:color w:val="000000" w:themeColor="text1"/>
         </w:rPr>
-        <w:t>]</w:t>
+        <w:t>VideoNoDDRPath]</w:t>
       </w:r>
       <w:r>
         <w:rPr>
@@ -9286,7 +9329,7 @@
                     <pic:cNvPicPr/>
                   </pic:nvPicPr>
                   <pic:blipFill>
-                    <a:blip r:embed="rId20">
+                    <a:blip r:embed="rId22">
                       <a:extLst>
                         <a:ext uri="{28A0092B-C50C-407E-A947-70E740481C1C}">
                           <a14:useLocalDpi xmlns:a14="http://schemas.microsoft.com/office/drawing/2010/main" val="0"/>
@@ -9429,7 +9472,7 @@
       <w:pPr>
         <w:ind w:left="3600" w:firstLine="720"/>
         <w:sectPr>
-          <w:headerReference w:type="default" r:id="rId21"/>
+          <w:headerReference w:type="default" r:id="rId23"/>
           <w:pgSz w:w="16838" w:h="11906" w:orient="landscape"/>
           <w:pgMar w:top="1440" w:right="1797" w:bottom="1440" w:left="1440" w:header="709" w:footer="391" w:gutter="0"/>
           <w:cols w:space="720"/>
@@ -10945,7 +10988,7 @@
         </w:rPr>
         <w:t xml:space="preserve">, which you can find online at: </w:t>
       </w:r>
-      <w:hyperlink r:id="rId22" w:history="1">
+      <w:hyperlink r:id="rId24" w:history="1">
         <w:r>
           <w:rPr>
             <w:rStyle w:val="af5"/>
@@ -11599,7 +11642,7 @@
                     <pic:cNvPicPr/>
                   </pic:nvPicPr>
                   <pic:blipFill>
-                    <a:blip r:embed="rId23">
+                    <a:blip r:embed="rId25">
                       <a:extLst>
                         <a:ext uri="{28A0092B-C50C-407E-A947-70E740481C1C}">
                           <a14:useLocalDpi xmlns:a14="http://schemas.microsoft.com/office/drawing/2010/main" val="0"/>
@@ -12327,7 +12370,7 @@
                     <pic:cNvPicPr/>
                   </pic:nvPicPr>
                   <pic:blipFill>
-                    <a:blip r:embed="rId24">
+                    <a:blip r:embed="rId26">
                       <a:extLst>
                         <a:ext uri="{28A0092B-C50C-407E-A947-70E740481C1C}">
                           <a14:useLocalDpi xmlns:a14="http://schemas.microsoft.com/office/drawing/2010/main" val="0"/>
@@ -12760,7 +12803,7 @@
           <w:iCs/>
           <w:color w:val="000000" w:themeColor="text1"/>
         </w:rPr>
-        <w:t>[</w:t>
+        <w:t>[RVfpgaEL2</w:t>
       </w:r>
       <w:r>
         <w:rPr>
@@ -12769,7 +12812,7 @@
           <w:iCs/>
           <w:color w:val="000000" w:themeColor="text1"/>
         </w:rPr>
-        <w:t>RVfpgaEL2NexysA7DDRPath</w:t>
+        <w:t>Nexys Video</w:t>
       </w:r>
       <w:r>
         <w:rPr>
@@ -12778,7 +12821,7 @@
           <w:iCs/>
           <w:color w:val="000000" w:themeColor="text1"/>
         </w:rPr>
-        <w:t>]</w:t>
+        <w:t>VideoNoDDRPath]</w:t>
       </w:r>
       <w:r>
         <w:rPr>
@@ -13696,9 +13739,9 @@
       <w:r>
         <w:object w:dxaOrig="16211" w:dyaOrig="8545" w14:anchorId="37384FF7">
           <v:shape id="_x0000_i1026" type="#_x0000_t75" style="width:450.7pt;height:237.55pt" o:ole="">
-            <v:imagedata r:id="rId25" o:title=""/>
+            <v:imagedata r:id="rId27" o:title=""/>
           </v:shape>
-          <o:OLEObject Type="Embed" ProgID="Visio.Drawing.15" ShapeID="_x0000_i1026" DrawAspect="Content" ObjectID="_1821804208" r:id="rId26"/>
+          <o:OLEObject Type="Embed" ProgID="Visio.Drawing.15" ShapeID="_x0000_i1026" DrawAspect="Content" ObjectID="_1821806386" r:id="rId28"/>
         </w:object>
       </w:r>
     </w:p>
@@ -14000,547 +14043,6 @@
             <wp:extent cx="7378212" cy="876163"/>
             <wp:effectExtent l="0" t="0" r="0" b="0"/>
             <wp:docPr id="1273280821" name="Picture 1273280821"/>
-            <wp:cNvGraphicFramePr>
-              <a:graphicFrameLocks xmlns:a="http://schemas.openxmlformats.org/drawingml/2006/main" noChangeAspect="1"/>
-            </wp:cNvGraphicFramePr>
-            <a:graphic xmlns:a="http://schemas.openxmlformats.org/drawingml/2006/main">
-              <a:graphicData uri="http://schemas.openxmlformats.org/drawingml/2006/picture">
-                <pic:pic xmlns:pic="http://schemas.openxmlformats.org/drawingml/2006/picture">
-                  <pic:nvPicPr>
-                    <pic:cNvPr id="0" name=""/>
-                    <pic:cNvPicPr/>
-                  </pic:nvPicPr>
-                  <pic:blipFill>
-                    <a:blip r:embed="rId27">
-                      <a:extLst>
-                        <a:ext uri="{28A0092B-C50C-407E-A947-70E740481C1C}">
-                          <a14:useLocalDpi xmlns:a14="http://schemas.microsoft.com/office/drawing/2010/main" val="0"/>
-                        </a:ext>
-                      </a:extLst>
-                    </a:blip>
-                    <a:stretch>
-                      <a:fillRect/>
-                    </a:stretch>
-                  </pic:blipFill>
-                  <pic:spPr>
-                    <a:xfrm>
-                      <a:off x="0" y="0"/>
-                      <a:ext cx="7378212" cy="876163"/>
-                    </a:xfrm>
-                    <a:prstGeom prst="rect">
-                      <a:avLst/>
-                    </a:prstGeom>
-                  </pic:spPr>
-                </pic:pic>
-              </a:graphicData>
-            </a:graphic>
-          </wp:inline>
-        </w:drawing>
-      </w:r>
-    </w:p>
-    <w:p>
-      <w:pPr>
-        <w:pStyle w:val="a6"/>
-        <w:jc w:val="center"/>
-        <w:rPr>
-          <w:rFonts w:eastAsia="Arial" w:cs="Arial"/>
-        </w:rPr>
-      </w:pPr>
-      <w:bookmarkStart w:id="16" w:name="_Ref83667313"/>
-      <w:r>
-        <w:t xml:space="preserve">Figure </w:t>
-      </w:r>
-      <w:r>
-        <w:fldChar w:fldCharType="begin"/>
-      </w:r>
-      <w:r>
-        <w:instrText>SEQ Figure \* ARABIC</w:instrText>
-      </w:r>
-      <w:r>
-        <w:fldChar w:fldCharType="separate"/>
-      </w:r>
-      <w:r>
-        <w:rPr>
-          <w:noProof/>
-        </w:rPr>
-        <w:t>12</w:t>
-      </w:r>
-      <w:r>
-        <w:fldChar w:fldCharType="end"/>
-      </w:r>
-      <w:bookmarkEnd w:id="16"/>
-      <w:r>
-        <w:t xml:space="preserve">. </w:t>
-      </w:r>
-      <w:r>
-        <w:t xml:space="preserve">LRU state of </w:t>
-      </w:r>
-      <w:r>
-        <w:t xml:space="preserve">the accessed </w:t>
-      </w:r>
-      <w:r>
-        <w:t>set after executi</w:t>
-      </w:r>
-      <w:r>
-        <w:t xml:space="preserve">ng </w:t>
-      </w:r>
-      <w:r>
-        <w:t xml:space="preserve">the first </w:t>
-      </w:r>
-      <w:r>
-        <w:rPr>
-          <w:rFonts w:ascii="Courier New" w:hAnsi="Courier New" w:cs="Courier New"/>
-        </w:rPr>
-        <w:t>j</w:t>
-      </w:r>
-      <w:r>
-        <w:t xml:space="preserve"> instruction</w:t>
-      </w:r>
-    </w:p>
-    <w:p/>
-    <w:p>
-      <w:r>
-        <w:fldChar w:fldCharType="begin"/>
-      </w:r>
-      <w:r>
-        <w:instrText xml:space="preserve"> REF _Ref83667940 \h </w:instrText>
-      </w:r>
-      <w:r>
-        <w:fldChar w:fldCharType="separate"/>
-      </w:r>
-      <w:r>
-        <w:t xml:space="preserve">Figure </w:t>
-      </w:r>
-      <w:r>
-        <w:rPr>
-          <w:noProof/>
-        </w:rPr>
-        <w:t>13</w:t>
-      </w:r>
-      <w:r>
-        <w:fldChar w:fldCharType="end"/>
-      </w:r>
-      <w:r>
-        <w:t xml:space="preserve"> </w:t>
-      </w:r>
-      <w:r>
-        <w:t xml:space="preserve">shows the simulation of the program after executing the second </w:t>
-      </w:r>
-      <w:r>
-        <w:rPr>
-          <w:rFonts w:ascii="Courier New" w:hAnsi="Courier New" w:cs="Courier New"/>
-        </w:rPr>
-        <w:t>j</w:t>
-      </w:r>
-      <w:r>
-        <w:t xml:space="preserve"> instruction (</w:t>
-      </w:r>
-      <w:r>
-        <w:rPr>
-          <w:rFonts w:ascii="Courier New" w:hAnsi="Courier New" w:cs="Courier New"/>
-        </w:rPr>
-        <w:t>j Block3</w:t>
-      </w:r>
-      <w:r>
-        <w:t>), which is mapped to address 0x1</w:t>
-      </w:r>
-      <w:r>
-        <w:t>5</w:t>
-      </w:r>
-      <w:r>
-        <w:t>00. An I$ miss is detected (</w:t>
-      </w:r>
-      <w:r>
-        <w:rPr>
-          <w:rFonts w:ascii="Courier New" w:hAnsi="Courier New" w:cs="Courier New"/>
-        </w:rPr>
-        <w:t>ic_act_miss_f</w:t>
-      </w:r>
-      <w:r>
-        <w:t xml:space="preserve"> = 1), and the block is requested from Main Memory in 64-bit chunks (see signals </w:t>
-      </w:r>
-      <w:r>
-        <w:rPr>
-          <w:rFonts w:ascii="Courier New" w:hAnsi="Courier New" w:cs="Courier New"/>
-        </w:rPr>
-        <w:t>ifu_axi_arvalid</w:t>
-      </w:r>
-      <w:r>
-        <w:t xml:space="preserve"> and </w:t>
-      </w:r>
-      <w:r>
-        <w:rPr>
-          <w:rFonts w:ascii="Courier New" w:hAnsi="Courier New" w:cs="Courier New"/>
-        </w:rPr>
-        <w:t>ifu_axi_araddr</w:t>
-      </w:r>
-      <w:r>
-        <w:t xml:space="preserve">) and then written into the I$ (see signal </w:t>
-      </w:r>
-      <w:r>
-        <w:rPr>
-          <w:rFonts w:ascii="Courier New" w:hAnsi="Courier New" w:cs="Courier New"/>
-        </w:rPr>
-        <w:t>ic_wr_en</w:t>
-      </w:r>
-      <w:r>
-        <w:t>).</w:t>
-      </w:r>
-    </w:p>
-    <w:p/>
-    <w:p>
-      <w:r>
-        <w:t xml:space="preserve">The set is </w:t>
-      </w:r>
-      <w:r>
-        <w:t>not</w:t>
-      </w:r>
-      <w:r>
-        <w:t xml:space="preserve"> empty</w:t>
-      </w:r>
-      <w:r>
-        <w:t>, but Way 1 is not valid</w:t>
-      </w:r>
-      <w:r>
-        <w:t xml:space="preserve">: </w:t>
-      </w:r>
-      <w:r>
-        <w:rPr>
-          <w:rFonts w:ascii="Courier New" w:hAnsi="Courier New" w:cs="Courier New"/>
-        </w:rPr>
-        <w:t>tagv_mb_ff</w:t>
-      </w:r>
-      <w:r>
-        <w:t xml:space="preserve"> = 0</w:t>
-      </w:r>
-      <w:r>
-        <w:t>1</w:t>
-      </w:r>
-      <w:r>
-        <w:t xml:space="preserve">. Thus, according to the Binary Tree LRU policy, the new block must be written in Way </w:t>
-      </w:r>
-      <w:r>
-        <w:t>1</w:t>
-      </w:r>
-      <w:r>
-        <w:t xml:space="preserve">: </w:t>
-      </w:r>
-      <w:r>
-        <w:rPr>
-          <w:rFonts w:ascii="Courier New" w:hAnsi="Courier New" w:cs="Courier New"/>
-        </w:rPr>
-        <w:t>replace_way_mb_any</w:t>
-      </w:r>
-      <w:r>
-        <w:t xml:space="preserve"> = </w:t>
-      </w:r>
-      <w:r>
-        <w:t>10</w:t>
-      </w:r>
-      <w:r>
-        <w:t xml:space="preserve">. The LRU state of the set is updated as follows: </w:t>
-      </w:r>
-      <w:r>
-        <w:rPr>
-          <w:rFonts w:ascii="Courier New" w:hAnsi="Courier New" w:cs="Courier New"/>
-        </w:rPr>
-        <w:t>way_status_new</w:t>
-      </w:r>
-      <w:r>
-        <w:t xml:space="preserve"> = </w:t>
-      </w:r>
-      <w:r>
-        <w:t>0</w:t>
-      </w:r>
-      <w:r>
-        <w:t>.</w:t>
-      </w:r>
-    </w:p>
-    <w:p/>
-    <w:p>
-      <w:pPr>
-        <w:ind w:left="-1260"/>
-        <w:jc w:val="center"/>
-      </w:pPr>
-      <w:r>
-        <w:rPr>
-          <w:noProof/>
-        </w:rPr>
-        <w:drawing>
-          <wp:inline distT="0" distB="0" distL="0" distR="0" wp14:anchorId="1115752D" wp14:editId="3364A998">
-            <wp:extent cx="7304942" cy="852244"/>
-            <wp:effectExtent l="0" t="0" r="0" b="0"/>
-            <wp:docPr id="687796246" name="Picture 687796246"/>
-            <wp:cNvGraphicFramePr>
-              <a:graphicFrameLocks xmlns:a="http://schemas.openxmlformats.org/drawingml/2006/main" noChangeAspect="1"/>
-            </wp:cNvGraphicFramePr>
-            <a:graphic xmlns:a="http://schemas.openxmlformats.org/drawingml/2006/main">
-              <a:graphicData uri="http://schemas.openxmlformats.org/drawingml/2006/picture">
-                <pic:pic xmlns:pic="http://schemas.openxmlformats.org/drawingml/2006/picture">
-                  <pic:nvPicPr>
-                    <pic:cNvPr id="0" name=""/>
-                    <pic:cNvPicPr/>
-                  </pic:nvPicPr>
-                  <pic:blipFill>
-                    <a:blip r:embed="rId28">
-                      <a:extLst>
-                        <a:ext uri="{28A0092B-C50C-407E-A947-70E740481C1C}">
-                          <a14:useLocalDpi xmlns:a14="http://schemas.microsoft.com/office/drawing/2010/main" val="0"/>
-                        </a:ext>
-                      </a:extLst>
-                    </a:blip>
-                    <a:stretch>
-                      <a:fillRect/>
-                    </a:stretch>
-                  </pic:blipFill>
-                  <pic:spPr>
-                    <a:xfrm>
-                      <a:off x="0" y="0"/>
-                      <a:ext cx="7304942" cy="852244"/>
-                    </a:xfrm>
-                    <a:prstGeom prst="rect">
-                      <a:avLst/>
-                    </a:prstGeom>
-                  </pic:spPr>
-                </pic:pic>
-              </a:graphicData>
-            </a:graphic>
-          </wp:inline>
-        </w:drawing>
-      </w:r>
-    </w:p>
-    <w:p>
-      <w:pPr>
-        <w:pStyle w:val="a6"/>
-        <w:jc w:val="center"/>
-        <w:rPr>
-          <w:rFonts w:eastAsia="Arial" w:cs="Arial"/>
-        </w:rPr>
-      </w:pPr>
-      <w:bookmarkStart w:id="17" w:name="_Ref83667940"/>
-      <w:r>
-        <w:t xml:space="preserve">Figure </w:t>
-      </w:r>
-      <w:r>
-        <w:fldChar w:fldCharType="begin"/>
-      </w:r>
-      <w:r>
-        <w:instrText>SEQ Figure \* ARABIC</w:instrText>
-      </w:r>
-      <w:r>
-        <w:fldChar w:fldCharType="separate"/>
-      </w:r>
-      <w:r>
-        <w:rPr>
-          <w:noProof/>
-        </w:rPr>
-        <w:t>13</w:t>
-      </w:r>
-      <w:r>
-        <w:fldChar w:fldCharType="end"/>
-      </w:r>
-      <w:bookmarkEnd w:id="17"/>
-      <w:r>
-        <w:t xml:space="preserve">. LRU state of </w:t>
-      </w:r>
-      <w:r>
-        <w:t xml:space="preserve">the accessed </w:t>
-      </w:r>
-      <w:r>
-        <w:t>set after execut</w:t>
-      </w:r>
-      <w:r>
-        <w:t>ing</w:t>
-      </w:r>
-      <w:r>
-        <w:t xml:space="preserve"> the second </w:t>
-      </w:r>
-      <w:r>
-        <w:rPr>
-          <w:rFonts w:ascii="Courier New" w:hAnsi="Courier New" w:cs="Courier New"/>
-        </w:rPr>
-        <w:t>j</w:t>
-      </w:r>
-      <w:r>
-        <w:t xml:space="preserve"> instruction</w:t>
-      </w:r>
-    </w:p>
-    <w:p/>
-    <w:p/>
-    <w:p>
-      <w:r>
-        <w:fldChar w:fldCharType="begin"/>
-      </w:r>
-      <w:r>
-        <w:instrText xml:space="preserve"> REF _Ref83668280 \h </w:instrText>
-      </w:r>
-      <w:r>
-        <w:fldChar w:fldCharType="separate"/>
-      </w:r>
-      <w:r>
-        <w:t xml:space="preserve">Figure </w:t>
-      </w:r>
-      <w:r>
-        <w:rPr>
-          <w:noProof/>
-        </w:rPr>
-        <w:t>14</w:t>
-      </w:r>
-      <w:r>
-        <w:fldChar w:fldCharType="end"/>
-      </w:r>
-      <w:r>
-        <w:t xml:space="preserve"> </w:t>
-      </w:r>
-      <w:r>
-        <w:t xml:space="preserve">shows the simulation of the program after executing the third </w:t>
-      </w:r>
-      <w:r>
-        <w:rPr>
-          <w:rFonts w:ascii="Courier New" w:hAnsi="Courier New" w:cs="Courier New"/>
-        </w:rPr>
-        <w:t>j</w:t>
-      </w:r>
-      <w:r>
-        <w:t xml:space="preserve"> instruction (</w:t>
-      </w:r>
-      <w:r>
-        <w:rPr>
-          <w:rFonts w:ascii="Courier New" w:hAnsi="Courier New" w:cs="Courier New"/>
-        </w:rPr>
-        <w:t>j Block1</w:t>
-      </w:r>
-      <w:r>
-        <w:t>), which is mapped to address 0x2</w:t>
-      </w:r>
-      <w:r>
-        <w:t>5</w:t>
-      </w:r>
-      <w:r>
-        <w:t>00. An I$ miss is detected (</w:t>
-      </w:r>
-      <w:r>
-        <w:rPr>
-          <w:rFonts w:ascii="Courier New" w:hAnsi="Courier New" w:cs="Courier New"/>
-        </w:rPr>
-        <w:t>ic_act_miss_f</w:t>
-      </w:r>
-      <w:r>
-        <w:t xml:space="preserve"> = 1), and the block is requested from Main Memory in 64-bit chunks (see signals </w:t>
-      </w:r>
-      <w:r>
-        <w:rPr>
-          <w:rFonts w:ascii="Courier New" w:hAnsi="Courier New" w:cs="Courier New"/>
-        </w:rPr>
-        <w:t>ifu_axi_arvalid</w:t>
-      </w:r>
-      <w:r>
-        <w:t xml:space="preserve"> and </w:t>
-      </w:r>
-      <w:r>
-        <w:rPr>
-          <w:rFonts w:ascii="Courier New" w:hAnsi="Courier New" w:cs="Courier New"/>
-        </w:rPr>
-        <w:t>ifu_axi_araddr</w:t>
-      </w:r>
-      <w:r>
-        <w:t xml:space="preserve">) and then written into the I$ (see signal </w:t>
-      </w:r>
-      <w:r>
-        <w:rPr>
-          <w:rFonts w:ascii="Courier New" w:hAnsi="Courier New" w:cs="Courier New"/>
-        </w:rPr>
-        <w:t>ic_wr_en</w:t>
-      </w:r>
-      <w:r>
-        <w:t>).</w:t>
-      </w:r>
-    </w:p>
-    <w:p/>
-    <w:p>
-      <w:pPr>
-        <w:rPr>
-          <w:noProof/>
-          <w:lang w:eastAsia="es-ES"/>
-        </w:rPr>
-      </w:pPr>
-      <w:r>
-        <w:t xml:space="preserve">The set is full: </w:t>
-      </w:r>
-      <w:r>
-        <w:rPr>
-          <w:rFonts w:ascii="Courier New" w:hAnsi="Courier New" w:cs="Courier New"/>
-        </w:rPr>
-        <w:t>tagv_mb_ff</w:t>
-      </w:r>
-      <w:r>
-        <w:t xml:space="preserve"> = 11. Thus, according to the Binary Tree LRU policy, the new block must be written in Way </w:t>
-      </w:r>
-      <w:r>
-        <w:t>0</w:t>
-      </w:r>
-      <w:r>
-        <w:t xml:space="preserve">: </w:t>
-      </w:r>
-      <w:r>
-        <w:rPr>
-          <w:rFonts w:ascii="Courier New" w:hAnsi="Courier New" w:cs="Courier New"/>
-        </w:rPr>
-        <w:t>replace_way_mb_any</w:t>
-      </w:r>
-      <w:r>
-        <w:t xml:space="preserve"> = </w:t>
-      </w:r>
-      <w:r>
-        <w:t>0</w:t>
-      </w:r>
-      <w:r>
-        <w:t xml:space="preserve">1. The LRU state of the set is updated as follows: </w:t>
-      </w:r>
-      <w:r>
-        <w:rPr>
-          <w:rFonts w:ascii="Courier New" w:hAnsi="Courier New" w:cs="Courier New"/>
-        </w:rPr>
-        <w:t>way_status_new</w:t>
-      </w:r>
-      <w:r>
-        <w:t xml:space="preserve"> = </w:t>
-      </w:r>
-      <w:r>
-        <w:t>1</w:t>
-      </w:r>
-      <w:r>
-        <w:t>.</w:t>
-      </w:r>
-    </w:p>
-    <w:p>
-      <w:pPr>
-        <w:rPr>
-          <w:noProof/>
-          <w:lang w:eastAsia="es-ES"/>
-        </w:rPr>
-      </w:pPr>
-      <w:r>
-        <w:rPr>
-          <w:noProof/>
-          <w:lang w:eastAsia="es-ES"/>
-        </w:rPr>
-        <w:t xml:space="preserve"> </w:t>
-      </w:r>
-    </w:p>
-    <w:p>
-      <w:pPr>
-        <w:ind w:left="-1260"/>
-      </w:pPr>
-      <w:r>
-        <w:rPr>
-          <w:noProof/>
-        </w:rPr>
-        <w:drawing>
-          <wp:inline distT="0" distB="0" distL="0" distR="0" wp14:anchorId="2456BE6C" wp14:editId="1373BEA9">
-            <wp:extent cx="7370885" cy="875293"/>
-            <wp:effectExtent l="0" t="0" r="0" b="0"/>
-            <wp:docPr id="1259422993" name="Picture 1259422993"/>
             <wp:cNvGraphicFramePr>
               <a:graphicFrameLocks xmlns:a="http://schemas.openxmlformats.org/drawingml/2006/main" noChangeAspect="1"/>
             </wp:cNvGraphicFramePr>
@@ -14566,6 +14068,547 @@
                   <pic:spPr>
                     <a:xfrm>
                       <a:off x="0" y="0"/>
+                      <a:ext cx="7378212" cy="876163"/>
+                    </a:xfrm>
+                    <a:prstGeom prst="rect">
+                      <a:avLst/>
+                    </a:prstGeom>
+                  </pic:spPr>
+                </pic:pic>
+              </a:graphicData>
+            </a:graphic>
+          </wp:inline>
+        </w:drawing>
+      </w:r>
+    </w:p>
+    <w:p>
+      <w:pPr>
+        <w:pStyle w:val="a6"/>
+        <w:jc w:val="center"/>
+        <w:rPr>
+          <w:rFonts w:eastAsia="Arial" w:cs="Arial"/>
+        </w:rPr>
+      </w:pPr>
+      <w:bookmarkStart w:id="16" w:name="_Ref83667313"/>
+      <w:r>
+        <w:t xml:space="preserve">Figure </w:t>
+      </w:r>
+      <w:r>
+        <w:fldChar w:fldCharType="begin"/>
+      </w:r>
+      <w:r>
+        <w:instrText>SEQ Figure \* ARABIC</w:instrText>
+      </w:r>
+      <w:r>
+        <w:fldChar w:fldCharType="separate"/>
+      </w:r>
+      <w:r>
+        <w:rPr>
+          <w:noProof/>
+        </w:rPr>
+        <w:t>12</w:t>
+      </w:r>
+      <w:r>
+        <w:fldChar w:fldCharType="end"/>
+      </w:r>
+      <w:bookmarkEnd w:id="16"/>
+      <w:r>
+        <w:t xml:space="preserve">. </w:t>
+      </w:r>
+      <w:r>
+        <w:t xml:space="preserve">LRU state of </w:t>
+      </w:r>
+      <w:r>
+        <w:t xml:space="preserve">the accessed </w:t>
+      </w:r>
+      <w:r>
+        <w:t>set after executi</w:t>
+      </w:r>
+      <w:r>
+        <w:t xml:space="preserve">ng </w:t>
+      </w:r>
+      <w:r>
+        <w:t xml:space="preserve">the first </w:t>
+      </w:r>
+      <w:r>
+        <w:rPr>
+          <w:rFonts w:ascii="Courier New" w:hAnsi="Courier New" w:cs="Courier New"/>
+        </w:rPr>
+        <w:t>j</w:t>
+      </w:r>
+      <w:r>
+        <w:t xml:space="preserve"> instruction</w:t>
+      </w:r>
+    </w:p>
+    <w:p/>
+    <w:p>
+      <w:r>
+        <w:fldChar w:fldCharType="begin"/>
+      </w:r>
+      <w:r>
+        <w:instrText xml:space="preserve"> REF _Ref83667940 \h </w:instrText>
+      </w:r>
+      <w:r>
+        <w:fldChar w:fldCharType="separate"/>
+      </w:r>
+      <w:r>
+        <w:t xml:space="preserve">Figure </w:t>
+      </w:r>
+      <w:r>
+        <w:rPr>
+          <w:noProof/>
+        </w:rPr>
+        <w:t>13</w:t>
+      </w:r>
+      <w:r>
+        <w:fldChar w:fldCharType="end"/>
+      </w:r>
+      <w:r>
+        <w:t xml:space="preserve"> </w:t>
+      </w:r>
+      <w:r>
+        <w:t xml:space="preserve">shows the simulation of the program after executing the second </w:t>
+      </w:r>
+      <w:r>
+        <w:rPr>
+          <w:rFonts w:ascii="Courier New" w:hAnsi="Courier New" w:cs="Courier New"/>
+        </w:rPr>
+        <w:t>j</w:t>
+      </w:r>
+      <w:r>
+        <w:t xml:space="preserve"> instruction (</w:t>
+      </w:r>
+      <w:r>
+        <w:rPr>
+          <w:rFonts w:ascii="Courier New" w:hAnsi="Courier New" w:cs="Courier New"/>
+        </w:rPr>
+        <w:t>j Block3</w:t>
+      </w:r>
+      <w:r>
+        <w:t>), which is mapped to address 0x1</w:t>
+      </w:r>
+      <w:r>
+        <w:t>5</w:t>
+      </w:r>
+      <w:r>
+        <w:t>00. An I$ miss is detected (</w:t>
+      </w:r>
+      <w:r>
+        <w:rPr>
+          <w:rFonts w:ascii="Courier New" w:hAnsi="Courier New" w:cs="Courier New"/>
+        </w:rPr>
+        <w:t>ic_act_miss_f</w:t>
+      </w:r>
+      <w:r>
+        <w:t xml:space="preserve"> = 1), and the block is requested from Main Memory in 64-bit chunks (see signals </w:t>
+      </w:r>
+      <w:r>
+        <w:rPr>
+          <w:rFonts w:ascii="Courier New" w:hAnsi="Courier New" w:cs="Courier New"/>
+        </w:rPr>
+        <w:t>ifu_axi_arvalid</w:t>
+      </w:r>
+      <w:r>
+        <w:t xml:space="preserve"> and </w:t>
+      </w:r>
+      <w:r>
+        <w:rPr>
+          <w:rFonts w:ascii="Courier New" w:hAnsi="Courier New" w:cs="Courier New"/>
+        </w:rPr>
+        <w:t>ifu_axi_araddr</w:t>
+      </w:r>
+      <w:r>
+        <w:t xml:space="preserve">) and then written into the I$ (see signal </w:t>
+      </w:r>
+      <w:r>
+        <w:rPr>
+          <w:rFonts w:ascii="Courier New" w:hAnsi="Courier New" w:cs="Courier New"/>
+        </w:rPr>
+        <w:t>ic_wr_en</w:t>
+      </w:r>
+      <w:r>
+        <w:t>).</w:t>
+      </w:r>
+    </w:p>
+    <w:p/>
+    <w:p>
+      <w:r>
+        <w:t xml:space="preserve">The set is </w:t>
+      </w:r>
+      <w:r>
+        <w:t>not</w:t>
+      </w:r>
+      <w:r>
+        <w:t xml:space="preserve"> empty</w:t>
+      </w:r>
+      <w:r>
+        <w:t>, but Way 1 is not valid</w:t>
+      </w:r>
+      <w:r>
+        <w:t xml:space="preserve">: </w:t>
+      </w:r>
+      <w:r>
+        <w:rPr>
+          <w:rFonts w:ascii="Courier New" w:hAnsi="Courier New" w:cs="Courier New"/>
+        </w:rPr>
+        <w:t>tagv_mb_ff</w:t>
+      </w:r>
+      <w:r>
+        <w:t xml:space="preserve"> = 0</w:t>
+      </w:r>
+      <w:r>
+        <w:t>1</w:t>
+      </w:r>
+      <w:r>
+        <w:t xml:space="preserve">. Thus, according to the Binary Tree LRU policy, the new block must be written in Way </w:t>
+      </w:r>
+      <w:r>
+        <w:t>1</w:t>
+      </w:r>
+      <w:r>
+        <w:t xml:space="preserve">: </w:t>
+      </w:r>
+      <w:r>
+        <w:rPr>
+          <w:rFonts w:ascii="Courier New" w:hAnsi="Courier New" w:cs="Courier New"/>
+        </w:rPr>
+        <w:t>replace_way_mb_any</w:t>
+      </w:r>
+      <w:r>
+        <w:t xml:space="preserve"> = </w:t>
+      </w:r>
+      <w:r>
+        <w:t>10</w:t>
+      </w:r>
+      <w:r>
+        <w:t xml:space="preserve">. The LRU state of the set is updated as follows: </w:t>
+      </w:r>
+      <w:r>
+        <w:rPr>
+          <w:rFonts w:ascii="Courier New" w:hAnsi="Courier New" w:cs="Courier New"/>
+        </w:rPr>
+        <w:t>way_status_new</w:t>
+      </w:r>
+      <w:r>
+        <w:t xml:space="preserve"> = </w:t>
+      </w:r>
+      <w:r>
+        <w:t>0</w:t>
+      </w:r>
+      <w:r>
+        <w:t>.</w:t>
+      </w:r>
+    </w:p>
+    <w:p/>
+    <w:p>
+      <w:pPr>
+        <w:ind w:left="-1260"/>
+        <w:jc w:val="center"/>
+      </w:pPr>
+      <w:r>
+        <w:rPr>
+          <w:noProof/>
+        </w:rPr>
+        <w:drawing>
+          <wp:inline distT="0" distB="0" distL="0" distR="0" wp14:anchorId="1115752D" wp14:editId="3364A998">
+            <wp:extent cx="7304942" cy="852244"/>
+            <wp:effectExtent l="0" t="0" r="0" b="0"/>
+            <wp:docPr id="687796246" name="Picture 687796246"/>
+            <wp:cNvGraphicFramePr>
+              <a:graphicFrameLocks xmlns:a="http://schemas.openxmlformats.org/drawingml/2006/main" noChangeAspect="1"/>
+            </wp:cNvGraphicFramePr>
+            <a:graphic xmlns:a="http://schemas.openxmlformats.org/drawingml/2006/main">
+              <a:graphicData uri="http://schemas.openxmlformats.org/drawingml/2006/picture">
+                <pic:pic xmlns:pic="http://schemas.openxmlformats.org/drawingml/2006/picture">
+                  <pic:nvPicPr>
+                    <pic:cNvPr id="0" name=""/>
+                    <pic:cNvPicPr/>
+                  </pic:nvPicPr>
+                  <pic:blipFill>
+                    <a:blip r:embed="rId30">
+                      <a:extLst>
+                        <a:ext uri="{28A0092B-C50C-407E-A947-70E740481C1C}">
+                          <a14:useLocalDpi xmlns:a14="http://schemas.microsoft.com/office/drawing/2010/main" val="0"/>
+                        </a:ext>
+                      </a:extLst>
+                    </a:blip>
+                    <a:stretch>
+                      <a:fillRect/>
+                    </a:stretch>
+                  </pic:blipFill>
+                  <pic:spPr>
+                    <a:xfrm>
+                      <a:off x="0" y="0"/>
+                      <a:ext cx="7304942" cy="852244"/>
+                    </a:xfrm>
+                    <a:prstGeom prst="rect">
+                      <a:avLst/>
+                    </a:prstGeom>
+                  </pic:spPr>
+                </pic:pic>
+              </a:graphicData>
+            </a:graphic>
+          </wp:inline>
+        </w:drawing>
+      </w:r>
+    </w:p>
+    <w:p>
+      <w:pPr>
+        <w:pStyle w:val="a6"/>
+        <w:jc w:val="center"/>
+        <w:rPr>
+          <w:rFonts w:eastAsia="Arial" w:cs="Arial"/>
+        </w:rPr>
+      </w:pPr>
+      <w:bookmarkStart w:id="17" w:name="_Ref83667940"/>
+      <w:r>
+        <w:t xml:space="preserve">Figure </w:t>
+      </w:r>
+      <w:r>
+        <w:fldChar w:fldCharType="begin"/>
+      </w:r>
+      <w:r>
+        <w:instrText>SEQ Figure \* ARABIC</w:instrText>
+      </w:r>
+      <w:r>
+        <w:fldChar w:fldCharType="separate"/>
+      </w:r>
+      <w:r>
+        <w:rPr>
+          <w:noProof/>
+        </w:rPr>
+        <w:t>13</w:t>
+      </w:r>
+      <w:r>
+        <w:fldChar w:fldCharType="end"/>
+      </w:r>
+      <w:bookmarkEnd w:id="17"/>
+      <w:r>
+        <w:t xml:space="preserve">. LRU state of </w:t>
+      </w:r>
+      <w:r>
+        <w:t xml:space="preserve">the accessed </w:t>
+      </w:r>
+      <w:r>
+        <w:t>set after execut</w:t>
+      </w:r>
+      <w:r>
+        <w:t>ing</w:t>
+      </w:r>
+      <w:r>
+        <w:t xml:space="preserve"> the second </w:t>
+      </w:r>
+      <w:r>
+        <w:rPr>
+          <w:rFonts w:ascii="Courier New" w:hAnsi="Courier New" w:cs="Courier New"/>
+        </w:rPr>
+        <w:t>j</w:t>
+      </w:r>
+      <w:r>
+        <w:t xml:space="preserve"> instruction</w:t>
+      </w:r>
+    </w:p>
+    <w:p/>
+    <w:p/>
+    <w:p>
+      <w:r>
+        <w:fldChar w:fldCharType="begin"/>
+      </w:r>
+      <w:r>
+        <w:instrText xml:space="preserve"> REF _Ref83668280 \h </w:instrText>
+      </w:r>
+      <w:r>
+        <w:fldChar w:fldCharType="separate"/>
+      </w:r>
+      <w:r>
+        <w:t xml:space="preserve">Figure </w:t>
+      </w:r>
+      <w:r>
+        <w:rPr>
+          <w:noProof/>
+        </w:rPr>
+        <w:t>14</w:t>
+      </w:r>
+      <w:r>
+        <w:fldChar w:fldCharType="end"/>
+      </w:r>
+      <w:r>
+        <w:t xml:space="preserve"> </w:t>
+      </w:r>
+      <w:r>
+        <w:t xml:space="preserve">shows the simulation of the program after executing the third </w:t>
+      </w:r>
+      <w:r>
+        <w:rPr>
+          <w:rFonts w:ascii="Courier New" w:hAnsi="Courier New" w:cs="Courier New"/>
+        </w:rPr>
+        <w:t>j</w:t>
+      </w:r>
+      <w:r>
+        <w:t xml:space="preserve"> instruction (</w:t>
+      </w:r>
+      <w:r>
+        <w:rPr>
+          <w:rFonts w:ascii="Courier New" w:hAnsi="Courier New" w:cs="Courier New"/>
+        </w:rPr>
+        <w:t>j Block1</w:t>
+      </w:r>
+      <w:r>
+        <w:t>), which is mapped to address 0x2</w:t>
+      </w:r>
+      <w:r>
+        <w:t>5</w:t>
+      </w:r>
+      <w:r>
+        <w:t>00. An I$ miss is detected (</w:t>
+      </w:r>
+      <w:r>
+        <w:rPr>
+          <w:rFonts w:ascii="Courier New" w:hAnsi="Courier New" w:cs="Courier New"/>
+        </w:rPr>
+        <w:t>ic_act_miss_f</w:t>
+      </w:r>
+      <w:r>
+        <w:t xml:space="preserve"> = 1), and the block is requested from Main Memory in 64-bit chunks (see signals </w:t>
+      </w:r>
+      <w:r>
+        <w:rPr>
+          <w:rFonts w:ascii="Courier New" w:hAnsi="Courier New" w:cs="Courier New"/>
+        </w:rPr>
+        <w:t>ifu_axi_arvalid</w:t>
+      </w:r>
+      <w:r>
+        <w:t xml:space="preserve"> and </w:t>
+      </w:r>
+      <w:r>
+        <w:rPr>
+          <w:rFonts w:ascii="Courier New" w:hAnsi="Courier New" w:cs="Courier New"/>
+        </w:rPr>
+        <w:t>ifu_axi_araddr</w:t>
+      </w:r>
+      <w:r>
+        <w:t xml:space="preserve">) and then written into the I$ (see signal </w:t>
+      </w:r>
+      <w:r>
+        <w:rPr>
+          <w:rFonts w:ascii="Courier New" w:hAnsi="Courier New" w:cs="Courier New"/>
+        </w:rPr>
+        <w:t>ic_wr_en</w:t>
+      </w:r>
+      <w:r>
+        <w:t>).</w:t>
+      </w:r>
+    </w:p>
+    <w:p/>
+    <w:p>
+      <w:pPr>
+        <w:rPr>
+          <w:noProof/>
+          <w:lang w:eastAsia="es-ES"/>
+        </w:rPr>
+      </w:pPr>
+      <w:r>
+        <w:t xml:space="preserve">The set is full: </w:t>
+      </w:r>
+      <w:r>
+        <w:rPr>
+          <w:rFonts w:ascii="Courier New" w:hAnsi="Courier New" w:cs="Courier New"/>
+        </w:rPr>
+        <w:t>tagv_mb_ff</w:t>
+      </w:r>
+      <w:r>
+        <w:t xml:space="preserve"> = 11. Thus, according to the Binary Tree LRU policy, the new block must be written in Way </w:t>
+      </w:r>
+      <w:r>
+        <w:t>0</w:t>
+      </w:r>
+      <w:r>
+        <w:t xml:space="preserve">: </w:t>
+      </w:r>
+      <w:r>
+        <w:rPr>
+          <w:rFonts w:ascii="Courier New" w:hAnsi="Courier New" w:cs="Courier New"/>
+        </w:rPr>
+        <w:t>replace_way_mb_any</w:t>
+      </w:r>
+      <w:r>
+        <w:t xml:space="preserve"> = </w:t>
+      </w:r>
+      <w:r>
+        <w:t>0</w:t>
+      </w:r>
+      <w:r>
+        <w:t xml:space="preserve">1. The LRU state of the set is updated as follows: </w:t>
+      </w:r>
+      <w:r>
+        <w:rPr>
+          <w:rFonts w:ascii="Courier New" w:hAnsi="Courier New" w:cs="Courier New"/>
+        </w:rPr>
+        <w:t>way_status_new</w:t>
+      </w:r>
+      <w:r>
+        <w:t xml:space="preserve"> = </w:t>
+      </w:r>
+      <w:r>
+        <w:t>1</w:t>
+      </w:r>
+      <w:r>
+        <w:t>.</w:t>
+      </w:r>
+    </w:p>
+    <w:p>
+      <w:pPr>
+        <w:rPr>
+          <w:noProof/>
+          <w:lang w:eastAsia="es-ES"/>
+        </w:rPr>
+      </w:pPr>
+      <w:r>
+        <w:rPr>
+          <w:noProof/>
+          <w:lang w:eastAsia="es-ES"/>
+        </w:rPr>
+        <w:t xml:space="preserve"> </w:t>
+      </w:r>
+    </w:p>
+    <w:p>
+      <w:pPr>
+        <w:ind w:left="-1260"/>
+      </w:pPr>
+      <w:r>
+        <w:rPr>
+          <w:noProof/>
+        </w:rPr>
+        <w:drawing>
+          <wp:inline distT="0" distB="0" distL="0" distR="0" wp14:anchorId="2456BE6C" wp14:editId="1373BEA9">
+            <wp:extent cx="7370885" cy="875293"/>
+            <wp:effectExtent l="0" t="0" r="0" b="0"/>
+            <wp:docPr id="1259422993" name="Picture 1259422993"/>
+            <wp:cNvGraphicFramePr>
+              <a:graphicFrameLocks xmlns:a="http://schemas.openxmlformats.org/drawingml/2006/main" noChangeAspect="1"/>
+            </wp:cNvGraphicFramePr>
+            <a:graphic xmlns:a="http://schemas.openxmlformats.org/drawingml/2006/main">
+              <a:graphicData uri="http://schemas.openxmlformats.org/drawingml/2006/picture">
+                <pic:pic xmlns:pic="http://schemas.openxmlformats.org/drawingml/2006/picture">
+                  <pic:nvPicPr>
+                    <pic:cNvPr id="0" name=""/>
+                    <pic:cNvPicPr/>
+                  </pic:nvPicPr>
+                  <pic:blipFill>
+                    <a:blip r:embed="rId31">
+                      <a:extLst>
+                        <a:ext uri="{28A0092B-C50C-407E-A947-70E740481C1C}">
+                          <a14:useLocalDpi xmlns:a14="http://schemas.microsoft.com/office/drawing/2010/main" val="0"/>
+                        </a:ext>
+                      </a:extLst>
+                    </a:blip>
+                    <a:stretch>
+                      <a:fillRect/>
+                    </a:stretch>
+                  </pic:blipFill>
+                  <pic:spPr>
+                    <a:xfrm>
+                      <a:off x="0" y="0"/>
                       <a:ext cx="7370885" cy="875293"/>
                     </a:xfrm>
                     <a:prstGeom prst="rect">
@@ -15019,7 +15062,7 @@
           <w:iCs/>
           <w:color w:val="000000" w:themeColor="text1"/>
         </w:rPr>
-        <w:t>[</w:t>
+        <w:t>[RVfpgaEL2</w:t>
       </w:r>
       <w:r>
         <w:rPr>
@@ -15028,7 +15071,7 @@
           <w:iCs/>
           <w:color w:val="000000" w:themeColor="text1"/>
         </w:rPr>
-        <w:t>RVfpgaEL2NexysA7DDRPath</w:t>
+        <w:t>Nexys Video</w:t>
       </w:r>
       <w:r>
         <w:rPr>
@@ -15037,7 +15080,7 @@
           <w:iCs/>
           <w:color w:val="000000" w:themeColor="text1"/>
         </w:rPr>
-        <w:t>]</w:t>
+        <w:t>VideoNoDDRPath]</w:t>
       </w:r>
       <w:r>
         <w:rPr>
@@ -15229,6 +15272,16 @@
 </file>
 
 <file path=word/footer1.xml><?xml version="1.0" encoding="utf-8"?>
+<w:ftr xmlns:wpc="http://schemas.microsoft.com/office/word/2010/wordprocessingCanvas" xmlns:cx="http://schemas.microsoft.com/office/drawing/2014/chartex" xmlns:cx1="http://schemas.microsoft.com/office/drawing/2015/9/8/chartex" xmlns:cx2="http://schemas.microsoft.com/office/drawing/2015/10/21/chartex" xmlns:cx3="http://schemas.microsoft.com/office/drawing/2016/5/9/chartex" xmlns:cx4="http://schemas.microsoft.com/office/drawing/2016/5/10/chartex" xmlns:cx5="http://schemas.microsoft.com/office/drawing/2016/5/11/chartex" xmlns:cx6="http://schemas.microsoft.com/office/drawing/2016/5/12/chartex" xmlns:cx7="http://schemas.microsoft.com/office/drawing/2016/5/13/chartex" xmlns:cx8="http://schemas.microsoft.com/office/drawing/2016/5/14/chartex" xmlns:mc="http://schemas.openxmlformats.org/markup-compatibility/2006" xmlns:aink="http://schemas.microsoft.com/office/drawing/2016/ink" xmlns:am3d="http://schemas.microsoft.com/office/drawing/2017/model3d" xmlns:o="urn:schemas-microsoft-com:office:office" xmlns:oel="http://schemas.microsoft.com/office/2019/extlst" xmlns:r="http://schemas.openxmlformats.org/officeDocument/2006/relationships" xmlns:m="http://schemas.openxmlformats.org/officeDocument/2006/math" xmlns:v="urn:schemas-microsoft-com:vml" xmlns:wp14="http://schemas.microsoft.com/office/word/2010/wordprocessingDrawing" xmlns:wp="http://schemas.openxmlformats.org/drawingml/2006/wordprocessingDrawing" xmlns:w10="urn:schemas-microsoft-com:office:word" xmlns:w="http://schemas.openxmlformats.org/wordprocessingml/2006/main" xmlns:w14="http://schemas.microsoft.com/office/word/2010/wordml" xmlns:w15="http://schemas.microsoft.com/office/word/2012/wordml" xmlns:w16cex="http://schemas.microsoft.com/office/word/2018/wordml/cex" xmlns:w16cid="http://schemas.microsoft.com/office/word/2016/wordml/cid" xmlns:w16="http://schemas.microsoft.com/office/word/2018/wordml" xmlns:w16du="http://schemas.microsoft.com/office/word/2023/wordml/word16du" xmlns:w16sdtdh="http://schemas.microsoft.com/office/word/2020/wordml/sdtdatahash" xmlns:w16sdtfl="http://schemas.microsoft.com/office/word/2024/wordml/sdtformatlock" xmlns:w16se="http://schemas.microsoft.com/office/word/2015/wordml/symex" xmlns:wpg="http://schemas.microsoft.com/office/word/2010/wordprocessingGroup" xmlns:wpi="http://schemas.microsoft.com/office/word/2010/wordprocessingInk" xmlns:wne="http://schemas.microsoft.com/office/word/2006/wordml" xmlns:wps="http://schemas.microsoft.com/office/word/2010/wordprocessingShape" mc:Ignorable="w14 w15 w16se w16cid w16 w16cex w16sdtdh w16sdtfl w16du wp14">
+  <w:p>
+    <w:pPr>
+      <w:pStyle w:val="a9"/>
+    </w:pPr>
+  </w:p>
+</w:ftr>
+</file>
+
+<file path=word/footer2.xml><?xml version="1.0" encoding="utf-8"?>
 <w:ftr xmlns:wpc="http://schemas.microsoft.com/office/word/2010/wordprocessingCanvas" xmlns:cx="http://schemas.microsoft.com/office/drawing/2014/chartex" xmlns:cx1="http://schemas.microsoft.com/office/drawing/2015/9/8/chartex" xmlns:cx2="http://schemas.microsoft.com/office/drawing/2015/10/21/chartex" xmlns:cx3="http://schemas.microsoft.com/office/drawing/2016/5/9/chartex" xmlns:cx4="http://schemas.microsoft.com/office/drawing/2016/5/10/chartex" xmlns:cx5="http://schemas.microsoft.com/office/drawing/2016/5/11/chartex" xmlns:cx6="http://schemas.microsoft.com/office/drawing/2016/5/12/chartex" xmlns:cx7="http://schemas.microsoft.com/office/drawing/2016/5/13/chartex" xmlns:cx8="http://schemas.microsoft.com/office/drawing/2016/5/14/chartex" xmlns:mc="http://schemas.openxmlformats.org/markup-compatibility/2006" xmlns:aink="http://schemas.microsoft.com/office/drawing/2016/ink" xmlns:am3d="http://schemas.microsoft.com/office/drawing/2017/model3d" xmlns:o="urn:schemas-microsoft-com:office:office" xmlns:oel="http://schemas.microsoft.com/office/2019/extlst" xmlns:r="http://schemas.openxmlformats.org/officeDocument/2006/relationships" xmlns:m="http://schemas.openxmlformats.org/officeDocument/2006/math" xmlns:v="urn:schemas-microsoft-com:vml" xmlns:wp14="http://schemas.microsoft.com/office/word/2010/wordprocessingDrawing" xmlns:wp="http://schemas.openxmlformats.org/drawingml/2006/wordprocessingDrawing" xmlns:w10="urn:schemas-microsoft-com:office:word" xmlns:w="http://schemas.openxmlformats.org/wordprocessingml/2006/main" xmlns:w14="http://schemas.microsoft.com/office/word/2010/wordml" xmlns:w15="http://schemas.microsoft.com/office/word/2012/wordml" xmlns:w16cex="http://schemas.microsoft.com/office/word/2018/wordml/cex" xmlns:w16cid="http://schemas.microsoft.com/office/word/2016/wordml/cid" xmlns:w16="http://schemas.microsoft.com/office/word/2018/wordml" xmlns:w16du="http://schemas.microsoft.com/office/word/2023/wordml/word16du" xmlns:w16sdtdh="http://schemas.microsoft.com/office/word/2020/wordml/sdtdatahash" xmlns:w16sdtfl="http://schemas.microsoft.com/office/word/2024/wordml/sdtformatlock" xmlns:w16se="http://schemas.microsoft.com/office/word/2015/wordml/symex" xmlns:wpg="http://schemas.microsoft.com/office/word/2010/wordprocessingGroup" xmlns:wpi="http://schemas.microsoft.com/office/word/2010/wordprocessingInk" xmlns:wne="http://schemas.microsoft.com/office/word/2006/wordml" xmlns:wps="http://schemas.microsoft.com/office/word/2010/wordprocessingShape" mc:Ignorable="w14 w15 w16se w16cid w16 w16cex w16sdtdh w16sdtfl w16du wp14">
   <w:p>
     <w:pPr>
@@ -15350,7 +15403,7 @@
 </w:ftr>
 </file>
 
-<file path=word/footer2.xml><?xml version="1.0" encoding="utf-8"?>
+<file path=word/footer3.xml><?xml version="1.0" encoding="utf-8"?>
 <w:ftr xmlns:wpc="http://schemas.microsoft.com/office/word/2010/wordprocessingCanvas" xmlns:cx="http://schemas.microsoft.com/office/drawing/2014/chartex" xmlns:cx1="http://schemas.microsoft.com/office/drawing/2015/9/8/chartex" xmlns:cx2="http://schemas.microsoft.com/office/drawing/2015/10/21/chartex" xmlns:cx3="http://schemas.microsoft.com/office/drawing/2016/5/9/chartex" xmlns:cx4="http://schemas.microsoft.com/office/drawing/2016/5/10/chartex" xmlns:cx5="http://schemas.microsoft.com/office/drawing/2016/5/11/chartex" xmlns:cx6="http://schemas.microsoft.com/office/drawing/2016/5/12/chartex" xmlns:cx7="http://schemas.microsoft.com/office/drawing/2016/5/13/chartex" xmlns:cx8="http://schemas.microsoft.com/office/drawing/2016/5/14/chartex" xmlns:mc="http://schemas.openxmlformats.org/markup-compatibility/2006" xmlns:aink="http://schemas.microsoft.com/office/drawing/2016/ink" xmlns:am3d="http://schemas.microsoft.com/office/drawing/2017/model3d" xmlns:o="urn:schemas-microsoft-com:office:office" xmlns:oel="http://schemas.microsoft.com/office/2019/extlst" xmlns:r="http://schemas.openxmlformats.org/officeDocument/2006/relationships" xmlns:m="http://schemas.openxmlformats.org/officeDocument/2006/math" xmlns:v="urn:schemas-microsoft-com:vml" xmlns:wp14="http://schemas.microsoft.com/office/word/2010/wordprocessingDrawing" xmlns:wp="http://schemas.openxmlformats.org/drawingml/2006/wordprocessingDrawing" xmlns:w10="urn:schemas-microsoft-com:office:word" xmlns:w="http://schemas.openxmlformats.org/wordprocessingml/2006/main" xmlns:w14="http://schemas.microsoft.com/office/word/2010/wordml" xmlns:w15="http://schemas.microsoft.com/office/word/2012/wordml" xmlns:w16cex="http://schemas.microsoft.com/office/word/2018/wordml/cex" xmlns:w16cid="http://schemas.microsoft.com/office/word/2016/wordml/cid" xmlns:w16="http://schemas.microsoft.com/office/word/2018/wordml" xmlns:w16du="http://schemas.microsoft.com/office/word/2023/wordml/word16du" xmlns:w16sdtdh="http://schemas.microsoft.com/office/word/2020/wordml/sdtdatahash" xmlns:w16sdtfl="http://schemas.microsoft.com/office/word/2024/wordml/sdtformatlock" xmlns:w16se="http://schemas.microsoft.com/office/word/2015/wordml/symex" xmlns:wpg="http://schemas.microsoft.com/office/word/2010/wordprocessingGroup" xmlns:wpi="http://schemas.microsoft.com/office/word/2010/wordprocessingInk" xmlns:wne="http://schemas.microsoft.com/office/word/2006/wordml" xmlns:wps="http://schemas.microsoft.com/office/word/2010/wordprocessingShape" mc:Ignorable="w14 w15 w16se w16cid w16 w16cex w16sdtdh w16sdtfl w16du wp14">
   <w:p>
     <w:pPr>
@@ -15454,6 +15507,16 @@
     <w:pPr>
       <w:pStyle w:val="ab"/>
     </w:pPr>
+  </w:p>
+</w:hdr>
+</file>
+
+<file path=word/header2.xml><?xml version="1.0" encoding="utf-8"?>
+<w:hdr xmlns:wpc="http://schemas.microsoft.com/office/word/2010/wordprocessingCanvas" xmlns:cx="http://schemas.microsoft.com/office/drawing/2014/chartex" xmlns:cx1="http://schemas.microsoft.com/office/drawing/2015/9/8/chartex" xmlns:cx2="http://schemas.microsoft.com/office/drawing/2015/10/21/chartex" xmlns:cx3="http://schemas.microsoft.com/office/drawing/2016/5/9/chartex" xmlns:cx4="http://schemas.microsoft.com/office/drawing/2016/5/10/chartex" xmlns:cx5="http://schemas.microsoft.com/office/drawing/2016/5/11/chartex" xmlns:cx6="http://schemas.microsoft.com/office/drawing/2016/5/12/chartex" xmlns:cx7="http://schemas.microsoft.com/office/drawing/2016/5/13/chartex" xmlns:cx8="http://schemas.microsoft.com/office/drawing/2016/5/14/chartex" xmlns:mc="http://schemas.openxmlformats.org/markup-compatibility/2006" xmlns:aink="http://schemas.microsoft.com/office/drawing/2016/ink" xmlns:am3d="http://schemas.microsoft.com/office/drawing/2017/model3d" xmlns:o="urn:schemas-microsoft-com:office:office" xmlns:oel="http://schemas.microsoft.com/office/2019/extlst" xmlns:r="http://schemas.openxmlformats.org/officeDocument/2006/relationships" xmlns:m="http://schemas.openxmlformats.org/officeDocument/2006/math" xmlns:v="urn:schemas-microsoft-com:vml" xmlns:wp14="http://schemas.microsoft.com/office/word/2010/wordprocessingDrawing" xmlns:wp="http://schemas.openxmlformats.org/drawingml/2006/wordprocessingDrawing" xmlns:w10="urn:schemas-microsoft-com:office:word" xmlns:w="http://schemas.openxmlformats.org/wordprocessingml/2006/main" xmlns:w14="http://schemas.microsoft.com/office/word/2010/wordml" xmlns:w15="http://schemas.microsoft.com/office/word/2012/wordml" xmlns:w16cex="http://schemas.microsoft.com/office/word/2018/wordml/cex" xmlns:w16cid="http://schemas.microsoft.com/office/word/2016/wordml/cid" xmlns:w16="http://schemas.microsoft.com/office/word/2018/wordml" xmlns:w16du="http://schemas.microsoft.com/office/word/2023/wordml/word16du" xmlns:w16sdtdh="http://schemas.microsoft.com/office/word/2020/wordml/sdtdatahash" xmlns:w16sdtfl="http://schemas.microsoft.com/office/word/2024/wordml/sdtformatlock" xmlns:w16se="http://schemas.microsoft.com/office/word/2015/wordml/symex" xmlns:wpg="http://schemas.microsoft.com/office/word/2010/wordprocessingGroup" xmlns:wpi="http://schemas.microsoft.com/office/word/2010/wordprocessingInk" xmlns:wne="http://schemas.microsoft.com/office/word/2006/wordml" xmlns:wps="http://schemas.microsoft.com/office/word/2010/wordprocessingShape" mc:Ignorable="w14 w15 w16se w16cid w16 w16cex w16sdtdh w16sdtfl w16du wp14">
+  <w:p>
+    <w:pPr>
+      <w:pStyle w:val="ab"/>
+    </w:pPr>
     <w:r>
       <w:rPr>
         <w:noProof/>
@@ -15509,7 +15572,7 @@
 </w:hdr>
 </file>
 
-<file path=word/header2.xml><?xml version="1.0" encoding="utf-8"?>
+<file path=word/header3.xml><?xml version="1.0" encoding="utf-8"?>
 <w:hdr xmlns:wpc="http://schemas.microsoft.com/office/word/2010/wordprocessingCanvas" xmlns:cx="http://schemas.microsoft.com/office/drawing/2014/chartex" xmlns:cx1="http://schemas.microsoft.com/office/drawing/2015/9/8/chartex" xmlns:cx2="http://schemas.microsoft.com/office/drawing/2015/10/21/chartex" xmlns:cx3="http://schemas.microsoft.com/office/drawing/2016/5/9/chartex" xmlns:cx4="http://schemas.microsoft.com/office/drawing/2016/5/10/chartex" xmlns:cx5="http://schemas.microsoft.com/office/drawing/2016/5/11/chartex" xmlns:cx6="http://schemas.microsoft.com/office/drawing/2016/5/12/chartex" xmlns:cx7="http://schemas.microsoft.com/office/drawing/2016/5/13/chartex" xmlns:cx8="http://schemas.microsoft.com/office/drawing/2016/5/14/chartex" xmlns:mc="http://schemas.openxmlformats.org/markup-compatibility/2006" xmlns:aink="http://schemas.microsoft.com/office/drawing/2016/ink" xmlns:am3d="http://schemas.microsoft.com/office/drawing/2017/model3d" xmlns:o="urn:schemas-microsoft-com:office:office" xmlns:oel="http://schemas.microsoft.com/office/2019/extlst" xmlns:r="http://schemas.openxmlformats.org/officeDocument/2006/relationships" xmlns:m="http://schemas.openxmlformats.org/officeDocument/2006/math" xmlns:v="urn:schemas-microsoft-com:vml" xmlns:wp14="http://schemas.microsoft.com/office/word/2010/wordprocessingDrawing" xmlns:wp="http://schemas.openxmlformats.org/drawingml/2006/wordprocessingDrawing" xmlns:w10="urn:schemas-microsoft-com:office:word" xmlns:w="http://schemas.openxmlformats.org/wordprocessingml/2006/main" xmlns:w14="http://schemas.microsoft.com/office/word/2010/wordml" xmlns:w15="http://schemas.microsoft.com/office/word/2012/wordml" xmlns:w16cex="http://schemas.microsoft.com/office/word/2018/wordml/cex" xmlns:w16cid="http://schemas.microsoft.com/office/word/2016/wordml/cid" xmlns:w16="http://schemas.microsoft.com/office/word/2018/wordml" xmlns:w16du="http://schemas.microsoft.com/office/word/2023/wordml/word16du" xmlns:w16sdtdh="http://schemas.microsoft.com/office/word/2020/wordml/sdtdatahash" xmlns:w16sdtfl="http://schemas.microsoft.com/office/word/2024/wordml/sdtformatlock" xmlns:w16se="http://schemas.microsoft.com/office/word/2015/wordml/symex" xmlns:wpg="http://schemas.microsoft.com/office/word/2010/wordprocessingGroup" xmlns:wpi="http://schemas.microsoft.com/office/word/2010/wordprocessingInk" xmlns:wne="http://schemas.microsoft.com/office/word/2006/wordml" xmlns:wps="http://schemas.microsoft.com/office/word/2010/wordprocessingShape" mc:Ignorable="w14 w15 w16se w16cid w16 w16cex w16sdtdh w16sdtfl w16du wp14">
   <w:tbl>
     <w:tblPr>
@@ -15567,7 +15630,7 @@
 </w:hdr>
 </file>
 
-<file path=word/header3.xml><?xml version="1.0" encoding="utf-8"?>
+<file path=word/header4.xml><?xml version="1.0" encoding="utf-8"?>
 <w:hdr xmlns:wpc="http://schemas.microsoft.com/office/word/2010/wordprocessingCanvas" xmlns:cx="http://schemas.microsoft.com/office/drawing/2014/chartex" xmlns:cx1="http://schemas.microsoft.com/office/drawing/2015/9/8/chartex" xmlns:cx2="http://schemas.microsoft.com/office/drawing/2015/10/21/chartex" xmlns:cx3="http://schemas.microsoft.com/office/drawing/2016/5/9/chartex" xmlns:cx4="http://schemas.microsoft.com/office/drawing/2016/5/10/chartex" xmlns:cx5="http://schemas.microsoft.com/office/drawing/2016/5/11/chartex" xmlns:cx6="http://schemas.microsoft.com/office/drawing/2016/5/12/chartex" xmlns:cx7="http://schemas.microsoft.com/office/drawing/2016/5/13/chartex" xmlns:cx8="http://schemas.microsoft.com/office/drawing/2016/5/14/chartex" xmlns:mc="http://schemas.openxmlformats.org/markup-compatibility/2006" xmlns:aink="http://schemas.microsoft.com/office/drawing/2016/ink" xmlns:am3d="http://schemas.microsoft.com/office/drawing/2017/model3d" xmlns:o="urn:schemas-microsoft-com:office:office" xmlns:oel="http://schemas.microsoft.com/office/2019/extlst" xmlns:r="http://schemas.openxmlformats.org/officeDocument/2006/relationships" xmlns:m="http://schemas.openxmlformats.org/officeDocument/2006/math" xmlns:v="urn:schemas-microsoft-com:vml" xmlns:wp14="http://schemas.microsoft.com/office/word/2010/wordprocessingDrawing" xmlns:wp="http://schemas.openxmlformats.org/drawingml/2006/wordprocessingDrawing" xmlns:w10="urn:schemas-microsoft-com:office:word" xmlns:w="http://schemas.openxmlformats.org/wordprocessingml/2006/main" xmlns:w14="http://schemas.microsoft.com/office/word/2010/wordml" xmlns:w15="http://schemas.microsoft.com/office/word/2012/wordml" xmlns:w16cex="http://schemas.microsoft.com/office/word/2018/wordml/cex" xmlns:w16cid="http://schemas.microsoft.com/office/word/2016/wordml/cid" xmlns:w16="http://schemas.microsoft.com/office/word/2018/wordml" xmlns:w16du="http://schemas.microsoft.com/office/word/2023/wordml/word16du" xmlns:w16sdtdh="http://schemas.microsoft.com/office/word/2020/wordml/sdtdatahash" xmlns:w16sdtfl="http://schemas.microsoft.com/office/word/2024/wordml/sdtformatlock" xmlns:w16se="http://schemas.microsoft.com/office/word/2015/wordml/symex" xmlns:wpg="http://schemas.microsoft.com/office/word/2010/wordprocessingGroup" xmlns:wpi="http://schemas.microsoft.com/office/word/2010/wordprocessingInk" xmlns:wne="http://schemas.microsoft.com/office/word/2006/wordml" xmlns:wps="http://schemas.microsoft.com/office/word/2010/wordprocessingShape" mc:Ignorable="w14 w15 w16se w16cid w16 w16cex w16sdtdh w16sdtfl w16du wp14">
   <w:p>
     <w:pPr>
@@ -15628,7 +15691,7 @@
 </w:hdr>
 </file>
 
-<file path=word/header4.xml><?xml version="1.0" encoding="utf-8"?>
+<file path=word/header5.xml><?xml version="1.0" encoding="utf-8"?>
 <w:hdr xmlns:wpc="http://schemas.microsoft.com/office/word/2010/wordprocessingCanvas" xmlns:cx="http://schemas.microsoft.com/office/drawing/2014/chartex" xmlns:cx1="http://schemas.microsoft.com/office/drawing/2015/9/8/chartex" xmlns:cx2="http://schemas.microsoft.com/office/drawing/2015/10/21/chartex" xmlns:cx3="http://schemas.microsoft.com/office/drawing/2016/5/9/chartex" xmlns:cx4="http://schemas.microsoft.com/office/drawing/2016/5/10/chartex" xmlns:cx5="http://schemas.microsoft.com/office/drawing/2016/5/11/chartex" xmlns:cx6="http://schemas.microsoft.com/office/drawing/2016/5/12/chartex" xmlns:cx7="http://schemas.microsoft.com/office/drawing/2016/5/13/chartex" xmlns:cx8="http://schemas.microsoft.com/office/drawing/2016/5/14/chartex" xmlns:mc="http://schemas.openxmlformats.org/markup-compatibility/2006" xmlns:aink="http://schemas.microsoft.com/office/drawing/2016/ink" xmlns:am3d="http://schemas.microsoft.com/office/drawing/2017/model3d" xmlns:o="urn:schemas-microsoft-com:office:office" xmlns:oel="http://schemas.microsoft.com/office/2019/extlst" xmlns:r="http://schemas.openxmlformats.org/officeDocument/2006/relationships" xmlns:m="http://schemas.openxmlformats.org/officeDocument/2006/math" xmlns:v="urn:schemas-microsoft-com:vml" xmlns:wp14="http://schemas.microsoft.com/office/word/2010/wordprocessingDrawing" xmlns:wp="http://schemas.openxmlformats.org/drawingml/2006/wordprocessingDrawing" xmlns:w10="urn:schemas-microsoft-com:office:word" xmlns:w="http://schemas.openxmlformats.org/wordprocessingml/2006/main" xmlns:w14="http://schemas.microsoft.com/office/word/2010/wordml" xmlns:w15="http://schemas.microsoft.com/office/word/2012/wordml" xmlns:w16cex="http://schemas.microsoft.com/office/word/2018/wordml/cex" xmlns:w16cid="http://schemas.microsoft.com/office/word/2016/wordml/cid" xmlns:w16="http://schemas.microsoft.com/office/word/2018/wordml" xmlns:w16du="http://schemas.microsoft.com/office/word/2023/wordml/word16du" xmlns:w16sdtdh="http://schemas.microsoft.com/office/word/2020/wordml/sdtdatahash" xmlns:w16sdtfl="http://schemas.microsoft.com/office/word/2024/wordml/sdtformatlock" xmlns:w16se="http://schemas.microsoft.com/office/word/2015/wordml/symex" xmlns:wpg="http://schemas.microsoft.com/office/word/2010/wordprocessingGroup" xmlns:wpi="http://schemas.microsoft.com/office/word/2010/wordprocessingInk" xmlns:wne="http://schemas.microsoft.com/office/word/2006/wordml" xmlns:wps="http://schemas.microsoft.com/office/word/2010/wordprocessingShape" mc:Ignorable="w14 w15 w16se w16cid w16 w16cex w16sdtdh w16sdtfl w16du wp14">
   <w:p>
     <w:pPr>

--- a/RVfpga/RVfpgaEL2/RVfpga_NexysVideo-NoDDR/Labs/Lab19/RVfpga_Lab19_VeeR-EL2_NexysVideo-NoDDR.docx
+++ b/RVfpga/RVfpgaEL2/RVfpga_NexysVideo-NoDDR/Labs/Lab19/RVfpga_Lab19_VeeR-EL2_NexysVideo-NoDDR.docx
@@ -1093,7 +1093,7 @@
           <w:iCs/>
           <w:color w:val="000000" w:themeColor="text1"/>
         </w:rPr>
-        <w:t>Nexys Video</w:t>
+        <w:t xml:space="preserve">Nexys </w:t>
       </w:r>
       <w:r>
         <w:rPr>
@@ -1102,7 +1102,16 @@
           <w:iCs/>
           <w:color w:val="000000" w:themeColor="text1"/>
         </w:rPr>
-        <w:t>VideoNoDDRPath]</w:t>
+        <w:t>Video</w:t>
+      </w:r>
+      <w:r>
+        <w:rPr>
+          <w:rFonts w:eastAsia="Arial" w:cs="Arial"/>
+          <w:i/>
+          <w:iCs/>
+          <w:color w:val="000000" w:themeColor="text1"/>
+        </w:rPr>
+        <w:t>NoDDRPath]</w:t>
       </w:r>
       <w:r>
         <w:rPr>
@@ -3596,7 +3605,7 @@
           <w:iCs/>
           <w:color w:val="000000" w:themeColor="text1"/>
         </w:rPr>
-        <w:t>Nexys Video</w:t>
+        <w:t xml:space="preserve">Nexys </w:t>
       </w:r>
       <w:r>
         <w:rPr>
@@ -3605,7 +3614,7 @@
           <w:iCs/>
           <w:color w:val="000000" w:themeColor="text1"/>
         </w:rPr>
-        <w:t>VideoNoDDRPath]</w:t>
+        <w:t>Video</w:t>
       </w:r>
       <w:r>
         <w:rPr>
@@ -3614,6 +3623,15 @@
           <w:iCs/>
           <w:color w:val="000000" w:themeColor="text1"/>
         </w:rPr>
+        <w:t>NoDDRPath]</w:t>
+      </w:r>
+      <w:r>
+        <w:rPr>
+          <w:rFonts w:eastAsia="Arial" w:cs="Arial"/>
+          <w:i/>
+          <w:iCs/>
+          <w:color w:val="000000" w:themeColor="text1"/>
+        </w:rPr>
         <w:t>/Labs/Lab19/LW-SW_Instruction_DCCM/</w:t>
       </w:r>
       <w:r>
@@ -3663,7 +3681,14 @@
           <w:rFonts w:eastAsia="Arial" w:cs="Arial"/>
           <w:color w:val="00000A"/>
         </w:rPr>
-        <w:t>Nexys Video</w:t>
+        <w:t xml:space="preserve">Nexys </w:t>
+      </w:r>
+      <w:r>
+        <w:rPr>
+          <w:rFonts w:eastAsia="Arial" w:cs="Arial"/>
+          <w:color w:val="00000A"/>
+        </w:rPr>
+        <w:t>Video</w:t>
       </w:r>
       <w:r>
         <w:rPr>
@@ -3755,7 +3780,7 @@
           <w:iCs/>
           <w:color w:val="000000" w:themeColor="text1"/>
         </w:rPr>
-        <w:t>Nexys Video</w:t>
+        <w:t xml:space="preserve">Nexys </w:t>
       </w:r>
       <w:r>
         <w:rPr>
@@ -3764,7 +3789,7 @@
           <w:iCs/>
           <w:color w:val="000000" w:themeColor="text1"/>
         </w:rPr>
-        <w:t>VideoNoDDRPath]</w:t>
+        <w:t>Video</w:t>
       </w:r>
       <w:r>
         <w:rPr>
@@ -3773,7 +3798,7 @@
           <w:iCs/>
           <w:color w:val="000000" w:themeColor="text1"/>
         </w:rPr>
-        <w:t>/Labs/Lab19/LW_Instruction_</w:t>
+        <w:t>NoDDRPath]</w:t>
       </w:r>
       <w:r>
         <w:rPr>
@@ -3782,28 +3807,7 @@
           <w:iCs/>
           <w:color w:val="000000" w:themeColor="text1"/>
         </w:rPr>
-        <w:t>MainMemory</w:t>
-      </w:r>
-      <w:r>
-        <w:rPr>
-          <w:rFonts w:eastAsia="Arial" w:cs="Arial"/>
-          <w:color w:val="00000A"/>
-        </w:rPr>
-        <w:t xml:space="preserve"> to estimate the </w:t>
-      </w:r>
-      <w:r>
-        <w:rPr>
-          <w:rFonts w:eastAsia="Arial" w:cs="Arial"/>
-          <w:color w:val="00000A"/>
-        </w:rPr>
-        <w:t xml:space="preserve">Main </w:t>
-      </w:r>
-      <w:r>
-        <w:rPr>
-          <w:rFonts w:eastAsia="Arial" w:cs="Arial"/>
-          <w:color w:val="00000A"/>
-        </w:rPr>
-        <w:t xml:space="preserve">Memory read latency using the HW Counters. As in the previous task, you can use the example from </w:t>
+        <w:t>/Labs/Lab19/LW_Instruction_</w:t>
       </w:r>
       <w:r>
         <w:rPr>
@@ -3812,7 +3816,28 @@
           <w:iCs/>
           <w:color w:val="000000" w:themeColor="text1"/>
         </w:rPr>
-        <w:t>[RVfpgaEL2</w:t>
+        <w:t>MainMemory</w:t>
+      </w:r>
+      <w:r>
+        <w:rPr>
+          <w:rFonts w:eastAsia="Arial" w:cs="Arial"/>
+          <w:color w:val="00000A"/>
+        </w:rPr>
+        <w:t xml:space="preserve"> to estimate the </w:t>
+      </w:r>
+      <w:r>
+        <w:rPr>
+          <w:rFonts w:eastAsia="Arial" w:cs="Arial"/>
+          <w:color w:val="00000A"/>
+        </w:rPr>
+        <w:t xml:space="preserve">Main </w:t>
+      </w:r>
+      <w:r>
+        <w:rPr>
+          <w:rFonts w:eastAsia="Arial" w:cs="Arial"/>
+          <w:color w:val="00000A"/>
+        </w:rPr>
+        <w:t xml:space="preserve">Memory read latency using the HW Counters. As in the previous task, you can use the example from </w:t>
       </w:r>
       <w:r>
         <w:rPr>
@@ -3821,7 +3846,7 @@
           <w:iCs/>
           <w:color w:val="000000" w:themeColor="text1"/>
         </w:rPr>
-        <w:t>Nexys Video</w:t>
+        <w:t>[RVfpgaEL2</w:t>
       </w:r>
       <w:r>
         <w:rPr>
@@ -3830,7 +3855,7 @@
           <w:iCs/>
           <w:color w:val="000000" w:themeColor="text1"/>
         </w:rPr>
-        <w:t>VideoNoDDRPath]</w:t>
+        <w:t xml:space="preserve">Nexys </w:t>
       </w:r>
       <w:r>
         <w:rPr>
@@ -3839,6 +3864,24 @@
           <w:iCs/>
           <w:color w:val="000000" w:themeColor="text1"/>
         </w:rPr>
+        <w:t>Video</w:t>
+      </w:r>
+      <w:r>
+        <w:rPr>
+          <w:rFonts w:eastAsia="Arial" w:cs="Arial"/>
+          <w:i/>
+          <w:iCs/>
+          <w:color w:val="000000" w:themeColor="text1"/>
+        </w:rPr>
+        <w:t>NoDDRPath]</w:t>
+      </w:r>
+      <w:r>
+        <w:rPr>
+          <w:rFonts w:eastAsia="Arial" w:cs="Arial"/>
+          <w:i/>
+          <w:iCs/>
+          <w:color w:val="000000" w:themeColor="text1"/>
+        </w:rPr>
         <w:t>/Labs/Lab19/LW_Instruction_DCCM</w:t>
       </w:r>
       <w:r>
@@ -3881,7 +3924,14 @@
           <w:rFonts w:eastAsia="Arial" w:cs="Arial"/>
           <w:color w:val="00000A"/>
         </w:rPr>
-        <w:t>Nexys Video</w:t>
+        <w:t xml:space="preserve">Nexys </w:t>
+      </w:r>
+      <w:r>
+        <w:rPr>
+          <w:rFonts w:eastAsia="Arial" w:cs="Arial"/>
+          <w:color w:val="00000A"/>
+        </w:rPr>
+        <w:t>Video</w:t>
       </w:r>
       <w:r>
         <w:rPr>
@@ -4147,7 +4197,7 @@
           <w:iCs/>
           <w:color w:val="000000" w:themeColor="text1"/>
         </w:rPr>
-        <w:t>Nexys Video</w:t>
+        <w:t xml:space="preserve">Nexys </w:t>
       </w:r>
       <w:r>
         <w:rPr>
@@ -4156,7 +4206,16 @@
           <w:iCs/>
           <w:color w:val="000000" w:themeColor="text1"/>
         </w:rPr>
-        <w:t>VideoNoDDRPath]</w:t>
+        <w:t>Video</w:t>
+      </w:r>
+      <w:r>
+        <w:rPr>
+          <w:rFonts w:eastAsia="Arial" w:cs="Arial"/>
+          <w:i/>
+          <w:iCs/>
+          <w:color w:val="000000" w:themeColor="text1"/>
+        </w:rPr>
+        <w:t>NoDDRPath]</w:t>
       </w:r>
       <w:r>
         <w:rPr>
@@ -4876,10 +4935,10 @@
             <v:path o:extrusionok="f" gradientshapeok="t" o:connecttype="rect"/>
             <o:lock v:ext="edit" aspectratio="t"/>
           </v:shapetype>
-          <v:shape id="_x0000_i1025" type="#_x0000_t75" style="width:592.25pt;height:355.4pt" o:ole="">
+          <v:shape id="_x0000_i1025" type="#_x0000_t75" style="width:592.4pt;height:355.6pt" o:ole="">
             <v:imagedata r:id="rId16" o:title=""/>
           </v:shape>
-          <o:OLEObject Type="Embed" ProgID="Visio.Drawing.15" ShapeID="_x0000_i1025" DrawAspect="Content" ObjectID="_1821806385" r:id="rId17"/>
+          <o:OLEObject Type="Embed" ProgID="Visio.Drawing.15" ShapeID="_x0000_i1025" DrawAspect="Content" ObjectID="_1821815106" r:id="rId17"/>
         </w:object>
       </w:r>
     </w:p>
@@ -5041,7 +5100,7 @@
           <w:iCs/>
           <w:color w:val="000000" w:themeColor="text1"/>
         </w:rPr>
-        <w:t>Nexys Video</w:t>
+        <w:t xml:space="preserve">Nexys </w:t>
       </w:r>
       <w:r>
         <w:rPr>
@@ -5050,7 +5109,16 @@
           <w:iCs/>
           <w:color w:val="000000" w:themeColor="text1"/>
         </w:rPr>
-        <w:t>VideoNoDDRPath]</w:t>
+        <w:t>Video</w:t>
+      </w:r>
+      <w:r>
+        <w:rPr>
+          <w:rFonts w:eastAsia="Arial" w:cs="Arial"/>
+          <w:i/>
+          <w:iCs/>
+          <w:color w:val="000000" w:themeColor="text1"/>
+        </w:rPr>
+        <w:t>NoDDRPath]</w:t>
       </w:r>
       <w:r>
         <w:rPr>
@@ -5558,7 +5626,7 @@
           <w:noProof/>
         </w:rPr>
         <w:drawing>
-          <wp:inline distT="0" distB="0" distL="0" distR="0" wp14:anchorId="200DCBE3" wp14:editId="6A13B4EB">
+          <wp:inline distT="0" distB="0" distL="0" distR="0" wp14:anchorId="200DCBE3" wp14:editId="18B557D9">
             <wp:extent cx="5321300" cy="264709"/>
             <wp:effectExtent l="0" t="0" r="0" b="2540"/>
             <wp:docPr id="1831380640" name="Picture 1"/>
@@ -6094,7 +6162,7 @@
           <w:iCs/>
           <w:color w:val="000000" w:themeColor="text1"/>
         </w:rPr>
-        <w:t>Nexys Video</w:t>
+        <w:t xml:space="preserve">Nexys </w:t>
       </w:r>
       <w:r>
         <w:rPr>
@@ -6103,7 +6171,16 @@
           <w:iCs/>
           <w:color w:val="000000" w:themeColor="text1"/>
         </w:rPr>
-        <w:t>VideoNoDDRPath]</w:t>
+        <w:t>Video</w:t>
+      </w:r>
+      <w:r>
+        <w:rPr>
+          <w:rFonts w:eastAsia="Arial" w:cs="Arial"/>
+          <w:i/>
+          <w:iCs/>
+          <w:color w:val="000000" w:themeColor="text1"/>
+        </w:rPr>
+        <w:t>NoDDRPath]</w:t>
       </w:r>
       <w:r>
         <w:rPr>
@@ -9240,7 +9317,7 @@
           <w:iCs/>
           <w:color w:val="000000" w:themeColor="text1"/>
         </w:rPr>
-        <w:t>Nexys Video</w:t>
+        <w:t xml:space="preserve">Nexys </w:t>
       </w:r>
       <w:r>
         <w:rPr>
@@ -9249,7 +9326,16 @@
           <w:iCs/>
           <w:color w:val="000000" w:themeColor="text1"/>
         </w:rPr>
-        <w:t>VideoNoDDRPath]</w:t>
+        <w:t>Video</w:t>
+      </w:r>
+      <w:r>
+        <w:rPr>
+          <w:rFonts w:eastAsia="Arial" w:cs="Arial"/>
+          <w:i/>
+          <w:iCs/>
+          <w:color w:val="000000" w:themeColor="text1"/>
+        </w:rPr>
+        <w:t>NoDDRPath]</w:t>
       </w:r>
       <w:r>
         <w:rPr>
@@ -12812,7 +12898,7 @@
           <w:iCs/>
           <w:color w:val="000000" w:themeColor="text1"/>
         </w:rPr>
-        <w:t>Nexys Video</w:t>
+        <w:t xml:space="preserve">Nexys </w:t>
       </w:r>
       <w:r>
         <w:rPr>
@@ -12821,7 +12907,16 @@
           <w:iCs/>
           <w:color w:val="000000" w:themeColor="text1"/>
         </w:rPr>
-        <w:t>VideoNoDDRPath]</w:t>
+        <w:t>Video</w:t>
+      </w:r>
+      <w:r>
+        <w:rPr>
+          <w:rFonts w:eastAsia="Arial" w:cs="Arial"/>
+          <w:i/>
+          <w:iCs/>
+          <w:color w:val="000000" w:themeColor="text1"/>
+        </w:rPr>
+        <w:t>NoDDRPath]</w:t>
       </w:r>
       <w:r>
         <w:rPr>
@@ -13738,10 +13833,10 @@
       </w:pPr>
       <w:r>
         <w:object w:dxaOrig="16211" w:dyaOrig="8545" w14:anchorId="37384FF7">
-          <v:shape id="_x0000_i1026" type="#_x0000_t75" style="width:450.7pt;height:237.55pt" o:ole="">
+          <v:shape id="_x0000_i1026" type="#_x0000_t75" style="width:450.65pt;height:237.45pt" o:ole="">
             <v:imagedata r:id="rId27" o:title=""/>
           </v:shape>
-          <o:OLEObject Type="Embed" ProgID="Visio.Drawing.15" ShapeID="_x0000_i1026" DrawAspect="Content" ObjectID="_1821806386" r:id="rId28"/>
+          <o:OLEObject Type="Embed" ProgID="Visio.Drawing.15" ShapeID="_x0000_i1026" DrawAspect="Content" ObjectID="_1821815107" r:id="rId28"/>
         </w:object>
       </w:r>
     </w:p>
@@ -15071,7 +15166,7 @@
           <w:iCs/>
           <w:color w:val="000000" w:themeColor="text1"/>
         </w:rPr>
-        <w:t>Nexys Video</w:t>
+        <w:t xml:space="preserve">Nexys </w:t>
       </w:r>
       <w:r>
         <w:rPr>
@@ -15080,7 +15175,16 @@
           <w:iCs/>
           <w:color w:val="000000" w:themeColor="text1"/>
         </w:rPr>
-        <w:t>VideoNoDDRPath]</w:t>
+        <w:t>Video</w:t>
+      </w:r>
+      <w:r>
+        <w:rPr>
+          <w:rFonts w:eastAsia="Arial" w:cs="Arial"/>
+          <w:i/>
+          <w:iCs/>
+          <w:color w:val="000000" w:themeColor="text1"/>
+        </w:rPr>
+        <w:t>NoDDRPath]</w:t>
       </w:r>
       <w:r>
         <w:rPr>

--- a/RVfpga/RVfpgaEL2/RVfpga_NexysVideo-NoDDR/Labs/Lab19/RVfpga_Lab19_VeeR-EL2_NexysVideo-NoDDR.docx
+++ b/RVfpga/RVfpgaEL2/RVfpga_NexysVideo-NoDDR/Labs/Lab19/RVfpga_Lab19_VeeR-EL2_NexysVideo-NoDDR.docx
@@ -2243,12 +2243,10 @@
           <w:lang w:val="de-DE"/>
         </w:rPr>
         <w:sectPr>
-          <w:headerReference w:type="even" r:id="rId9"/>
-          <w:headerReference w:type="default" r:id="rId10"/>
-          <w:footerReference w:type="even" r:id="rId11"/>
-          <w:footerReference w:type="default" r:id="rId12"/>
-          <w:headerReference w:type="first" r:id="rId13"/>
-          <w:footerReference w:type="first" r:id="rId14"/>
+          <w:headerReference w:type="default" r:id="rId9"/>
+          <w:footerReference w:type="default" r:id="rId10"/>
+          <w:headerReference w:type="first" r:id="rId11"/>
+          <w:footerReference w:type="first" r:id="rId12"/>
           <w:pgSz w:w="11906" w:h="16838"/>
           <w:pgMar w:top="1800" w:right="1440" w:bottom="1440" w:left="1440" w:header="706" w:footer="389" w:gutter="0"/>
           <w:cols w:space="720"/>
@@ -2293,7 +2291,7 @@
                     <pic:cNvPicPr/>
                   </pic:nvPicPr>
                   <pic:blipFill>
-                    <a:blip r:embed="rId15">
+                    <a:blip r:embed="rId13">
                       <a:extLst>
                         <a:ext uri="{28A0092B-C50C-407E-A947-70E740481C1C}">
                           <a14:useLocalDpi xmlns:a14="http://schemas.microsoft.com/office/drawing/2010/main" val="0"/>
@@ -3837,7 +3835,15 @@
           <w:rFonts w:eastAsia="Arial" w:cs="Arial"/>
           <w:color w:val="00000A"/>
         </w:rPr>
-        <w:t xml:space="preserve">Memory read latency using the HW Counters. As in the previous task, you can use the example from </w:t>
+        <w:t xml:space="preserve">Memory </w:t>
+      </w:r>
+      <w:r>
+        <w:rPr>
+          <w:rFonts w:eastAsia="Arial" w:cs="Arial"/>
+          <w:color w:val="00000A"/>
+        </w:rPr>
+        <w:lastRenderedPageBreak/>
+        <w:t xml:space="preserve">read latency using the HW Counters. As in the previous task, you can use the example from </w:t>
       </w:r>
       <w:r>
         <w:rPr>
@@ -4768,6 +4774,7 @@
           <w:rFonts w:ascii="Courier New" w:hAnsi="Courier New" w:cs="Courier New"/>
           <w:color w:val="00000A"/>
         </w:rPr>
+        <w:lastRenderedPageBreak/>
         <w:t xml:space="preserve">ICACHE_WAYPACK         : 5'h01         , </w:t>
       </w:r>
     </w:p>
@@ -4935,10 +4942,10 @@
             <v:path o:extrusionok="f" gradientshapeok="t" o:connecttype="rect"/>
             <o:lock v:ext="edit" aspectratio="t"/>
           </v:shapetype>
-          <v:shape id="_x0000_i1025" type="#_x0000_t75" style="width:592.4pt;height:355.6pt" o:ole="">
-            <v:imagedata r:id="rId16" o:title=""/>
+          <v:shape id="_x0000_i1025" type="#_x0000_t75" style="width:592.35pt;height:355.45pt" o:ole="">
+            <v:imagedata r:id="rId14" o:title=""/>
           </v:shape>
-          <o:OLEObject Type="Embed" ProgID="Visio.Drawing.15" ShapeID="_x0000_i1025" DrawAspect="Content" ObjectID="_1821815106" r:id="rId17"/>
+          <o:OLEObject Type="Embed" ProgID="Visio.Drawing.15" ShapeID="_x0000_i1025" DrawAspect="Content" ObjectID="_1821824046" r:id="rId15"/>
         </w:object>
       </w:r>
     </w:p>
@@ -5396,7 +5403,7 @@
                     <pic:cNvPicPr/>
                   </pic:nvPicPr>
                   <pic:blipFill>
-                    <a:blip r:embed="rId18">
+                    <a:blip r:embed="rId16">
                       <a:extLst>
                         <a:ext uri="{28A0092B-C50C-407E-A947-70E740481C1C}">
                           <a14:useLocalDpi xmlns:a14="http://schemas.microsoft.com/office/drawing/2010/main" val="0"/>
@@ -5626,7 +5633,7 @@
           <w:noProof/>
         </w:rPr>
         <w:drawing>
-          <wp:inline distT="0" distB="0" distL="0" distR="0" wp14:anchorId="200DCBE3" wp14:editId="18B557D9">
+          <wp:inline distT="0" distB="0" distL="0" distR="0" wp14:anchorId="200DCBE3" wp14:editId="6B3CCB04">
             <wp:extent cx="5321300" cy="264709"/>
             <wp:effectExtent l="0" t="0" r="0" b="2540"/>
             <wp:docPr id="1831380640" name="Picture 1"/>
@@ -5641,7 +5648,7 @@
                     <pic:cNvPicPr/>
                   </pic:nvPicPr>
                   <pic:blipFill>
-                    <a:blip r:embed="rId19" cstate="print">
+                    <a:blip r:embed="rId17" cstate="print">
                       <a:extLst>
                         <a:ext uri="{28A0092B-C50C-407E-A947-70E740481C1C}">
                           <a14:useLocalDpi xmlns:a14="http://schemas.microsoft.com/office/drawing/2010/main" val="0"/>
@@ -6352,6 +6359,14 @@
                 <w:szCs w:val="18"/>
               </w:rPr>
               <w:cr/>
+            </w:r>
+            <w:r>
+              <w:rPr>
+                <w:rFonts w:ascii="Courier New" w:eastAsia="Courier New" w:hAnsi="Courier New" w:cs="Courier New"/>
+                <w:sz w:val="18"/>
+                <w:szCs w:val="18"/>
+              </w:rPr>
+              <w:lastRenderedPageBreak/>
               <w:t xml:space="preserve">   INSERT_NOPS_8</w:t>
             </w:r>
             <w:r>
@@ -6803,6 +6818,7 @@
       </w:pPr>
       <w:bookmarkStart w:id="7" w:name="_Ref82950556"/>
       <w:r>
+        <w:lastRenderedPageBreak/>
         <w:t xml:space="preserve">Figure </w:t>
       </w:r>
       <w:r>
@@ -7398,6 +7414,2024 @@
             <wp:extent cx="10553700" cy="1231265"/>
             <wp:effectExtent l="0" t="0" r="0" b="0"/>
             <wp:docPr id="1191507238" name="Picture 1191507238"/>
+            <wp:cNvGraphicFramePr>
+              <a:graphicFrameLocks xmlns:a="http://schemas.openxmlformats.org/drawingml/2006/main" noChangeAspect="1"/>
+            </wp:cNvGraphicFramePr>
+            <a:graphic xmlns:a="http://schemas.openxmlformats.org/drawingml/2006/main">
+              <a:graphicData uri="http://schemas.openxmlformats.org/drawingml/2006/picture">
+                <pic:pic xmlns:pic="http://schemas.openxmlformats.org/drawingml/2006/picture">
+                  <pic:nvPicPr>
+                    <pic:cNvPr id="0" name=""/>
+                    <pic:cNvPicPr/>
+                  </pic:nvPicPr>
+                  <pic:blipFill>
+                    <a:blip r:embed="rId18">
+                      <a:extLst>
+                        <a:ext uri="{28A0092B-C50C-407E-A947-70E740481C1C}">
+                          <a14:useLocalDpi xmlns:a14="http://schemas.microsoft.com/office/drawing/2010/main" val="0"/>
+                        </a:ext>
+                      </a:extLst>
+                    </a:blip>
+                    <a:stretch>
+                      <a:fillRect/>
+                    </a:stretch>
+                  </pic:blipFill>
+                  <pic:spPr>
+                    <a:xfrm>
+                      <a:off x="0" y="0"/>
+                      <a:ext cx="10553700" cy="1231265"/>
+                    </a:xfrm>
+                    <a:prstGeom prst="rect">
+                      <a:avLst/>
+                    </a:prstGeom>
+                  </pic:spPr>
+                </pic:pic>
+              </a:graphicData>
+            </a:graphic>
+          </wp:inline>
+        </w:drawing>
+      </w:r>
+    </w:p>
+    <w:p>
+      <w:pPr>
+        <w:ind w:left="-1350"/>
+        <w:jc w:val="center"/>
+      </w:pPr>
+    </w:p>
+    <w:p>
+      <w:pPr>
+        <w:pStyle w:val="a6"/>
+        <w:jc w:val="center"/>
+        <w:rPr>
+          <w:rFonts w:eastAsia="Arial" w:cs="Arial"/>
+        </w:rPr>
+      </w:pPr>
+      <w:bookmarkStart w:id="8" w:name="_Ref82951233"/>
+      <w:r>
+        <w:t xml:space="preserve">Figure </w:t>
+      </w:r>
+      <w:r>
+        <w:fldChar w:fldCharType="begin"/>
+      </w:r>
+      <w:r>
+        <w:instrText>SEQ Figure \* ARABIC</w:instrText>
+      </w:r>
+      <w:r>
+        <w:fldChar w:fldCharType="separate"/>
+      </w:r>
+      <w:r>
+        <w:rPr>
+          <w:noProof/>
+        </w:rPr>
+        <w:t>5</w:t>
+      </w:r>
+      <w:r>
+        <w:fldChar w:fldCharType="end"/>
+      </w:r>
+      <w:bookmarkEnd w:id="8"/>
+      <w:r>
+        <w:t xml:space="preserve">. </w:t>
+      </w:r>
+      <w:r>
+        <w:t xml:space="preserve">Simulation </w:t>
+      </w:r>
+      <w:r>
+        <w:t>of</w:t>
+      </w:r>
+      <w:r>
+        <w:t xml:space="preserve"> the program from </w:t>
+      </w:r>
+      <w:r>
+        <w:rPr>
+          <w:rFonts w:cs="Arial"/>
+          <w:bCs/>
+          <w:color w:val="00000A"/>
+        </w:rPr>
+        <w:fldChar w:fldCharType="begin"/>
+      </w:r>
+      <w:r>
+        <w:rPr>
+          <w:rFonts w:cs="Arial"/>
+          <w:bCs/>
+          <w:color w:val="00000A"/>
+        </w:rPr>
+        <w:instrText xml:space="preserve"> REF _Ref82950556 \h </w:instrText>
+      </w:r>
+      <w:r>
+        <w:rPr>
+          <w:rFonts w:cs="Arial"/>
+          <w:bCs/>
+          <w:color w:val="00000A"/>
+        </w:rPr>
+      </w:r>
+      <w:r>
+        <w:rPr>
+          <w:rFonts w:cs="Arial"/>
+          <w:bCs/>
+          <w:color w:val="00000A"/>
+        </w:rPr>
+        <w:fldChar w:fldCharType="separate"/>
+      </w:r>
+      <w:r>
+        <w:t xml:space="preserve">Figure </w:t>
+      </w:r>
+      <w:r>
+        <w:rPr>
+          <w:noProof/>
+        </w:rPr>
+        <w:t>4</w:t>
+      </w:r>
+      <w:r>
+        <w:rPr>
+          <w:rFonts w:cs="Arial"/>
+          <w:bCs/>
+          <w:color w:val="00000A"/>
+        </w:rPr>
+        <w:fldChar w:fldCharType="end"/>
+      </w:r>
+      <w:r>
+        <w:rPr>
+          <w:rFonts w:cs="Arial"/>
+          <w:bCs/>
+          <w:color w:val="00000A"/>
+        </w:rPr>
+        <w:t xml:space="preserve"> </w:t>
+      </w:r>
+      <w:r>
+        <w:rPr>
+          <w:rFonts w:cs="Arial"/>
+          <w:bCs/>
+          <w:color w:val="00000A"/>
+        </w:rPr>
+        <w:t xml:space="preserve">showing </w:t>
+      </w:r>
+      <w:r>
+        <w:rPr>
+          <w:rFonts w:cs="Arial"/>
+          <w:bCs/>
+          <w:color w:val="00000A"/>
+        </w:rPr>
+        <w:t>an I$ miss</w:t>
+      </w:r>
+    </w:p>
+    <w:p>
+      <w:pPr>
+        <w:ind w:left="3600" w:firstLine="720"/>
+        <w:sectPr>
+          <w:headerReference w:type="default" r:id="rId19"/>
+          <w:pgSz w:w="16838" w:h="11906" w:orient="landscape"/>
+          <w:pgMar w:top="1440" w:right="1797" w:bottom="1440" w:left="1440" w:header="709" w:footer="391" w:gutter="0"/>
+          <w:cols w:space="720"/>
+          <w:formProt w:val="0"/>
+          <w:titlePg/>
+          <w:docGrid w:linePitch="299"/>
+        </w:sectPr>
+      </w:pPr>
+    </w:p>
+    <w:p>
+      <w:r>
+        <w:lastRenderedPageBreak/>
+        <w:t xml:space="preserve">This example </w:t>
+      </w:r>
+      <w:r>
+        <w:t xml:space="preserve">illustrates how an I$ miss is handled in </w:t>
+      </w:r>
+      <w:r>
+        <w:t>VeeR</w:t>
+      </w:r>
+      <w:r>
+        <w:t xml:space="preserve"> E</w:t>
+      </w:r>
+      <w:r>
+        <w:t>L2</w:t>
+      </w:r>
+      <w:r>
+        <w:t xml:space="preserve">. It </w:t>
+      </w:r>
+      <w:r>
+        <w:t xml:space="preserve">shows the fetch of the 16 </w:t>
+      </w:r>
+      <w:r>
+        <w:rPr>
+          <w:rFonts w:ascii="Courier New" w:hAnsi="Courier New" w:cs="Courier New"/>
+        </w:rPr>
+        <w:t>add</w:t>
+      </w:r>
+      <w:r>
+        <w:t xml:space="preserve"> instructions the first time</w:t>
+      </w:r>
+      <w:r>
+        <w:t xml:space="preserve"> they are executed</w:t>
+      </w:r>
+      <w:r>
+        <w:t>.</w:t>
+      </w:r>
+      <w:r>
+        <w:t xml:space="preserve"> </w:t>
+      </w:r>
+      <w:r>
+        <w:t>W</w:t>
+      </w:r>
+      <w:r>
+        <w:t>hen the</w:t>
+      </w:r>
+      <w:r>
+        <w:t>se</w:t>
+      </w:r>
+      <w:r>
+        <w:t xml:space="preserve"> </w:t>
+      </w:r>
+      <w:r>
+        <w:t>instructions are</w:t>
+      </w:r>
+      <w:r>
+        <w:t xml:space="preserve"> not in the I$ </w:t>
+      </w:r>
+      <w:r>
+        <w:t xml:space="preserve">yet </w:t>
+      </w:r>
+      <w:r>
+        <w:t>and</w:t>
+      </w:r>
+      <w:r>
+        <w:t xml:space="preserve"> they</w:t>
+      </w:r>
+      <w:r>
+        <w:t xml:space="preserve"> </w:t>
+      </w:r>
+      <w:r>
+        <w:t xml:space="preserve">must be copied from </w:t>
+      </w:r>
+      <w:r>
+        <w:t xml:space="preserve">Main </w:t>
+      </w:r>
+      <w:r>
+        <w:t xml:space="preserve">Memory </w:t>
+      </w:r>
+      <w:r>
+        <w:t>in</w:t>
+      </w:r>
+      <w:r>
+        <w:t>to the I$</w:t>
+      </w:r>
+      <w:r>
+        <w:t>.</w:t>
+      </w:r>
+    </w:p>
+    <w:p/>
+    <w:p>
+      <w:pPr>
+        <w:pStyle w:val="af"/>
+        <w:numPr>
+          <w:ilvl w:val="0"/>
+          <w:numId w:val="36"/>
+        </w:numPr>
+      </w:pPr>
+      <w:r>
+        <w:t>Y</w:t>
+      </w:r>
+      <w:r>
+        <w:t>ou can see</w:t>
+      </w:r>
+      <w:r>
+        <w:t xml:space="preserve"> </w:t>
+      </w:r>
+      <w:r>
+        <w:t>that a</w:t>
+      </w:r>
+      <w:r>
+        <w:t xml:space="preserve">n I$ miss is </w:t>
+      </w:r>
+      <w:r>
+        <w:t>signalled</w:t>
+      </w:r>
+      <w:r>
+        <w:t xml:space="preserve"> </w:t>
+      </w:r>
+      <w:r>
+        <w:rPr>
+          <w:rFonts w:ascii="Courier New" w:hAnsi="Courier New" w:cs="Courier New"/>
+        </w:rPr>
+        <w:t>ic_act_miss_f2</w:t>
+      </w:r>
+      <w:r>
+        <w:t xml:space="preserve"> = 1</w:t>
+      </w:r>
+      <w:r>
+        <w:t xml:space="preserve"> in the first cycle shown in the figure. This </w:t>
+      </w:r>
+      <w:r>
+        <w:t xml:space="preserve">triggers </w:t>
+      </w:r>
+      <w:r>
+        <w:t xml:space="preserve">the </w:t>
+      </w:r>
+      <w:r>
+        <w:t xml:space="preserve">request </w:t>
+      </w:r>
+      <w:r>
+        <w:t xml:space="preserve">of the block </w:t>
+      </w:r>
+      <w:r>
+        <w:t>through the AXI bus</w:t>
+      </w:r>
+      <w:r>
+        <w:t xml:space="preserve"> (</w:t>
+      </w:r>
+      <w:r>
+        <w:rPr>
+          <w:rFonts w:ascii="Courier New" w:hAnsi="Courier New" w:cs="Courier New"/>
+        </w:rPr>
+        <w:t>ifu_axi_arvalid</w:t>
+      </w:r>
+      <w:r>
+        <w:t xml:space="preserve"> = 1)</w:t>
+      </w:r>
+      <w:r>
+        <w:t>.</w:t>
+      </w:r>
+    </w:p>
+    <w:p>
+      <w:pPr>
+        <w:pStyle w:val="af"/>
+        <w:ind w:left="720"/>
+      </w:pPr>
+    </w:p>
+    <w:p>
+      <w:pPr>
+        <w:pStyle w:val="af"/>
+        <w:numPr>
+          <w:ilvl w:val="0"/>
+          <w:numId w:val="36"/>
+        </w:numPr>
+      </w:pPr>
+      <w:r>
+        <w:t xml:space="preserve">Then, </w:t>
+      </w:r>
+      <w:r>
+        <w:t xml:space="preserve">the </w:t>
+      </w:r>
+      <w:r>
+        <w:t xml:space="preserve">target </w:t>
+      </w:r>
+      <w:r>
+        <w:t xml:space="preserve">block </w:t>
+      </w:r>
+      <w:r>
+        <w:t>is</w:t>
+      </w:r>
+      <w:r>
+        <w:t xml:space="preserve"> requested </w:t>
+      </w:r>
+      <w:r>
+        <w:t xml:space="preserve">in consecutive 64-bit chunks </w:t>
+      </w:r>
+      <w:r>
+        <w:t>through the AXI bus.</w:t>
+      </w:r>
+    </w:p>
+    <w:p>
+      <w:pPr>
+        <w:pStyle w:val="af"/>
+        <w:numPr>
+          <w:ilvl w:val="1"/>
+          <w:numId w:val="36"/>
+        </w:numPr>
+      </w:pPr>
+      <w:r>
+        <w:t xml:space="preserve">Signal </w:t>
+      </w:r>
+      <w:r>
+        <w:rPr>
+          <w:rFonts w:ascii="Courier New" w:hAnsi="Courier New" w:cs="Courier New"/>
+        </w:rPr>
+        <w:t>ifu_axi_arvalid</w:t>
+      </w:r>
+      <w:r>
+        <w:t xml:space="preserve"> </w:t>
+      </w:r>
+      <w:r>
+        <w:t>goes high</w:t>
+      </w:r>
+      <w:r>
+        <w:t xml:space="preserve"> for </w:t>
+      </w:r>
+      <w:r>
+        <w:t xml:space="preserve">several </w:t>
+      </w:r>
+      <w:r>
+        <w:t>cycles</w:t>
+      </w:r>
+      <w:r>
+        <w:t xml:space="preserve">. This signal indicates that the channel is </w:t>
+      </w:r>
+      <w:r>
+        <w:t>signalling</w:t>
+      </w:r>
+      <w:r>
+        <w:t xml:space="preserve"> valid read address and control information.</w:t>
+      </w:r>
+      <w:r>
+        <w:t xml:space="preserve"> </w:t>
+      </w:r>
+    </w:p>
+    <w:p>
+      <w:pPr>
+        <w:pStyle w:val="af"/>
+        <w:numPr>
+          <w:ilvl w:val="1"/>
+          <w:numId w:val="36"/>
+        </w:numPr>
+      </w:pPr>
+      <w:r>
+        <w:t xml:space="preserve">During these cycles </w:t>
+      </w:r>
+      <w:r>
+        <w:t xml:space="preserve">where </w:t>
+      </w:r>
+      <w:r>
+        <w:rPr>
+          <w:rFonts w:ascii="Courier New" w:hAnsi="Courier New" w:cs="Courier New"/>
+        </w:rPr>
+        <w:t>ifu_axi_arvalid</w:t>
+      </w:r>
+      <w:r>
+        <w:t xml:space="preserve"> = 1 </w:t>
+      </w:r>
+      <w:r>
+        <w:t>t</w:t>
+      </w:r>
+      <w:r>
+        <w:t xml:space="preserve">he </w:t>
+      </w:r>
+      <w:r>
+        <w:t xml:space="preserve">initial </w:t>
+      </w:r>
+      <w:r>
+        <w:t xml:space="preserve">addresses of the eight </w:t>
+      </w:r>
+      <w:r>
+        <w:t xml:space="preserve">64-bit </w:t>
+      </w:r>
+      <w:r>
+        <w:t xml:space="preserve">chunks </w:t>
+      </w:r>
+      <w:r>
+        <w:t xml:space="preserve">that make up the requested </w:t>
+      </w:r>
+      <w:r>
+        <w:t xml:space="preserve">block </w:t>
+      </w:r>
+      <w:r>
+        <w:t xml:space="preserve">are </w:t>
+      </w:r>
+      <w:r>
+        <w:t xml:space="preserve">provided </w:t>
+      </w:r>
+      <w:r>
+        <w:t xml:space="preserve">sequentially </w:t>
+      </w:r>
+      <w:r>
+        <w:t>through the AXI bus</w:t>
+      </w:r>
+      <w:r>
+        <w:t xml:space="preserve"> using signal </w:t>
+      </w:r>
+      <w:r>
+        <w:rPr>
+          <w:rFonts w:ascii="Courier New" w:hAnsi="Courier New" w:cs="Courier New"/>
+        </w:rPr>
+        <w:t>ifu_axi_araddr</w:t>
+      </w:r>
+      <w:r>
+        <w:t>:</w:t>
+      </w:r>
+    </w:p>
+    <w:p>
+      <w:pPr>
+        <w:pStyle w:val="af"/>
+        <w:numPr>
+          <w:ilvl w:val="2"/>
+          <w:numId w:val="36"/>
+        </w:numPr>
+      </w:pPr>
+      <w:r>
+        <w:rPr>
+          <w:rFonts w:ascii="Courier New" w:hAnsi="Courier New" w:cs="Courier New"/>
+        </w:rPr>
+        <w:t>ifu_axi_araddr</w:t>
+      </w:r>
+      <w:r>
+        <w:t xml:space="preserve"> = 0x00000</w:t>
+      </w:r>
+      <w:r>
+        <w:t>44</w:t>
+      </w:r>
+      <w:r>
+        <w:t>0</w:t>
+      </w:r>
+    </w:p>
+    <w:p>
+      <w:pPr>
+        <w:pStyle w:val="af"/>
+        <w:numPr>
+          <w:ilvl w:val="2"/>
+          <w:numId w:val="36"/>
+        </w:numPr>
+      </w:pPr>
+      <w:r>
+        <w:rPr>
+          <w:rFonts w:ascii="Courier New" w:hAnsi="Courier New" w:cs="Courier New"/>
+        </w:rPr>
+        <w:t>ifu_axi_araddr</w:t>
+      </w:r>
+      <w:r>
+        <w:t xml:space="preserve"> = 0x00000</w:t>
+      </w:r>
+      <w:r>
+        <w:t>44</w:t>
+      </w:r>
+      <w:r>
+        <w:t>8</w:t>
+      </w:r>
+    </w:p>
+    <w:p>
+      <w:pPr>
+        <w:pStyle w:val="af"/>
+        <w:numPr>
+          <w:ilvl w:val="2"/>
+          <w:numId w:val="36"/>
+        </w:numPr>
+      </w:pPr>
+      <w:r>
+        <w:rPr>
+          <w:rFonts w:ascii="Courier New" w:hAnsi="Courier New" w:cs="Courier New"/>
+        </w:rPr>
+        <w:t>ifu_axi_araddr</w:t>
+      </w:r>
+      <w:r>
+        <w:t xml:space="preserve"> = 0x00000</w:t>
+      </w:r>
+      <w:r>
+        <w:t>45</w:t>
+      </w:r>
+      <w:r>
+        <w:t>0</w:t>
+      </w:r>
+    </w:p>
+    <w:p>
+      <w:pPr>
+        <w:pStyle w:val="af"/>
+        <w:numPr>
+          <w:ilvl w:val="2"/>
+          <w:numId w:val="36"/>
+        </w:numPr>
+      </w:pPr>
+      <w:r>
+        <w:rPr>
+          <w:rFonts w:ascii="Courier New" w:hAnsi="Courier New" w:cs="Courier New"/>
+        </w:rPr>
+        <w:t>ifu_axi_araddr</w:t>
+      </w:r>
+      <w:r>
+        <w:t xml:space="preserve"> = 0x00000</w:t>
+      </w:r>
+      <w:r>
+        <w:t>45</w:t>
+      </w:r>
+      <w:r>
+        <w:t>8</w:t>
+      </w:r>
+    </w:p>
+    <w:p>
+      <w:pPr>
+        <w:pStyle w:val="af"/>
+        <w:numPr>
+          <w:ilvl w:val="2"/>
+          <w:numId w:val="36"/>
+        </w:numPr>
+      </w:pPr>
+      <w:r>
+        <w:rPr>
+          <w:rFonts w:ascii="Courier New" w:hAnsi="Courier New" w:cs="Courier New"/>
+        </w:rPr>
+        <w:t>ifu_axi_araddr</w:t>
+      </w:r>
+      <w:r>
+        <w:t xml:space="preserve"> = 0x00000</w:t>
+      </w:r>
+      <w:r>
+        <w:t>46</w:t>
+      </w:r>
+      <w:r>
+        <w:t>0</w:t>
+      </w:r>
+    </w:p>
+    <w:p>
+      <w:pPr>
+        <w:pStyle w:val="af"/>
+        <w:numPr>
+          <w:ilvl w:val="2"/>
+          <w:numId w:val="36"/>
+        </w:numPr>
+      </w:pPr>
+      <w:r>
+        <w:rPr>
+          <w:rFonts w:ascii="Courier New" w:hAnsi="Courier New" w:cs="Courier New"/>
+        </w:rPr>
+        <w:t>ifu_axi_araddr</w:t>
+      </w:r>
+      <w:r>
+        <w:t xml:space="preserve"> = 0x00000</w:t>
+      </w:r>
+      <w:r>
+        <w:t>46</w:t>
+      </w:r>
+      <w:r>
+        <w:t>8</w:t>
+      </w:r>
+    </w:p>
+    <w:p>
+      <w:pPr>
+        <w:pStyle w:val="af"/>
+        <w:numPr>
+          <w:ilvl w:val="2"/>
+          <w:numId w:val="36"/>
+        </w:numPr>
+      </w:pPr>
+      <w:r>
+        <w:rPr>
+          <w:rFonts w:ascii="Courier New" w:hAnsi="Courier New" w:cs="Courier New"/>
+        </w:rPr>
+        <w:t>ifu_axi_araddr</w:t>
+      </w:r>
+      <w:r>
+        <w:t xml:space="preserve"> = 0x00000</w:t>
+      </w:r>
+      <w:r>
+        <w:t>47</w:t>
+      </w:r>
+      <w:r>
+        <w:t>0</w:t>
+      </w:r>
+    </w:p>
+    <w:p>
+      <w:pPr>
+        <w:pStyle w:val="af"/>
+        <w:numPr>
+          <w:ilvl w:val="2"/>
+          <w:numId w:val="36"/>
+        </w:numPr>
+      </w:pPr>
+      <w:r>
+        <w:rPr>
+          <w:rFonts w:ascii="Courier New" w:hAnsi="Courier New" w:cs="Courier New"/>
+        </w:rPr>
+        <w:t>ifu_axi_</w:t>
+      </w:r>
+      <w:r>
+        <w:rPr>
+          <w:rFonts w:ascii="Courier New" w:hAnsi="Courier New" w:cs="Courier New"/>
+        </w:rPr>
+        <w:t>araddr</w:t>
+      </w:r>
+      <w:r>
+        <w:t xml:space="preserve"> =</w:t>
+      </w:r>
+      <w:r>
+        <w:t xml:space="preserve"> </w:t>
+      </w:r>
+      <w:r>
+        <w:t>0x00000</w:t>
+      </w:r>
+      <w:r>
+        <w:t>47</w:t>
+      </w:r>
+      <w:r>
+        <w:t>8</w:t>
+      </w:r>
+    </w:p>
+    <w:p/>
+    <w:p>
+      <w:pPr>
+        <w:pStyle w:val="af"/>
+        <w:numPr>
+          <w:ilvl w:val="0"/>
+          <w:numId w:val="36"/>
+        </w:numPr>
+      </w:pPr>
+      <w:r>
+        <w:t>T</w:t>
+      </w:r>
+      <w:r>
+        <w:t>he eight 64-bit chunks</w:t>
+      </w:r>
+      <w:r>
+        <w:t xml:space="preserve"> arriv</w:t>
+      </w:r>
+      <w:r>
+        <w:t xml:space="preserve">e </w:t>
+      </w:r>
+      <w:r>
+        <w:t xml:space="preserve">sequentially to the processor </w:t>
+      </w:r>
+      <w:r>
+        <w:t>through the AXI bus</w:t>
+      </w:r>
+      <w:r>
+        <w:t xml:space="preserve"> in signal </w:t>
+      </w:r>
+      <w:r>
+        <w:rPr>
+          <w:rFonts w:ascii="Courier New" w:hAnsi="Courier New" w:cs="Courier New"/>
+        </w:rPr>
+        <w:t>ifu_axi_rdata</w:t>
+      </w:r>
+      <w:r>
+        <w:t>.</w:t>
+      </w:r>
+    </w:p>
+    <w:p>
+      <w:pPr>
+        <w:pStyle w:val="af"/>
+        <w:numPr>
+          <w:ilvl w:val="1"/>
+          <w:numId w:val="36"/>
+        </w:numPr>
+        <w:rPr>
+          <w:rFonts w:cs="Arial"/>
+        </w:rPr>
+      </w:pPr>
+      <w:r>
+        <w:t xml:space="preserve">Signal </w:t>
+      </w:r>
+      <w:r>
+        <w:rPr>
+          <w:rFonts w:ascii="Courier New" w:hAnsi="Courier New" w:cs="Courier New"/>
+        </w:rPr>
+        <w:t>ifu_axi_rvalid</w:t>
+      </w:r>
+      <w:r>
+        <w:rPr>
+          <w:rFonts w:cs="Arial"/>
+        </w:rPr>
+        <w:t xml:space="preserve">, which indicates that the channel is </w:t>
+      </w:r>
+      <w:r>
+        <w:rPr>
+          <w:rFonts w:cs="Arial"/>
+        </w:rPr>
+        <w:t xml:space="preserve">receiving </w:t>
+      </w:r>
+      <w:r>
+        <w:rPr>
+          <w:rFonts w:cs="Arial"/>
+        </w:rPr>
+        <w:t xml:space="preserve">the required read data, </w:t>
+      </w:r>
+      <w:r>
+        <w:rPr>
+          <w:rFonts w:cs="Arial"/>
+        </w:rPr>
+        <w:t xml:space="preserve">goes high every </w:t>
+      </w:r>
+      <w:r>
+        <w:rPr>
+          <w:rFonts w:cs="Arial"/>
+        </w:rPr>
+        <w:t>two</w:t>
+      </w:r>
+      <w:r>
+        <w:rPr>
+          <w:rFonts w:cs="Arial"/>
+        </w:rPr>
+        <w:t xml:space="preserve"> cycles.</w:t>
+      </w:r>
+    </w:p>
+    <w:p>
+      <w:pPr>
+        <w:pStyle w:val="af"/>
+        <w:numPr>
+          <w:ilvl w:val="1"/>
+          <w:numId w:val="36"/>
+        </w:numPr>
+        <w:rPr>
+          <w:rFonts w:cs="Arial"/>
+        </w:rPr>
+      </w:pPr>
+      <w:r>
+        <w:rPr>
+          <w:rFonts w:cs="Arial"/>
+        </w:rPr>
+        <w:t xml:space="preserve">Each of the </w:t>
+      </w:r>
+      <w:r>
+        <w:rPr>
+          <w:rFonts w:cs="Arial"/>
+        </w:rPr>
+        <w:t xml:space="preserve">eight </w:t>
+      </w:r>
+      <w:r>
+        <w:rPr>
+          <w:rFonts w:cs="Arial"/>
+        </w:rPr>
+        <w:t xml:space="preserve">64-bit chunks </w:t>
+      </w:r>
+      <w:r>
+        <w:rPr>
+          <w:rFonts w:cs="Arial"/>
+        </w:rPr>
+        <w:t xml:space="preserve">(each containing two </w:t>
+      </w:r>
+      <w:r>
+        <w:rPr>
+          <w:rFonts w:cs="Arial"/>
+        </w:rPr>
+        <w:t>uncompressed</w:t>
+      </w:r>
+      <w:r>
+        <w:rPr>
+          <w:rFonts w:cs="Arial"/>
+        </w:rPr>
+        <w:t xml:space="preserve"> </w:t>
+      </w:r>
+      <w:r>
+        <w:rPr>
+          <w:rFonts w:ascii="Courier New" w:eastAsia="Courier New" w:hAnsi="Courier New" w:cs="Courier New"/>
+        </w:rPr>
+        <w:t>add</w:t>
+      </w:r>
+      <w:r>
+        <w:rPr>
+          <w:rFonts w:cs="Arial"/>
+        </w:rPr>
+        <w:t xml:space="preserve"> </w:t>
+      </w:r>
+      <w:r>
+        <w:rPr>
+          <w:rFonts w:cs="Arial"/>
+        </w:rPr>
+        <w:t xml:space="preserve">instructions) </w:t>
+      </w:r>
+      <w:r>
+        <w:rPr>
+          <w:rFonts w:cs="Arial"/>
+        </w:rPr>
+        <w:t xml:space="preserve">is provided in signal </w:t>
+      </w:r>
+      <w:r>
+        <w:rPr>
+          <w:rFonts w:ascii="Courier New" w:hAnsi="Courier New" w:cs="Courier New"/>
+        </w:rPr>
+        <w:t>ifu_axi_rdata</w:t>
+      </w:r>
+      <w:r>
+        <w:rPr>
+          <w:rFonts w:cs="Arial"/>
+        </w:rPr>
+        <w:t xml:space="preserve"> (this cannot be seen in </w:t>
+      </w:r>
+      <w:r>
+        <w:fldChar w:fldCharType="begin"/>
+      </w:r>
+      <w:r>
+        <w:instrText xml:space="preserve"> REF _Ref82951233 \h </w:instrText>
+      </w:r>
+      <w:r>
+        <w:fldChar w:fldCharType="separate"/>
+      </w:r>
+      <w:r>
+        <w:t xml:space="preserve">Figure </w:t>
+      </w:r>
+      <w:r>
+        <w:rPr>
+          <w:noProof/>
+        </w:rPr>
+        <w:t>5</w:t>
+      </w:r>
+      <w:r>
+        <w:fldChar w:fldCharType="end"/>
+      </w:r>
+      <w:r>
+        <w:t xml:space="preserve"> – you can</w:t>
+      </w:r>
+      <w:r>
+        <w:t xml:space="preserve"> replicate the simulation </w:t>
+      </w:r>
+      <w:r>
+        <w:t>o</w:t>
+      </w:r>
+      <w:r>
+        <w:t>n your computer to verify it</w:t>
+      </w:r>
+      <w:r>
+        <w:rPr>
+          <w:rFonts w:cs="Arial"/>
+        </w:rPr>
+        <w:t>):</w:t>
+      </w:r>
+    </w:p>
+    <w:p>
+      <w:pPr>
+        <w:pStyle w:val="af"/>
+        <w:numPr>
+          <w:ilvl w:val="2"/>
+          <w:numId w:val="36"/>
+        </w:numPr>
+      </w:pPr>
+      <w:r>
+        <w:rPr>
+          <w:rFonts w:ascii="Courier New" w:hAnsi="Courier New" w:cs="Courier New"/>
+        </w:rPr>
+        <w:t>ifu_axi_</w:t>
+      </w:r>
+      <w:r>
+        <w:rPr>
+          <w:rFonts w:ascii="Courier New" w:hAnsi="Courier New" w:cs="Courier New"/>
+        </w:rPr>
+        <w:t>rdata</w:t>
+      </w:r>
+      <w:r>
+        <w:t xml:space="preserve"> = 0x</w:t>
+      </w:r>
+      <w:r>
+        <w:rPr>
+          <w:color w:val="76923C" w:themeColor="accent3" w:themeShade="BF"/>
+        </w:rPr>
+        <w:t>00630333</w:t>
+      </w:r>
+      <w:r>
+        <w:rPr>
+          <w:color w:val="FF0000"/>
+        </w:rPr>
+        <w:t>005282b3</w:t>
+      </w:r>
+    </w:p>
+    <w:p>
+      <w:pPr>
+        <w:pStyle w:val="af"/>
+        <w:numPr>
+          <w:ilvl w:val="2"/>
+          <w:numId w:val="36"/>
+        </w:numPr>
+      </w:pPr>
+      <w:r>
+        <w:rPr>
+          <w:rFonts w:ascii="Courier New" w:hAnsi="Courier New" w:cs="Courier New"/>
+        </w:rPr>
+        <w:t>ifu_axi_</w:t>
+      </w:r>
+      <w:r>
+        <w:rPr>
+          <w:rFonts w:ascii="Courier New" w:hAnsi="Courier New" w:cs="Courier New"/>
+        </w:rPr>
+        <w:t>rdata</w:t>
+      </w:r>
+      <w:r>
+        <w:t xml:space="preserve"> = 0x</w:t>
+      </w:r>
+      <w:r>
+        <w:rPr>
+          <w:color w:val="76923C" w:themeColor="accent3" w:themeShade="BF"/>
+        </w:rPr>
+        <w:t>01ce0e33</w:t>
+      </w:r>
+      <w:r>
+        <w:rPr>
+          <w:color w:val="FF0000"/>
+        </w:rPr>
+        <w:t>007383b3</w:t>
+      </w:r>
+    </w:p>
+    <w:p>
+      <w:pPr>
+        <w:pStyle w:val="af"/>
+        <w:numPr>
+          <w:ilvl w:val="2"/>
+          <w:numId w:val="36"/>
+        </w:numPr>
+      </w:pPr>
+      <w:r>
+        <w:rPr>
+          <w:rFonts w:ascii="Courier New" w:hAnsi="Courier New" w:cs="Courier New"/>
+        </w:rPr>
+        <w:t>ifu_axi_</w:t>
+      </w:r>
+      <w:r>
+        <w:rPr>
+          <w:rFonts w:ascii="Courier New" w:hAnsi="Courier New" w:cs="Courier New"/>
+        </w:rPr>
+        <w:t>rdata</w:t>
+      </w:r>
+      <w:r>
+        <w:t xml:space="preserve"> = 0x</w:t>
+      </w:r>
+      <w:r>
+        <w:rPr>
+          <w:color w:val="76923C" w:themeColor="accent3" w:themeShade="BF"/>
+        </w:rPr>
+        <w:t>01ef0f33</w:t>
+      </w:r>
+      <w:r>
+        <w:rPr>
+          <w:color w:val="FF0000"/>
+        </w:rPr>
+        <w:t>01de8eb3</w:t>
+      </w:r>
+    </w:p>
+    <w:p>
+      <w:pPr>
+        <w:pStyle w:val="af"/>
+        <w:numPr>
+          <w:ilvl w:val="2"/>
+          <w:numId w:val="36"/>
+        </w:numPr>
+      </w:pPr>
+      <w:r>
+        <w:rPr>
+          <w:rFonts w:ascii="Courier New" w:hAnsi="Courier New" w:cs="Courier New"/>
+        </w:rPr>
+        <w:t>ifu_axi_</w:t>
+      </w:r>
+      <w:r>
+        <w:rPr>
+          <w:rFonts w:ascii="Courier New" w:hAnsi="Courier New" w:cs="Courier New"/>
+        </w:rPr>
+        <w:t>rdata</w:t>
+      </w:r>
+      <w:r>
+        <w:t xml:space="preserve"> = 0x</w:t>
+      </w:r>
+      <w:r>
+        <w:rPr>
+          <w:color w:val="76923C" w:themeColor="accent3" w:themeShade="BF"/>
+        </w:rPr>
+        <w:t>011888b3</w:t>
+      </w:r>
+      <w:r>
+        <w:rPr>
+          <w:color w:val="FF0000"/>
+        </w:rPr>
+        <w:t>01ff8fb3</w:t>
+      </w:r>
+    </w:p>
+    <w:p>
+      <w:pPr>
+        <w:pStyle w:val="af"/>
+        <w:numPr>
+          <w:ilvl w:val="2"/>
+          <w:numId w:val="36"/>
+        </w:numPr>
+      </w:pPr>
+      <w:r>
+        <w:rPr>
+          <w:rFonts w:ascii="Courier New" w:hAnsi="Courier New" w:cs="Courier New"/>
+        </w:rPr>
+        <w:t>ifu_axi_</w:t>
+      </w:r>
+      <w:r>
+        <w:rPr>
+          <w:rFonts w:ascii="Courier New" w:hAnsi="Courier New" w:cs="Courier New"/>
+        </w:rPr>
+        <w:t>rdata</w:t>
+      </w:r>
+      <w:r>
+        <w:t xml:space="preserve"> = 0x</w:t>
+      </w:r>
+      <w:r>
+        <w:rPr>
+          <w:color w:val="76923C" w:themeColor="accent3" w:themeShade="BF"/>
+        </w:rPr>
+        <w:t>007383b3</w:t>
+      </w:r>
+      <w:r>
+        <w:rPr>
+          <w:color w:val="FF0000"/>
+        </w:rPr>
+        <w:t>005282b3</w:t>
+      </w:r>
+    </w:p>
+    <w:p>
+      <w:pPr>
+        <w:pStyle w:val="af"/>
+        <w:numPr>
+          <w:ilvl w:val="2"/>
+          <w:numId w:val="36"/>
+        </w:numPr>
+      </w:pPr>
+      <w:r>
+        <w:rPr>
+          <w:rFonts w:ascii="Courier New" w:hAnsi="Courier New" w:cs="Courier New"/>
+        </w:rPr>
+        <w:t>ifu_axi_</w:t>
+      </w:r>
+      <w:r>
+        <w:rPr>
+          <w:rFonts w:ascii="Courier New" w:hAnsi="Courier New" w:cs="Courier New"/>
+        </w:rPr>
+        <w:t>rdata</w:t>
+      </w:r>
+      <w:r>
+        <w:t xml:space="preserve"> = 0x</w:t>
+      </w:r>
+      <w:r>
+        <w:rPr>
+          <w:color w:val="76923C" w:themeColor="accent3" w:themeShade="BF"/>
+        </w:rPr>
+        <w:t>01ce0e33</w:t>
+      </w:r>
+      <w:r>
+        <w:rPr>
+          <w:color w:val="FF0000"/>
+        </w:rPr>
+        <w:t>00630333</w:t>
+      </w:r>
+    </w:p>
+    <w:p>
+      <w:pPr>
+        <w:pStyle w:val="af"/>
+        <w:numPr>
+          <w:ilvl w:val="2"/>
+          <w:numId w:val="36"/>
+        </w:numPr>
+      </w:pPr>
+      <w:r>
+        <w:rPr>
+          <w:rFonts w:ascii="Courier New" w:hAnsi="Courier New" w:cs="Courier New"/>
+        </w:rPr>
+        <w:t>ifu_axi_</w:t>
+      </w:r>
+      <w:r>
+        <w:rPr>
+          <w:rFonts w:ascii="Courier New" w:hAnsi="Courier New" w:cs="Courier New"/>
+        </w:rPr>
+        <w:t>rdata</w:t>
+      </w:r>
+      <w:r>
+        <w:t xml:space="preserve"> = 0x</w:t>
+      </w:r>
+      <w:r>
+        <w:rPr>
+          <w:color w:val="76923C" w:themeColor="accent3" w:themeShade="BF"/>
+        </w:rPr>
+        <w:t>01ff8fb3</w:t>
+      </w:r>
+      <w:r>
+        <w:rPr>
+          <w:color w:val="FF0000"/>
+        </w:rPr>
+        <w:t>01de8eb3</w:t>
+      </w:r>
+    </w:p>
+    <w:p>
+      <w:pPr>
+        <w:pStyle w:val="af"/>
+        <w:numPr>
+          <w:ilvl w:val="2"/>
+          <w:numId w:val="36"/>
+        </w:numPr>
+        <w:spacing w:line="259" w:lineRule="auto"/>
+        <w:rPr>
+          <w:rFonts w:ascii="Courier New" w:hAnsi="Courier New" w:cs="Courier New"/>
+        </w:rPr>
+      </w:pPr>
+      <w:r>
+        <w:rPr>
+          <w:rFonts w:ascii="Courier New" w:hAnsi="Courier New" w:cs="Courier New"/>
+        </w:rPr>
+        <w:t>ifu_axi_rdata</w:t>
+      </w:r>
+      <w:r>
+        <w:t xml:space="preserve"> = 0x</w:t>
+      </w:r>
+      <w:r>
+        <w:rPr>
+          <w:color w:val="76923C" w:themeColor="accent3" w:themeShade="BF"/>
+        </w:rPr>
+        <w:t>011888b3</w:t>
+      </w:r>
+      <w:r>
+        <w:rPr>
+          <w:color w:val="FF0000"/>
+        </w:rPr>
+        <w:t>01ef0f33</w:t>
+      </w:r>
+    </w:p>
+    <w:p>
+      <w:pPr>
+        <w:pStyle w:val="af"/>
+        <w:ind w:left="720"/>
+      </w:pPr>
+    </w:p>
+    <w:p>
+      <w:pPr>
+        <w:pStyle w:val="af"/>
+        <w:numPr>
+          <w:ilvl w:val="0"/>
+          <w:numId w:val="36"/>
+        </w:numPr>
+      </w:pPr>
+      <w:r>
+        <w:t xml:space="preserve">The chunks are written sequentially to the I$ by enabling the </w:t>
+      </w:r>
+      <w:r>
+        <w:rPr>
+          <w:rFonts w:ascii="Courier New" w:eastAsia="Courier New" w:hAnsi="Courier New" w:cs="Courier New"/>
+        </w:rPr>
+        <w:t>ic_wr_en</w:t>
+      </w:r>
+      <w:r>
+        <w:t xml:space="preserve"> signal.</w:t>
+      </w:r>
+      <w:r>
+        <w:t xml:space="preserve"> Moreover, th</w:t>
+      </w:r>
+      <w:r>
+        <w:t>e instructions are bypassed from the I$ controller to the pipeline</w:t>
+      </w:r>
+      <w:r>
+        <w:t xml:space="preserve"> </w:t>
+      </w:r>
+      <w:r>
+        <w:t xml:space="preserve">so that it can </w:t>
+      </w:r>
+      <w:r>
+        <w:t>restart execution</w:t>
+      </w:r>
+      <w:r>
+        <w:t xml:space="preserve"> </w:t>
+      </w:r>
+      <w:r>
+        <w:t>as soon as possible</w:t>
+      </w:r>
+      <w:r>
+        <w:t xml:space="preserve"> after the I$ miss.</w:t>
+      </w:r>
+      <w:r>
+        <w:t xml:space="preserve"> </w:t>
+      </w:r>
+      <w:r>
+        <w:t>The two signals on the bottom (</w:t>
+      </w:r>
+      <w:r>
+        <w:rPr>
+          <w:rFonts w:ascii="Courier New" w:eastAsia="Courier New" w:hAnsi="Courier New" w:cs="Courier New"/>
+        </w:rPr>
+        <w:t>dec_i0_pc_d_ext</w:t>
+      </w:r>
+      <w:r>
+        <w:t xml:space="preserve"> and </w:t>
+      </w:r>
+      <w:r>
+        <w:rPr>
+          <w:rFonts w:ascii="Courier New" w:hAnsi="Courier New" w:cs="Courier New"/>
+        </w:rPr>
+        <w:t>dec_i0_instr_d</w:t>
+      </w:r>
+      <w:r>
+        <w:t>) show the instructions at the D Stage</w:t>
+      </w:r>
+      <w:r>
+        <w:t xml:space="preserve"> executing sequentially</w:t>
+      </w:r>
+      <w:r>
+        <w:t>.</w:t>
+      </w:r>
+    </w:p>
+    <w:p/>
+    <w:p/>
+    <w:p>
+      <w:pPr>
+        <w:pStyle w:val="af"/>
+        <w:numPr>
+          <w:ilvl w:val="0"/>
+          <w:numId w:val="26"/>
+        </w:numPr>
+        <w:rPr>
+          <w:rFonts w:cs="Arial"/>
+          <w:b/>
+          <w:bCs/>
+          <w:sz w:val="28"/>
+          <w:szCs w:val="28"/>
+        </w:rPr>
+      </w:pPr>
+      <w:r>
+        <w:rPr>
+          <w:rFonts w:cs="Arial"/>
+          <w:b/>
+          <w:bCs/>
+          <w:sz w:val="28"/>
+          <w:szCs w:val="28"/>
+        </w:rPr>
+        <w:t>I$</w:t>
+      </w:r>
+      <w:r>
+        <w:rPr>
+          <w:rFonts w:cs="Arial"/>
+          <w:b/>
+          <w:bCs/>
+          <w:sz w:val="28"/>
+          <w:szCs w:val="28"/>
+        </w:rPr>
+        <w:t xml:space="preserve"> Hit Management</w:t>
+      </w:r>
+    </w:p>
+    <w:p>
+      <w:pPr>
+        <w:rPr>
+          <w:lang w:val="en-US"/>
+        </w:rPr>
+      </w:pPr>
+    </w:p>
+    <w:p>
+      <w:pPr>
+        <w:pStyle w:val="a6"/>
+        <w:rPr>
+          <w:rFonts w:cs="Times New Roman"/>
+          <w:b w:val="0"/>
+          <w:iCs w:val="0"/>
+          <w:szCs w:val="22"/>
+        </w:rPr>
+      </w:pPr>
+      <w:r>
+        <w:rPr>
+          <w:rFonts w:cs="Times New Roman"/>
+          <w:b w:val="0"/>
+          <w:iCs w:val="0"/>
+          <w:szCs w:val="22"/>
+        </w:rPr>
+        <w:t>In this section we work with the same example from Section 3.B (</w:t>
+      </w:r>
+      <w:r>
+        <w:rPr>
+          <w:rFonts w:cs="Times New Roman"/>
+          <w:b w:val="0"/>
+          <w:iCs w:val="0"/>
+          <w:szCs w:val="22"/>
+        </w:rPr>
+        <w:fldChar w:fldCharType="begin"/>
+      </w:r>
+      <w:r>
+        <w:rPr>
+          <w:rFonts w:cs="Times New Roman"/>
+          <w:b w:val="0"/>
+          <w:iCs w:val="0"/>
+          <w:szCs w:val="22"/>
+        </w:rPr>
+        <w:instrText xml:space="preserve"> REF _Ref82950556 \h </w:instrText>
+      </w:r>
+      <w:r>
+        <w:rPr>
+          <w:rFonts w:cs="Times New Roman"/>
+          <w:b w:val="0"/>
+          <w:iCs w:val="0"/>
+          <w:szCs w:val="22"/>
+        </w:rPr>
+        <w:instrText xml:space="preserve"> \* MERGEFORMAT </w:instrText>
+      </w:r>
+      <w:r>
+        <w:rPr>
+          <w:rFonts w:cs="Times New Roman"/>
+          <w:b w:val="0"/>
+          <w:iCs w:val="0"/>
+          <w:szCs w:val="22"/>
+        </w:rPr>
+      </w:r>
+      <w:r>
+        <w:rPr>
+          <w:rFonts w:cs="Times New Roman"/>
+          <w:b w:val="0"/>
+          <w:iCs w:val="0"/>
+          <w:szCs w:val="22"/>
+        </w:rPr>
+        <w:fldChar w:fldCharType="separate"/>
+      </w:r>
+      <w:r>
+        <w:rPr>
+          <w:rFonts w:cs="Times New Roman"/>
+          <w:b w:val="0"/>
+          <w:iCs w:val="0"/>
+          <w:szCs w:val="22"/>
+        </w:rPr>
+        <w:t>Figure 4</w:t>
+      </w:r>
+      <w:r>
+        <w:rPr>
+          <w:rFonts w:cs="Times New Roman"/>
+          <w:b w:val="0"/>
+          <w:iCs w:val="0"/>
+          <w:szCs w:val="22"/>
+        </w:rPr>
+        <w:fldChar w:fldCharType="end"/>
+      </w:r>
+      <w:r>
+        <w:rPr>
+          <w:rFonts w:cs="Times New Roman"/>
+          <w:b w:val="0"/>
+          <w:iCs w:val="0"/>
+          <w:szCs w:val="22"/>
+        </w:rPr>
+        <w:t>)</w:t>
+      </w:r>
+      <w:r>
+        <w:rPr>
+          <w:rFonts w:cs="Times New Roman"/>
+          <w:b w:val="0"/>
+          <w:iCs w:val="0"/>
+          <w:szCs w:val="22"/>
+        </w:rPr>
+        <w:t>,</w:t>
+      </w:r>
+      <w:r>
+        <w:rPr>
+          <w:rFonts w:cs="Times New Roman"/>
+          <w:b w:val="0"/>
+          <w:iCs w:val="0"/>
+          <w:szCs w:val="22"/>
+        </w:rPr>
+        <w:t xml:space="preserve"> but we </w:t>
+      </w:r>
+      <w:r>
+        <w:rPr>
+          <w:rFonts w:cs="Times New Roman"/>
+          <w:b w:val="0"/>
+          <w:iCs w:val="0"/>
+          <w:szCs w:val="22"/>
+        </w:rPr>
+        <w:t xml:space="preserve">now </w:t>
+      </w:r>
+      <w:r>
+        <w:rPr>
+          <w:rFonts w:cs="Times New Roman"/>
+          <w:b w:val="0"/>
+          <w:iCs w:val="0"/>
+          <w:szCs w:val="22"/>
+        </w:rPr>
+        <w:t xml:space="preserve">focus </w:t>
+      </w:r>
+      <w:r>
+        <w:rPr>
+          <w:rFonts w:cs="Times New Roman"/>
+          <w:b w:val="0"/>
+          <w:iCs w:val="0"/>
+          <w:szCs w:val="22"/>
+        </w:rPr>
+        <w:t>o</w:t>
+      </w:r>
+      <w:r>
+        <w:rPr>
+          <w:rFonts w:cs="Times New Roman"/>
+          <w:b w:val="0"/>
+          <w:iCs w:val="0"/>
+          <w:szCs w:val="22"/>
+        </w:rPr>
+        <w:t>n analys</w:t>
+      </w:r>
+      <w:r>
+        <w:rPr>
+          <w:rFonts w:cs="Times New Roman"/>
+          <w:b w:val="0"/>
+          <w:iCs w:val="0"/>
+          <w:szCs w:val="22"/>
+        </w:rPr>
+        <w:t>ing</w:t>
+      </w:r>
+      <w:r>
+        <w:rPr>
+          <w:rFonts w:cs="Times New Roman"/>
+          <w:b w:val="0"/>
+          <w:iCs w:val="0"/>
+          <w:szCs w:val="22"/>
+        </w:rPr>
+        <w:t xml:space="preserve"> I$ hit</w:t>
+      </w:r>
+      <w:r>
+        <w:rPr>
+          <w:rFonts w:cs="Times New Roman"/>
+          <w:b w:val="0"/>
+          <w:iCs w:val="0"/>
+          <w:szCs w:val="22"/>
+        </w:rPr>
+        <w:t>s</w:t>
+      </w:r>
+      <w:r>
+        <w:rPr>
+          <w:rFonts w:cs="Times New Roman"/>
+          <w:b w:val="0"/>
+          <w:iCs w:val="0"/>
+          <w:szCs w:val="22"/>
+        </w:rPr>
+        <w:t xml:space="preserve">. </w:t>
+      </w:r>
+      <w:r>
+        <w:rPr>
+          <w:rFonts w:cs="Times New Roman"/>
+          <w:b w:val="0"/>
+          <w:iCs w:val="0"/>
+          <w:szCs w:val="22"/>
+        </w:rPr>
+        <w:fldChar w:fldCharType="begin"/>
+      </w:r>
+      <w:r>
+        <w:rPr>
+          <w:rFonts w:cs="Times New Roman"/>
+          <w:b w:val="0"/>
+          <w:iCs w:val="0"/>
+          <w:szCs w:val="22"/>
+        </w:rPr>
+        <w:instrText xml:space="preserve"> REF _Ref83623375 \h  \* MERGEFORMAT </w:instrText>
+      </w:r>
+      <w:r>
+        <w:rPr>
+          <w:rFonts w:cs="Times New Roman"/>
+          <w:b w:val="0"/>
+          <w:iCs w:val="0"/>
+          <w:szCs w:val="22"/>
+        </w:rPr>
+      </w:r>
+      <w:r>
+        <w:rPr>
+          <w:rFonts w:cs="Times New Roman"/>
+          <w:b w:val="0"/>
+          <w:iCs w:val="0"/>
+          <w:szCs w:val="22"/>
+        </w:rPr>
+        <w:fldChar w:fldCharType="separate"/>
+      </w:r>
+      <w:r>
+        <w:rPr>
+          <w:b w:val="0"/>
+        </w:rPr>
+        <w:t xml:space="preserve">Figure </w:t>
+      </w:r>
+      <w:r>
+        <w:rPr>
+          <w:b w:val="0"/>
+          <w:noProof/>
+        </w:rPr>
+        <w:t>6</w:t>
+      </w:r>
+      <w:r>
+        <w:rPr>
+          <w:rFonts w:cs="Times New Roman"/>
+          <w:b w:val="0"/>
+          <w:iCs w:val="0"/>
+          <w:szCs w:val="22"/>
+        </w:rPr>
+        <w:fldChar w:fldCharType="end"/>
+      </w:r>
+      <w:r>
+        <w:rPr>
+          <w:rFonts w:cs="Times New Roman"/>
+          <w:b w:val="0"/>
+          <w:iCs w:val="0"/>
+          <w:szCs w:val="22"/>
+        </w:rPr>
+        <w:t xml:space="preserve"> </w:t>
+      </w:r>
+      <w:r>
+        <w:rPr>
+          <w:rFonts w:cs="Times New Roman"/>
+          <w:b w:val="0"/>
+          <w:iCs w:val="0"/>
+          <w:szCs w:val="22"/>
+        </w:rPr>
+        <w:t xml:space="preserve">shows </w:t>
+      </w:r>
+      <w:r>
+        <w:rPr>
+          <w:rFonts w:cs="Times New Roman"/>
+          <w:b w:val="0"/>
+          <w:iCs w:val="0"/>
+          <w:szCs w:val="22"/>
+        </w:rPr>
+        <w:t xml:space="preserve">the second </w:t>
+      </w:r>
+      <w:r>
+        <w:rPr>
+          <w:rFonts w:cs="Times New Roman"/>
+          <w:b w:val="0"/>
+          <w:iCs w:val="0"/>
+          <w:szCs w:val="22"/>
+        </w:rPr>
+        <w:t xml:space="preserve">iteration of the loop </w:t>
+      </w:r>
+      <w:r>
+        <w:rPr>
+          <w:rFonts w:cs="Times New Roman"/>
+          <w:b w:val="0"/>
+          <w:iCs w:val="0"/>
+          <w:szCs w:val="22"/>
+        </w:rPr>
+        <w:t xml:space="preserve">when executing </w:t>
+      </w:r>
+      <w:r>
+        <w:rPr>
+          <w:rFonts w:cs="Times New Roman"/>
+          <w:b w:val="0"/>
+          <w:iCs w:val="0"/>
+          <w:szCs w:val="22"/>
+        </w:rPr>
+        <w:lastRenderedPageBreak/>
+        <w:t>the program in</w:t>
+      </w:r>
+      <w:r>
+        <w:rPr>
+          <w:rFonts w:cs="Times New Roman"/>
+          <w:b w:val="0"/>
+          <w:iCs w:val="0"/>
+          <w:szCs w:val="22"/>
+        </w:rPr>
+        <w:t xml:space="preserve"> </w:t>
+      </w:r>
+      <w:r>
+        <w:rPr>
+          <w:rFonts w:cs="Times New Roman"/>
+          <w:b w:val="0"/>
+          <w:iCs w:val="0"/>
+          <w:szCs w:val="22"/>
+        </w:rPr>
+        <w:fldChar w:fldCharType="begin"/>
+      </w:r>
+      <w:r>
+        <w:rPr>
+          <w:rFonts w:cs="Times New Roman"/>
+          <w:b w:val="0"/>
+          <w:iCs w:val="0"/>
+          <w:szCs w:val="22"/>
+        </w:rPr>
+        <w:instrText xml:space="preserve"> REF _Ref82950556 \h  \* MERGEFORMAT </w:instrText>
+      </w:r>
+      <w:r>
+        <w:rPr>
+          <w:rFonts w:cs="Times New Roman"/>
+          <w:b w:val="0"/>
+          <w:iCs w:val="0"/>
+          <w:szCs w:val="22"/>
+        </w:rPr>
+      </w:r>
+      <w:r>
+        <w:rPr>
+          <w:rFonts w:cs="Times New Roman"/>
+          <w:b w:val="0"/>
+          <w:iCs w:val="0"/>
+          <w:szCs w:val="22"/>
+        </w:rPr>
+        <w:fldChar w:fldCharType="separate"/>
+      </w:r>
+      <w:r>
+        <w:rPr>
+          <w:b w:val="0"/>
+        </w:rPr>
+        <w:t xml:space="preserve">Figure </w:t>
+      </w:r>
+      <w:r>
+        <w:rPr>
+          <w:b w:val="0"/>
+          <w:noProof/>
+        </w:rPr>
+        <w:t>4</w:t>
+      </w:r>
+      <w:r>
+        <w:rPr>
+          <w:rFonts w:cs="Times New Roman"/>
+          <w:b w:val="0"/>
+          <w:iCs w:val="0"/>
+          <w:szCs w:val="22"/>
+        </w:rPr>
+        <w:fldChar w:fldCharType="end"/>
+      </w:r>
+      <w:r>
+        <w:rPr>
+          <w:rFonts w:cs="Times New Roman"/>
+          <w:b w:val="0"/>
+          <w:iCs w:val="0"/>
+          <w:szCs w:val="22"/>
+        </w:rPr>
+        <w:t xml:space="preserve"> </w:t>
+      </w:r>
+      <w:r>
+        <w:rPr>
+          <w:rFonts w:cs="Times New Roman"/>
+          <w:b w:val="0"/>
+          <w:iCs w:val="0"/>
+          <w:szCs w:val="22"/>
+        </w:rPr>
+        <w:t xml:space="preserve">(any iteration would be valid </w:t>
+      </w:r>
+      <w:r>
+        <w:rPr>
+          <w:rFonts w:cs="Times New Roman"/>
+          <w:b w:val="0"/>
+          <w:iCs w:val="0"/>
+          <w:szCs w:val="22"/>
+        </w:rPr>
+        <w:t xml:space="preserve">except </w:t>
+      </w:r>
+      <w:r>
+        <w:rPr>
+          <w:rFonts w:cs="Times New Roman"/>
+          <w:b w:val="0"/>
+          <w:iCs w:val="0"/>
+          <w:szCs w:val="22"/>
+        </w:rPr>
+        <w:t>the first one, which, as we analysed in</w:t>
+      </w:r>
+      <w:r>
+        <w:rPr>
+          <w:rFonts w:cs="Times New Roman"/>
+          <w:b w:val="0"/>
+          <w:iCs w:val="0"/>
+          <w:szCs w:val="22"/>
+        </w:rPr>
+        <w:t xml:space="preserve"> </w:t>
+      </w:r>
+      <w:r>
+        <w:rPr>
+          <w:rFonts w:cs="Times New Roman"/>
+          <w:b w:val="0"/>
+          <w:iCs w:val="0"/>
+          <w:szCs w:val="22"/>
+        </w:rPr>
+        <w:fldChar w:fldCharType="begin"/>
+      </w:r>
+      <w:r>
+        <w:rPr>
+          <w:rFonts w:cs="Times New Roman"/>
+          <w:b w:val="0"/>
+          <w:iCs w:val="0"/>
+          <w:szCs w:val="22"/>
+        </w:rPr>
+        <w:instrText xml:space="preserve"> REF _Ref82951233 \h  \* MERGEFORMAT </w:instrText>
+      </w:r>
+      <w:r>
+        <w:rPr>
+          <w:rFonts w:cs="Times New Roman"/>
+          <w:b w:val="0"/>
+          <w:iCs w:val="0"/>
+          <w:szCs w:val="22"/>
+        </w:rPr>
+      </w:r>
+      <w:r>
+        <w:rPr>
+          <w:rFonts w:cs="Times New Roman"/>
+          <w:b w:val="0"/>
+          <w:iCs w:val="0"/>
+          <w:szCs w:val="22"/>
+        </w:rPr>
+        <w:fldChar w:fldCharType="separate"/>
+      </w:r>
+      <w:r>
+        <w:rPr>
+          <w:b w:val="0"/>
+        </w:rPr>
+        <w:t xml:space="preserve">Figure </w:t>
+      </w:r>
+      <w:r>
+        <w:rPr>
+          <w:b w:val="0"/>
+          <w:noProof/>
+        </w:rPr>
+        <w:t>5</w:t>
+      </w:r>
+      <w:r>
+        <w:rPr>
+          <w:rFonts w:cs="Times New Roman"/>
+          <w:b w:val="0"/>
+          <w:iCs w:val="0"/>
+          <w:szCs w:val="22"/>
+        </w:rPr>
+        <w:fldChar w:fldCharType="end"/>
+      </w:r>
+      <w:r>
+        <w:rPr>
+          <w:rFonts w:cs="Times New Roman"/>
+          <w:b w:val="0"/>
+          <w:iCs w:val="0"/>
+          <w:szCs w:val="22"/>
+        </w:rPr>
+        <w:t>, experiences misses in the I$</w:t>
+      </w:r>
+      <w:r>
+        <w:rPr>
+          <w:rFonts w:cs="Times New Roman"/>
+          <w:b w:val="0"/>
+          <w:iCs w:val="0"/>
+          <w:szCs w:val="22"/>
+        </w:rPr>
+        <w:t>)</w:t>
+      </w:r>
+      <w:r>
+        <w:rPr>
+          <w:rFonts w:cs="Times New Roman"/>
+          <w:b w:val="0"/>
+          <w:iCs w:val="0"/>
+          <w:szCs w:val="22"/>
+        </w:rPr>
+        <w:t>.</w:t>
+      </w:r>
+    </w:p>
+    <w:p>
+      <w:pPr>
+        <w:pStyle w:val="a6"/>
+        <w:rPr>
+          <w:rFonts w:cs="Times New Roman"/>
+          <w:b w:val="0"/>
+          <w:iCs w:val="0"/>
+          <w:szCs w:val="22"/>
+        </w:rPr>
+      </w:pPr>
+    </w:p>
+    <w:p/>
+    <w:p>
+      <w:pPr>
+        <w:pStyle w:val="af"/>
+        <w:pBdr>
+          <w:top w:val="single" w:sz="4" w:space="1" w:color="auto"/>
+          <w:left w:val="single" w:sz="4" w:space="4" w:color="auto"/>
+          <w:bottom w:val="single" w:sz="4" w:space="1" w:color="auto"/>
+          <w:right w:val="single" w:sz="4" w:space="4" w:color="auto"/>
+        </w:pBdr>
+        <w:shd w:val="clear" w:color="auto" w:fill="E5B8B7" w:themeFill="accent2" w:themeFillTint="66"/>
+        <w:ind w:left="142"/>
+      </w:pPr>
+      <w:r>
+        <w:rPr>
+          <w:rFonts w:cs="Arial"/>
+          <w:b/>
+          <w:bCs/>
+          <w:color w:val="00000A"/>
+          <w:u w:val="single"/>
+        </w:rPr>
+        <w:t>TASK</w:t>
+      </w:r>
+      <w:r>
+        <w:rPr>
+          <w:rFonts w:cs="Arial"/>
+          <w:b/>
+          <w:bCs/>
+          <w:color w:val="00000A"/>
+        </w:rPr>
+        <w:t>:</w:t>
+      </w:r>
+      <w:r>
+        <w:rPr>
+          <w:rFonts w:cs="Arial"/>
+          <w:color w:val="00000A"/>
+        </w:rPr>
+        <w:t xml:space="preserve"> Replicate the simulation from </w:t>
+      </w:r>
+      <w:r>
+        <w:fldChar w:fldCharType="begin"/>
+      </w:r>
+      <w:r>
+        <w:instrText xml:space="preserve"> REF _Ref83623375 \h </w:instrText>
+      </w:r>
+      <w:r>
+        <w:fldChar w:fldCharType="separate"/>
+      </w:r>
+      <w:r>
+        <w:t xml:space="preserve">Figure </w:t>
+      </w:r>
+      <w:r>
+        <w:rPr>
+          <w:noProof/>
+        </w:rPr>
+        <w:t>6</w:t>
+      </w:r>
+      <w:r>
+        <w:fldChar w:fldCharType="end"/>
+      </w:r>
+      <w:r>
+        <w:t xml:space="preserve"> </w:t>
+      </w:r>
+      <w:r>
+        <w:t xml:space="preserve">on </w:t>
+      </w:r>
+      <w:r>
+        <w:t xml:space="preserve">your own computer. </w:t>
+      </w:r>
+      <w:r>
+        <w:rPr>
+          <w:rFonts w:cs="Arial"/>
+          <w:color w:val="00000A"/>
+        </w:rPr>
+        <w:t xml:space="preserve">Use file </w:t>
+      </w:r>
+      <w:r>
+        <w:rPr>
+          <w:i/>
+          <w:iCs/>
+        </w:rPr>
+        <w:t>test1_Hit.tcl</w:t>
+      </w:r>
+      <w:r>
+        <w:t xml:space="preserve"> (provided at </w:t>
+      </w:r>
+      <w:r>
+        <w:rPr>
+          <w:rFonts w:eastAsia="Arial" w:cs="Arial"/>
+          <w:i/>
+          <w:iCs/>
+          <w:color w:val="000000" w:themeColor="text1"/>
+        </w:rPr>
+        <w:t>[RVfpgaEL2</w:t>
+      </w:r>
+      <w:r>
+        <w:rPr>
+          <w:rFonts w:eastAsia="Arial" w:cs="Arial"/>
+          <w:i/>
+          <w:iCs/>
+          <w:color w:val="000000" w:themeColor="text1"/>
+        </w:rPr>
+        <w:t xml:space="preserve">Nexys </w:t>
+      </w:r>
+      <w:r>
+        <w:rPr>
+          <w:rFonts w:eastAsia="Arial" w:cs="Arial"/>
+          <w:i/>
+          <w:iCs/>
+          <w:color w:val="000000" w:themeColor="text1"/>
+        </w:rPr>
+        <w:t>Video</w:t>
+      </w:r>
+      <w:r>
+        <w:rPr>
+          <w:rFonts w:eastAsia="Arial" w:cs="Arial"/>
+          <w:i/>
+          <w:iCs/>
+          <w:color w:val="000000" w:themeColor="text1"/>
+        </w:rPr>
+        <w:t>NoDDRPath]</w:t>
+      </w:r>
+      <w:r>
+        <w:rPr>
+          <w:rFonts w:cs="Arial"/>
+          <w:i/>
+          <w:iCs/>
+        </w:rPr>
+        <w:t>/Labs</w:t>
+      </w:r>
+      <w:r>
+        <w:rPr>
+          <w:i/>
+          <w:iCs/>
+        </w:rPr>
+        <w:t>/Lab19/InstructionMemory_Example</w:t>
+      </w:r>
+      <w:r>
+        <w:t>).</w:t>
+      </w:r>
+    </w:p>
+    <w:p/>
+    <w:p>
+      <w:pPr>
+        <w:rPr>
+          <w:rFonts w:cs="Arial"/>
+          <w:bCs/>
+          <w:color w:val="00000A"/>
+        </w:rPr>
+      </w:pPr>
+    </w:p>
+    <w:p>
+      <w:pPr>
+        <w:rPr>
+          <w:rFonts w:cs="Arial"/>
+          <w:bCs/>
+          <w:color w:val="00000A"/>
+        </w:rPr>
+      </w:pPr>
+    </w:p>
+    <w:p>
+      <w:pPr>
+        <w:rPr>
+          <w:lang w:val="en-US"/>
+        </w:rPr>
+        <w:sectPr>
+          <w:pgSz w:w="11906" w:h="16838"/>
+          <w:pgMar w:top="1800" w:right="1440" w:bottom="1440" w:left="1440" w:header="706" w:footer="389" w:gutter="0"/>
+          <w:cols w:space="720"/>
+          <w:formProt w:val="0"/>
+          <w:titlePg/>
+          <w:docGrid w:linePitch="299"/>
+        </w:sectPr>
+      </w:pPr>
+    </w:p>
+    <w:p>
+      <w:pPr>
+        <w:ind w:left="-1134" w:right="-1567"/>
+        <w:jc w:val="both"/>
+      </w:pPr>
+      <w:r>
+        <w:rPr>
+          <w:noProof/>
+        </w:rPr>
+        <w:lastRenderedPageBreak/>
+        <w:drawing>
+          <wp:inline distT="0" distB="0" distL="0" distR="0" wp14:anchorId="08BA0DEE" wp14:editId="54DF0138">
+            <wp:extent cx="10287000" cy="1200150"/>
+            <wp:effectExtent l="0" t="0" r="0" b="0"/>
+            <wp:docPr id="1473667416" name="Picture 1473667416"/>
             <wp:cNvGraphicFramePr>
               <a:graphicFrameLocks xmlns:a="http://schemas.openxmlformats.org/drawingml/2006/main" noChangeAspect="1"/>
             </wp:cNvGraphicFramePr>
@@ -7423,2012 +9457,6 @@
                   <pic:spPr>
                     <a:xfrm>
                       <a:off x="0" y="0"/>
-                      <a:ext cx="10553700" cy="1231265"/>
-                    </a:xfrm>
-                    <a:prstGeom prst="rect">
-                      <a:avLst/>
-                    </a:prstGeom>
-                  </pic:spPr>
-                </pic:pic>
-              </a:graphicData>
-            </a:graphic>
-          </wp:inline>
-        </w:drawing>
-      </w:r>
-    </w:p>
-    <w:p>
-      <w:pPr>
-        <w:ind w:left="-1350"/>
-        <w:jc w:val="center"/>
-      </w:pPr>
-    </w:p>
-    <w:p>
-      <w:pPr>
-        <w:pStyle w:val="a6"/>
-        <w:jc w:val="center"/>
-        <w:rPr>
-          <w:rFonts w:eastAsia="Arial" w:cs="Arial"/>
-        </w:rPr>
-      </w:pPr>
-      <w:bookmarkStart w:id="8" w:name="_Ref82951233"/>
-      <w:r>
-        <w:t xml:space="preserve">Figure </w:t>
-      </w:r>
-      <w:r>
-        <w:fldChar w:fldCharType="begin"/>
-      </w:r>
-      <w:r>
-        <w:instrText>SEQ Figure \* ARABIC</w:instrText>
-      </w:r>
-      <w:r>
-        <w:fldChar w:fldCharType="separate"/>
-      </w:r>
-      <w:r>
-        <w:rPr>
-          <w:noProof/>
-        </w:rPr>
-        <w:t>5</w:t>
-      </w:r>
-      <w:r>
-        <w:fldChar w:fldCharType="end"/>
-      </w:r>
-      <w:bookmarkEnd w:id="8"/>
-      <w:r>
-        <w:t xml:space="preserve">. </w:t>
-      </w:r>
-      <w:r>
-        <w:t xml:space="preserve">Simulation </w:t>
-      </w:r>
-      <w:r>
-        <w:t>of</w:t>
-      </w:r>
-      <w:r>
-        <w:t xml:space="preserve"> the program from </w:t>
-      </w:r>
-      <w:r>
-        <w:rPr>
-          <w:rFonts w:cs="Arial"/>
-          <w:bCs/>
-          <w:color w:val="00000A"/>
-        </w:rPr>
-        <w:fldChar w:fldCharType="begin"/>
-      </w:r>
-      <w:r>
-        <w:rPr>
-          <w:rFonts w:cs="Arial"/>
-          <w:bCs/>
-          <w:color w:val="00000A"/>
-        </w:rPr>
-        <w:instrText xml:space="preserve"> REF _Ref82950556 \h </w:instrText>
-      </w:r>
-      <w:r>
-        <w:rPr>
-          <w:rFonts w:cs="Arial"/>
-          <w:bCs/>
-          <w:color w:val="00000A"/>
-        </w:rPr>
-      </w:r>
-      <w:r>
-        <w:rPr>
-          <w:rFonts w:cs="Arial"/>
-          <w:bCs/>
-          <w:color w:val="00000A"/>
-        </w:rPr>
-        <w:fldChar w:fldCharType="separate"/>
-      </w:r>
-      <w:r>
-        <w:t xml:space="preserve">Figure </w:t>
-      </w:r>
-      <w:r>
-        <w:rPr>
-          <w:noProof/>
-        </w:rPr>
-        <w:t>4</w:t>
-      </w:r>
-      <w:r>
-        <w:rPr>
-          <w:rFonts w:cs="Arial"/>
-          <w:bCs/>
-          <w:color w:val="00000A"/>
-        </w:rPr>
-        <w:fldChar w:fldCharType="end"/>
-      </w:r>
-      <w:r>
-        <w:rPr>
-          <w:rFonts w:cs="Arial"/>
-          <w:bCs/>
-          <w:color w:val="00000A"/>
-        </w:rPr>
-        <w:t xml:space="preserve"> </w:t>
-      </w:r>
-      <w:r>
-        <w:rPr>
-          <w:rFonts w:cs="Arial"/>
-          <w:bCs/>
-          <w:color w:val="00000A"/>
-        </w:rPr>
-        <w:t xml:space="preserve">showing </w:t>
-      </w:r>
-      <w:r>
-        <w:rPr>
-          <w:rFonts w:cs="Arial"/>
-          <w:bCs/>
-          <w:color w:val="00000A"/>
-        </w:rPr>
-        <w:t>an I$ miss</w:t>
-      </w:r>
-    </w:p>
-    <w:p>
-      <w:pPr>
-        <w:ind w:left="3600" w:firstLine="720"/>
-        <w:sectPr>
-          <w:headerReference w:type="default" r:id="rId21"/>
-          <w:pgSz w:w="16838" w:h="11906" w:orient="landscape"/>
-          <w:pgMar w:top="1440" w:right="1797" w:bottom="1440" w:left="1440" w:header="709" w:footer="391" w:gutter="0"/>
-          <w:cols w:space="720"/>
-          <w:formProt w:val="0"/>
-          <w:titlePg/>
-          <w:docGrid w:linePitch="299"/>
-        </w:sectPr>
-      </w:pPr>
-    </w:p>
-    <w:p>
-      <w:r>
-        <w:t xml:space="preserve">This example </w:t>
-      </w:r>
-      <w:r>
-        <w:t xml:space="preserve">illustrates how an I$ miss is handled in </w:t>
-      </w:r>
-      <w:r>
-        <w:t>VeeR</w:t>
-      </w:r>
-      <w:r>
-        <w:t xml:space="preserve"> E</w:t>
-      </w:r>
-      <w:r>
-        <w:t>L2</w:t>
-      </w:r>
-      <w:r>
-        <w:t xml:space="preserve">. It </w:t>
-      </w:r>
-      <w:r>
-        <w:t xml:space="preserve">shows the fetch of the 16 </w:t>
-      </w:r>
-      <w:r>
-        <w:rPr>
-          <w:rFonts w:ascii="Courier New" w:hAnsi="Courier New" w:cs="Courier New"/>
-        </w:rPr>
-        <w:t>add</w:t>
-      </w:r>
-      <w:r>
-        <w:t xml:space="preserve"> instructions the first time</w:t>
-      </w:r>
-      <w:r>
-        <w:t xml:space="preserve"> they are executed</w:t>
-      </w:r>
-      <w:r>
-        <w:t>.</w:t>
-      </w:r>
-      <w:r>
-        <w:t xml:space="preserve"> </w:t>
-      </w:r>
-      <w:r>
-        <w:t>W</w:t>
-      </w:r>
-      <w:r>
-        <w:t>hen the</w:t>
-      </w:r>
-      <w:r>
-        <w:t>se</w:t>
-      </w:r>
-      <w:r>
-        <w:t xml:space="preserve"> </w:t>
-      </w:r>
-      <w:r>
-        <w:t>instructions are</w:t>
-      </w:r>
-      <w:r>
-        <w:t xml:space="preserve"> not in the I$ </w:t>
-      </w:r>
-      <w:r>
-        <w:t xml:space="preserve">yet </w:t>
-      </w:r>
-      <w:r>
-        <w:t>and</w:t>
-      </w:r>
-      <w:r>
-        <w:t xml:space="preserve"> they</w:t>
-      </w:r>
-      <w:r>
-        <w:t xml:space="preserve"> </w:t>
-      </w:r>
-      <w:r>
-        <w:t xml:space="preserve">must be copied from </w:t>
-      </w:r>
-      <w:r>
-        <w:t xml:space="preserve">Main </w:t>
-      </w:r>
-      <w:r>
-        <w:t xml:space="preserve">Memory </w:t>
-      </w:r>
-      <w:r>
-        <w:t>in</w:t>
-      </w:r>
-      <w:r>
-        <w:t>to the I$</w:t>
-      </w:r>
-      <w:r>
-        <w:t>.</w:t>
-      </w:r>
-    </w:p>
-    <w:p/>
-    <w:p>
-      <w:pPr>
-        <w:pStyle w:val="af"/>
-        <w:numPr>
-          <w:ilvl w:val="0"/>
-          <w:numId w:val="36"/>
-        </w:numPr>
-      </w:pPr>
-      <w:r>
-        <w:t>Y</w:t>
-      </w:r>
-      <w:r>
-        <w:t>ou can see</w:t>
-      </w:r>
-      <w:r>
-        <w:t xml:space="preserve"> </w:t>
-      </w:r>
-      <w:r>
-        <w:t>that a</w:t>
-      </w:r>
-      <w:r>
-        <w:t xml:space="preserve">n I$ miss is </w:t>
-      </w:r>
-      <w:r>
-        <w:t>signalled</w:t>
-      </w:r>
-      <w:r>
-        <w:t xml:space="preserve"> </w:t>
-      </w:r>
-      <w:r>
-        <w:rPr>
-          <w:rFonts w:ascii="Courier New" w:hAnsi="Courier New" w:cs="Courier New"/>
-        </w:rPr>
-        <w:t>ic_act_miss_f2</w:t>
-      </w:r>
-      <w:r>
-        <w:t xml:space="preserve"> = 1</w:t>
-      </w:r>
-      <w:r>
-        <w:t xml:space="preserve"> in the first cycle shown in the figure. This </w:t>
-      </w:r>
-      <w:r>
-        <w:t xml:space="preserve">triggers </w:t>
-      </w:r>
-      <w:r>
-        <w:t xml:space="preserve">the </w:t>
-      </w:r>
-      <w:r>
-        <w:t xml:space="preserve">request </w:t>
-      </w:r>
-      <w:r>
-        <w:t xml:space="preserve">of the block </w:t>
-      </w:r>
-      <w:r>
-        <w:t>through the AXI bus</w:t>
-      </w:r>
-      <w:r>
-        <w:t xml:space="preserve"> (</w:t>
-      </w:r>
-      <w:r>
-        <w:rPr>
-          <w:rFonts w:ascii="Courier New" w:hAnsi="Courier New" w:cs="Courier New"/>
-        </w:rPr>
-        <w:t>ifu_axi_arvalid</w:t>
-      </w:r>
-      <w:r>
-        <w:t xml:space="preserve"> = 1)</w:t>
-      </w:r>
-      <w:r>
-        <w:t>.</w:t>
-      </w:r>
-    </w:p>
-    <w:p>
-      <w:pPr>
-        <w:pStyle w:val="af"/>
-        <w:ind w:left="720"/>
-      </w:pPr>
-    </w:p>
-    <w:p>
-      <w:pPr>
-        <w:pStyle w:val="af"/>
-        <w:numPr>
-          <w:ilvl w:val="0"/>
-          <w:numId w:val="36"/>
-        </w:numPr>
-      </w:pPr>
-      <w:r>
-        <w:t xml:space="preserve">Then, </w:t>
-      </w:r>
-      <w:r>
-        <w:t xml:space="preserve">the </w:t>
-      </w:r>
-      <w:r>
-        <w:t xml:space="preserve">target </w:t>
-      </w:r>
-      <w:r>
-        <w:t xml:space="preserve">block </w:t>
-      </w:r>
-      <w:r>
-        <w:t>is</w:t>
-      </w:r>
-      <w:r>
-        <w:t xml:space="preserve"> requested </w:t>
-      </w:r>
-      <w:r>
-        <w:t xml:space="preserve">in consecutive 64-bit chunks </w:t>
-      </w:r>
-      <w:r>
-        <w:t>through the AXI bus.</w:t>
-      </w:r>
-    </w:p>
-    <w:p>
-      <w:pPr>
-        <w:pStyle w:val="af"/>
-        <w:numPr>
-          <w:ilvl w:val="1"/>
-          <w:numId w:val="36"/>
-        </w:numPr>
-      </w:pPr>
-      <w:r>
-        <w:t xml:space="preserve">Signal </w:t>
-      </w:r>
-      <w:r>
-        <w:rPr>
-          <w:rFonts w:ascii="Courier New" w:hAnsi="Courier New" w:cs="Courier New"/>
-        </w:rPr>
-        <w:t>ifu_axi_arvalid</w:t>
-      </w:r>
-      <w:r>
-        <w:t xml:space="preserve"> </w:t>
-      </w:r>
-      <w:r>
-        <w:t>goes high</w:t>
-      </w:r>
-      <w:r>
-        <w:t xml:space="preserve"> for </w:t>
-      </w:r>
-      <w:r>
-        <w:t xml:space="preserve">several </w:t>
-      </w:r>
-      <w:r>
-        <w:t>cycles</w:t>
-      </w:r>
-      <w:r>
-        <w:t xml:space="preserve">. This signal indicates that the channel is </w:t>
-      </w:r>
-      <w:r>
-        <w:t>signalling</w:t>
-      </w:r>
-      <w:r>
-        <w:t xml:space="preserve"> valid read address and control information.</w:t>
-      </w:r>
-      <w:r>
-        <w:t xml:space="preserve"> </w:t>
-      </w:r>
-    </w:p>
-    <w:p>
-      <w:pPr>
-        <w:pStyle w:val="af"/>
-        <w:numPr>
-          <w:ilvl w:val="1"/>
-          <w:numId w:val="36"/>
-        </w:numPr>
-      </w:pPr>
-      <w:r>
-        <w:t xml:space="preserve">During these cycles </w:t>
-      </w:r>
-      <w:r>
-        <w:t xml:space="preserve">where </w:t>
-      </w:r>
-      <w:r>
-        <w:rPr>
-          <w:rFonts w:ascii="Courier New" w:hAnsi="Courier New" w:cs="Courier New"/>
-        </w:rPr>
-        <w:t>ifu_axi_arvalid</w:t>
-      </w:r>
-      <w:r>
-        <w:t xml:space="preserve"> = 1 </w:t>
-      </w:r>
-      <w:r>
-        <w:t>t</w:t>
-      </w:r>
-      <w:r>
-        <w:t xml:space="preserve">he </w:t>
-      </w:r>
-      <w:r>
-        <w:t xml:space="preserve">initial </w:t>
-      </w:r>
-      <w:r>
-        <w:t xml:space="preserve">addresses of the eight </w:t>
-      </w:r>
-      <w:r>
-        <w:t xml:space="preserve">64-bit </w:t>
-      </w:r>
-      <w:r>
-        <w:t xml:space="preserve">chunks </w:t>
-      </w:r>
-      <w:r>
-        <w:t xml:space="preserve">that make up the requested </w:t>
-      </w:r>
-      <w:r>
-        <w:t xml:space="preserve">block </w:t>
-      </w:r>
-      <w:r>
-        <w:t xml:space="preserve">are </w:t>
-      </w:r>
-      <w:r>
-        <w:t xml:space="preserve">provided </w:t>
-      </w:r>
-      <w:r>
-        <w:t xml:space="preserve">sequentially </w:t>
-      </w:r>
-      <w:r>
-        <w:t>through the AXI bus</w:t>
-      </w:r>
-      <w:r>
-        <w:t xml:space="preserve"> using signal </w:t>
-      </w:r>
-      <w:r>
-        <w:rPr>
-          <w:rFonts w:ascii="Courier New" w:hAnsi="Courier New" w:cs="Courier New"/>
-        </w:rPr>
-        <w:t>ifu_axi_araddr</w:t>
-      </w:r>
-      <w:r>
-        <w:t>:</w:t>
-      </w:r>
-    </w:p>
-    <w:p>
-      <w:pPr>
-        <w:pStyle w:val="af"/>
-        <w:numPr>
-          <w:ilvl w:val="2"/>
-          <w:numId w:val="36"/>
-        </w:numPr>
-      </w:pPr>
-      <w:r>
-        <w:rPr>
-          <w:rFonts w:ascii="Courier New" w:hAnsi="Courier New" w:cs="Courier New"/>
-        </w:rPr>
-        <w:t>ifu_axi_araddr</w:t>
-      </w:r>
-      <w:r>
-        <w:t xml:space="preserve"> = 0x00000</w:t>
-      </w:r>
-      <w:r>
-        <w:t>44</w:t>
-      </w:r>
-      <w:r>
-        <w:t>0</w:t>
-      </w:r>
-    </w:p>
-    <w:p>
-      <w:pPr>
-        <w:pStyle w:val="af"/>
-        <w:numPr>
-          <w:ilvl w:val="2"/>
-          <w:numId w:val="36"/>
-        </w:numPr>
-      </w:pPr>
-      <w:r>
-        <w:rPr>
-          <w:rFonts w:ascii="Courier New" w:hAnsi="Courier New" w:cs="Courier New"/>
-        </w:rPr>
-        <w:t>ifu_axi_araddr</w:t>
-      </w:r>
-      <w:r>
-        <w:t xml:space="preserve"> = 0x00000</w:t>
-      </w:r>
-      <w:r>
-        <w:t>44</w:t>
-      </w:r>
-      <w:r>
-        <w:t>8</w:t>
-      </w:r>
-    </w:p>
-    <w:p>
-      <w:pPr>
-        <w:pStyle w:val="af"/>
-        <w:numPr>
-          <w:ilvl w:val="2"/>
-          <w:numId w:val="36"/>
-        </w:numPr>
-      </w:pPr>
-      <w:r>
-        <w:rPr>
-          <w:rFonts w:ascii="Courier New" w:hAnsi="Courier New" w:cs="Courier New"/>
-        </w:rPr>
-        <w:t>ifu_axi_araddr</w:t>
-      </w:r>
-      <w:r>
-        <w:t xml:space="preserve"> = 0x00000</w:t>
-      </w:r>
-      <w:r>
-        <w:t>45</w:t>
-      </w:r>
-      <w:r>
-        <w:t>0</w:t>
-      </w:r>
-    </w:p>
-    <w:p>
-      <w:pPr>
-        <w:pStyle w:val="af"/>
-        <w:numPr>
-          <w:ilvl w:val="2"/>
-          <w:numId w:val="36"/>
-        </w:numPr>
-      </w:pPr>
-      <w:r>
-        <w:rPr>
-          <w:rFonts w:ascii="Courier New" w:hAnsi="Courier New" w:cs="Courier New"/>
-        </w:rPr>
-        <w:t>ifu_axi_araddr</w:t>
-      </w:r>
-      <w:r>
-        <w:t xml:space="preserve"> = 0x00000</w:t>
-      </w:r>
-      <w:r>
-        <w:t>45</w:t>
-      </w:r>
-      <w:r>
-        <w:t>8</w:t>
-      </w:r>
-    </w:p>
-    <w:p>
-      <w:pPr>
-        <w:pStyle w:val="af"/>
-        <w:numPr>
-          <w:ilvl w:val="2"/>
-          <w:numId w:val="36"/>
-        </w:numPr>
-      </w:pPr>
-      <w:r>
-        <w:rPr>
-          <w:rFonts w:ascii="Courier New" w:hAnsi="Courier New" w:cs="Courier New"/>
-        </w:rPr>
-        <w:t>ifu_axi_araddr</w:t>
-      </w:r>
-      <w:r>
-        <w:t xml:space="preserve"> = 0x00000</w:t>
-      </w:r>
-      <w:r>
-        <w:t>46</w:t>
-      </w:r>
-      <w:r>
-        <w:t>0</w:t>
-      </w:r>
-    </w:p>
-    <w:p>
-      <w:pPr>
-        <w:pStyle w:val="af"/>
-        <w:numPr>
-          <w:ilvl w:val="2"/>
-          <w:numId w:val="36"/>
-        </w:numPr>
-      </w:pPr>
-      <w:r>
-        <w:rPr>
-          <w:rFonts w:ascii="Courier New" w:hAnsi="Courier New" w:cs="Courier New"/>
-        </w:rPr>
-        <w:t>ifu_axi_araddr</w:t>
-      </w:r>
-      <w:r>
-        <w:t xml:space="preserve"> = 0x00000</w:t>
-      </w:r>
-      <w:r>
-        <w:t>46</w:t>
-      </w:r>
-      <w:r>
-        <w:t>8</w:t>
-      </w:r>
-    </w:p>
-    <w:p>
-      <w:pPr>
-        <w:pStyle w:val="af"/>
-        <w:numPr>
-          <w:ilvl w:val="2"/>
-          <w:numId w:val="36"/>
-        </w:numPr>
-      </w:pPr>
-      <w:r>
-        <w:rPr>
-          <w:rFonts w:ascii="Courier New" w:hAnsi="Courier New" w:cs="Courier New"/>
-        </w:rPr>
-        <w:t>ifu_axi_araddr</w:t>
-      </w:r>
-      <w:r>
-        <w:t xml:space="preserve"> = 0x00000</w:t>
-      </w:r>
-      <w:r>
-        <w:t>47</w:t>
-      </w:r>
-      <w:r>
-        <w:t>0</w:t>
-      </w:r>
-    </w:p>
-    <w:p>
-      <w:pPr>
-        <w:pStyle w:val="af"/>
-        <w:numPr>
-          <w:ilvl w:val="2"/>
-          <w:numId w:val="36"/>
-        </w:numPr>
-      </w:pPr>
-      <w:r>
-        <w:rPr>
-          <w:rFonts w:ascii="Courier New" w:hAnsi="Courier New" w:cs="Courier New"/>
-        </w:rPr>
-        <w:t>ifu_axi_</w:t>
-      </w:r>
-      <w:r>
-        <w:rPr>
-          <w:rFonts w:ascii="Courier New" w:hAnsi="Courier New" w:cs="Courier New"/>
-        </w:rPr>
-        <w:t>araddr</w:t>
-      </w:r>
-      <w:r>
-        <w:t xml:space="preserve"> =</w:t>
-      </w:r>
-      <w:r>
-        <w:t xml:space="preserve"> </w:t>
-      </w:r>
-      <w:r>
-        <w:t>0x00000</w:t>
-      </w:r>
-      <w:r>
-        <w:t>47</w:t>
-      </w:r>
-      <w:r>
-        <w:t>8</w:t>
-      </w:r>
-    </w:p>
-    <w:p/>
-    <w:p>
-      <w:pPr>
-        <w:pStyle w:val="af"/>
-        <w:numPr>
-          <w:ilvl w:val="0"/>
-          <w:numId w:val="36"/>
-        </w:numPr>
-      </w:pPr>
-      <w:r>
-        <w:t>T</w:t>
-      </w:r>
-      <w:r>
-        <w:t>he eight 64-bit chunks</w:t>
-      </w:r>
-      <w:r>
-        <w:t xml:space="preserve"> arriv</w:t>
-      </w:r>
-      <w:r>
-        <w:t xml:space="preserve">e </w:t>
-      </w:r>
-      <w:r>
-        <w:t xml:space="preserve">sequentially to the processor </w:t>
-      </w:r>
-      <w:r>
-        <w:t>through the AXI bus</w:t>
-      </w:r>
-      <w:r>
-        <w:t xml:space="preserve"> in signal </w:t>
-      </w:r>
-      <w:r>
-        <w:rPr>
-          <w:rFonts w:ascii="Courier New" w:hAnsi="Courier New" w:cs="Courier New"/>
-        </w:rPr>
-        <w:t>ifu_axi_rdata</w:t>
-      </w:r>
-      <w:r>
-        <w:t>.</w:t>
-      </w:r>
-    </w:p>
-    <w:p>
-      <w:pPr>
-        <w:pStyle w:val="af"/>
-        <w:numPr>
-          <w:ilvl w:val="1"/>
-          <w:numId w:val="36"/>
-        </w:numPr>
-        <w:rPr>
-          <w:rFonts w:cs="Arial"/>
-        </w:rPr>
-      </w:pPr>
-      <w:r>
-        <w:t xml:space="preserve">Signal </w:t>
-      </w:r>
-      <w:r>
-        <w:rPr>
-          <w:rFonts w:ascii="Courier New" w:hAnsi="Courier New" w:cs="Courier New"/>
-        </w:rPr>
-        <w:t>ifu_axi_rvalid</w:t>
-      </w:r>
-      <w:r>
-        <w:rPr>
-          <w:rFonts w:cs="Arial"/>
-        </w:rPr>
-        <w:t xml:space="preserve">, which indicates that the channel is </w:t>
-      </w:r>
-      <w:r>
-        <w:rPr>
-          <w:rFonts w:cs="Arial"/>
-        </w:rPr>
-        <w:t xml:space="preserve">receiving </w:t>
-      </w:r>
-      <w:r>
-        <w:rPr>
-          <w:rFonts w:cs="Arial"/>
-        </w:rPr>
-        <w:t xml:space="preserve">the required read data, </w:t>
-      </w:r>
-      <w:r>
-        <w:rPr>
-          <w:rFonts w:cs="Arial"/>
-        </w:rPr>
-        <w:t xml:space="preserve">goes high every </w:t>
-      </w:r>
-      <w:r>
-        <w:rPr>
-          <w:rFonts w:cs="Arial"/>
-        </w:rPr>
-        <w:t>two</w:t>
-      </w:r>
-      <w:r>
-        <w:rPr>
-          <w:rFonts w:cs="Arial"/>
-        </w:rPr>
-        <w:t xml:space="preserve"> cycles.</w:t>
-      </w:r>
-    </w:p>
-    <w:p>
-      <w:pPr>
-        <w:pStyle w:val="af"/>
-        <w:numPr>
-          <w:ilvl w:val="1"/>
-          <w:numId w:val="36"/>
-        </w:numPr>
-        <w:rPr>
-          <w:rFonts w:cs="Arial"/>
-        </w:rPr>
-      </w:pPr>
-      <w:r>
-        <w:rPr>
-          <w:rFonts w:cs="Arial"/>
-        </w:rPr>
-        <w:t xml:space="preserve">Each of the </w:t>
-      </w:r>
-      <w:r>
-        <w:rPr>
-          <w:rFonts w:cs="Arial"/>
-        </w:rPr>
-        <w:t xml:space="preserve">eight </w:t>
-      </w:r>
-      <w:r>
-        <w:rPr>
-          <w:rFonts w:cs="Arial"/>
-        </w:rPr>
-        <w:t xml:space="preserve">64-bit chunks </w:t>
-      </w:r>
-      <w:r>
-        <w:rPr>
-          <w:rFonts w:cs="Arial"/>
-        </w:rPr>
-        <w:t xml:space="preserve">(each containing two </w:t>
-      </w:r>
-      <w:r>
-        <w:rPr>
-          <w:rFonts w:cs="Arial"/>
-        </w:rPr>
-        <w:t>uncompressed</w:t>
-      </w:r>
-      <w:r>
-        <w:rPr>
-          <w:rFonts w:cs="Arial"/>
-        </w:rPr>
-        <w:t xml:space="preserve"> </w:t>
-      </w:r>
-      <w:r>
-        <w:rPr>
-          <w:rFonts w:ascii="Courier New" w:eastAsia="Courier New" w:hAnsi="Courier New" w:cs="Courier New"/>
-        </w:rPr>
-        <w:t>add</w:t>
-      </w:r>
-      <w:r>
-        <w:rPr>
-          <w:rFonts w:cs="Arial"/>
-        </w:rPr>
-        <w:t xml:space="preserve"> </w:t>
-      </w:r>
-      <w:r>
-        <w:rPr>
-          <w:rFonts w:cs="Arial"/>
-        </w:rPr>
-        <w:t xml:space="preserve">instructions) </w:t>
-      </w:r>
-      <w:r>
-        <w:rPr>
-          <w:rFonts w:cs="Arial"/>
-        </w:rPr>
-        <w:t xml:space="preserve">is provided in signal </w:t>
-      </w:r>
-      <w:r>
-        <w:rPr>
-          <w:rFonts w:ascii="Courier New" w:hAnsi="Courier New" w:cs="Courier New"/>
-        </w:rPr>
-        <w:t>ifu_axi_rdata</w:t>
-      </w:r>
-      <w:r>
-        <w:rPr>
-          <w:rFonts w:cs="Arial"/>
-        </w:rPr>
-        <w:t xml:space="preserve"> (this cannot be seen in </w:t>
-      </w:r>
-      <w:r>
-        <w:fldChar w:fldCharType="begin"/>
-      </w:r>
-      <w:r>
-        <w:instrText xml:space="preserve"> REF _Ref82951233 \h </w:instrText>
-      </w:r>
-      <w:r>
-        <w:fldChar w:fldCharType="separate"/>
-      </w:r>
-      <w:r>
-        <w:t xml:space="preserve">Figure </w:t>
-      </w:r>
-      <w:r>
-        <w:rPr>
-          <w:noProof/>
-        </w:rPr>
-        <w:t>5</w:t>
-      </w:r>
-      <w:r>
-        <w:fldChar w:fldCharType="end"/>
-      </w:r>
-      <w:r>
-        <w:t xml:space="preserve"> – you can</w:t>
-      </w:r>
-      <w:r>
-        <w:t xml:space="preserve"> replicate the simulation </w:t>
-      </w:r>
-      <w:r>
-        <w:t>o</w:t>
-      </w:r>
-      <w:r>
-        <w:t>n your computer to verify it</w:t>
-      </w:r>
-      <w:r>
-        <w:rPr>
-          <w:rFonts w:cs="Arial"/>
-        </w:rPr>
-        <w:t>):</w:t>
-      </w:r>
-    </w:p>
-    <w:p>
-      <w:pPr>
-        <w:pStyle w:val="af"/>
-        <w:numPr>
-          <w:ilvl w:val="2"/>
-          <w:numId w:val="36"/>
-        </w:numPr>
-      </w:pPr>
-      <w:r>
-        <w:rPr>
-          <w:rFonts w:ascii="Courier New" w:hAnsi="Courier New" w:cs="Courier New"/>
-        </w:rPr>
-        <w:t>ifu_axi_</w:t>
-      </w:r>
-      <w:r>
-        <w:rPr>
-          <w:rFonts w:ascii="Courier New" w:hAnsi="Courier New" w:cs="Courier New"/>
-        </w:rPr>
-        <w:t>rdata</w:t>
-      </w:r>
-      <w:r>
-        <w:t xml:space="preserve"> = 0x</w:t>
-      </w:r>
-      <w:r>
-        <w:rPr>
-          <w:color w:val="76923C" w:themeColor="accent3" w:themeShade="BF"/>
-        </w:rPr>
-        <w:t>00630333</w:t>
-      </w:r>
-      <w:r>
-        <w:rPr>
-          <w:color w:val="FF0000"/>
-        </w:rPr>
-        <w:t>005282b3</w:t>
-      </w:r>
-    </w:p>
-    <w:p>
-      <w:pPr>
-        <w:pStyle w:val="af"/>
-        <w:numPr>
-          <w:ilvl w:val="2"/>
-          <w:numId w:val="36"/>
-        </w:numPr>
-      </w:pPr>
-      <w:r>
-        <w:rPr>
-          <w:rFonts w:ascii="Courier New" w:hAnsi="Courier New" w:cs="Courier New"/>
-        </w:rPr>
-        <w:t>ifu_axi_</w:t>
-      </w:r>
-      <w:r>
-        <w:rPr>
-          <w:rFonts w:ascii="Courier New" w:hAnsi="Courier New" w:cs="Courier New"/>
-        </w:rPr>
-        <w:t>rdata</w:t>
-      </w:r>
-      <w:r>
-        <w:t xml:space="preserve"> = 0x</w:t>
-      </w:r>
-      <w:r>
-        <w:rPr>
-          <w:color w:val="76923C" w:themeColor="accent3" w:themeShade="BF"/>
-        </w:rPr>
-        <w:t>01ce0e33</w:t>
-      </w:r>
-      <w:r>
-        <w:rPr>
-          <w:color w:val="FF0000"/>
-        </w:rPr>
-        <w:t>007383b3</w:t>
-      </w:r>
-    </w:p>
-    <w:p>
-      <w:pPr>
-        <w:pStyle w:val="af"/>
-        <w:numPr>
-          <w:ilvl w:val="2"/>
-          <w:numId w:val="36"/>
-        </w:numPr>
-      </w:pPr>
-      <w:r>
-        <w:rPr>
-          <w:rFonts w:ascii="Courier New" w:hAnsi="Courier New" w:cs="Courier New"/>
-        </w:rPr>
-        <w:t>ifu_axi_</w:t>
-      </w:r>
-      <w:r>
-        <w:rPr>
-          <w:rFonts w:ascii="Courier New" w:hAnsi="Courier New" w:cs="Courier New"/>
-        </w:rPr>
-        <w:t>rdata</w:t>
-      </w:r>
-      <w:r>
-        <w:t xml:space="preserve"> = 0x</w:t>
-      </w:r>
-      <w:r>
-        <w:rPr>
-          <w:color w:val="76923C" w:themeColor="accent3" w:themeShade="BF"/>
-        </w:rPr>
-        <w:t>01ef0f33</w:t>
-      </w:r>
-      <w:r>
-        <w:rPr>
-          <w:color w:val="FF0000"/>
-        </w:rPr>
-        <w:t>01de8eb3</w:t>
-      </w:r>
-    </w:p>
-    <w:p>
-      <w:pPr>
-        <w:pStyle w:val="af"/>
-        <w:numPr>
-          <w:ilvl w:val="2"/>
-          <w:numId w:val="36"/>
-        </w:numPr>
-      </w:pPr>
-      <w:r>
-        <w:rPr>
-          <w:rFonts w:ascii="Courier New" w:hAnsi="Courier New" w:cs="Courier New"/>
-        </w:rPr>
-        <w:t>ifu_axi_</w:t>
-      </w:r>
-      <w:r>
-        <w:rPr>
-          <w:rFonts w:ascii="Courier New" w:hAnsi="Courier New" w:cs="Courier New"/>
-        </w:rPr>
-        <w:t>rdata</w:t>
-      </w:r>
-      <w:r>
-        <w:t xml:space="preserve"> = 0x</w:t>
-      </w:r>
-      <w:r>
-        <w:rPr>
-          <w:color w:val="76923C" w:themeColor="accent3" w:themeShade="BF"/>
-        </w:rPr>
-        <w:t>011888b3</w:t>
-      </w:r>
-      <w:r>
-        <w:rPr>
-          <w:color w:val="FF0000"/>
-        </w:rPr>
-        <w:t>01ff8fb3</w:t>
-      </w:r>
-    </w:p>
-    <w:p>
-      <w:pPr>
-        <w:pStyle w:val="af"/>
-        <w:numPr>
-          <w:ilvl w:val="2"/>
-          <w:numId w:val="36"/>
-        </w:numPr>
-      </w:pPr>
-      <w:r>
-        <w:rPr>
-          <w:rFonts w:ascii="Courier New" w:hAnsi="Courier New" w:cs="Courier New"/>
-        </w:rPr>
-        <w:t>ifu_axi_</w:t>
-      </w:r>
-      <w:r>
-        <w:rPr>
-          <w:rFonts w:ascii="Courier New" w:hAnsi="Courier New" w:cs="Courier New"/>
-        </w:rPr>
-        <w:t>rdata</w:t>
-      </w:r>
-      <w:r>
-        <w:t xml:space="preserve"> = 0x</w:t>
-      </w:r>
-      <w:r>
-        <w:rPr>
-          <w:color w:val="76923C" w:themeColor="accent3" w:themeShade="BF"/>
-        </w:rPr>
-        <w:t>007383b3</w:t>
-      </w:r>
-      <w:r>
-        <w:rPr>
-          <w:color w:val="FF0000"/>
-        </w:rPr>
-        <w:t>005282b3</w:t>
-      </w:r>
-    </w:p>
-    <w:p>
-      <w:pPr>
-        <w:pStyle w:val="af"/>
-        <w:numPr>
-          <w:ilvl w:val="2"/>
-          <w:numId w:val="36"/>
-        </w:numPr>
-      </w:pPr>
-      <w:r>
-        <w:rPr>
-          <w:rFonts w:ascii="Courier New" w:hAnsi="Courier New" w:cs="Courier New"/>
-        </w:rPr>
-        <w:t>ifu_axi_</w:t>
-      </w:r>
-      <w:r>
-        <w:rPr>
-          <w:rFonts w:ascii="Courier New" w:hAnsi="Courier New" w:cs="Courier New"/>
-        </w:rPr>
-        <w:t>rdata</w:t>
-      </w:r>
-      <w:r>
-        <w:t xml:space="preserve"> = 0x</w:t>
-      </w:r>
-      <w:r>
-        <w:rPr>
-          <w:color w:val="76923C" w:themeColor="accent3" w:themeShade="BF"/>
-        </w:rPr>
-        <w:t>01ce0e33</w:t>
-      </w:r>
-      <w:r>
-        <w:rPr>
-          <w:color w:val="FF0000"/>
-        </w:rPr>
-        <w:t>00630333</w:t>
-      </w:r>
-    </w:p>
-    <w:p>
-      <w:pPr>
-        <w:pStyle w:val="af"/>
-        <w:numPr>
-          <w:ilvl w:val="2"/>
-          <w:numId w:val="36"/>
-        </w:numPr>
-      </w:pPr>
-      <w:r>
-        <w:rPr>
-          <w:rFonts w:ascii="Courier New" w:hAnsi="Courier New" w:cs="Courier New"/>
-        </w:rPr>
-        <w:t>ifu_axi_</w:t>
-      </w:r>
-      <w:r>
-        <w:rPr>
-          <w:rFonts w:ascii="Courier New" w:hAnsi="Courier New" w:cs="Courier New"/>
-        </w:rPr>
-        <w:t>rdata</w:t>
-      </w:r>
-      <w:r>
-        <w:t xml:space="preserve"> = 0x</w:t>
-      </w:r>
-      <w:r>
-        <w:rPr>
-          <w:color w:val="76923C" w:themeColor="accent3" w:themeShade="BF"/>
-        </w:rPr>
-        <w:t>01ff8fb3</w:t>
-      </w:r>
-      <w:r>
-        <w:rPr>
-          <w:color w:val="FF0000"/>
-        </w:rPr>
-        <w:t>01de8eb3</w:t>
-      </w:r>
-    </w:p>
-    <w:p>
-      <w:pPr>
-        <w:pStyle w:val="af"/>
-        <w:numPr>
-          <w:ilvl w:val="2"/>
-          <w:numId w:val="36"/>
-        </w:numPr>
-        <w:spacing w:line="259" w:lineRule="auto"/>
-        <w:rPr>
-          <w:rFonts w:ascii="Courier New" w:hAnsi="Courier New" w:cs="Courier New"/>
-        </w:rPr>
-      </w:pPr>
-      <w:r>
-        <w:rPr>
-          <w:rFonts w:ascii="Courier New" w:hAnsi="Courier New" w:cs="Courier New"/>
-        </w:rPr>
-        <w:t>ifu_axi_rdata</w:t>
-      </w:r>
-      <w:r>
-        <w:t xml:space="preserve"> = 0x</w:t>
-      </w:r>
-      <w:r>
-        <w:rPr>
-          <w:color w:val="76923C" w:themeColor="accent3" w:themeShade="BF"/>
-        </w:rPr>
-        <w:t>011888b3</w:t>
-      </w:r>
-      <w:r>
-        <w:rPr>
-          <w:color w:val="FF0000"/>
-        </w:rPr>
-        <w:t>01ef0f33</w:t>
-      </w:r>
-    </w:p>
-    <w:p>
-      <w:pPr>
-        <w:pStyle w:val="af"/>
-        <w:ind w:left="720"/>
-      </w:pPr>
-    </w:p>
-    <w:p>
-      <w:pPr>
-        <w:pStyle w:val="af"/>
-        <w:numPr>
-          <w:ilvl w:val="0"/>
-          <w:numId w:val="36"/>
-        </w:numPr>
-      </w:pPr>
-      <w:r>
-        <w:t xml:space="preserve">The chunks are written sequentially to the I$ by enabling the </w:t>
-      </w:r>
-      <w:r>
-        <w:rPr>
-          <w:rFonts w:ascii="Courier New" w:eastAsia="Courier New" w:hAnsi="Courier New" w:cs="Courier New"/>
-        </w:rPr>
-        <w:t>ic_wr_en</w:t>
-      </w:r>
-      <w:r>
-        <w:t xml:space="preserve"> signal.</w:t>
-      </w:r>
-      <w:r>
-        <w:t xml:space="preserve"> Moreover, th</w:t>
-      </w:r>
-      <w:r>
-        <w:t>e instructions are bypassed from the I$ controller to the pipeline</w:t>
-      </w:r>
-      <w:r>
-        <w:t xml:space="preserve"> </w:t>
-      </w:r>
-      <w:r>
-        <w:t xml:space="preserve">so that it can </w:t>
-      </w:r>
-      <w:r>
-        <w:t>restart execution</w:t>
-      </w:r>
-      <w:r>
-        <w:t xml:space="preserve"> </w:t>
-      </w:r>
-      <w:r>
-        <w:t>as soon as possible</w:t>
-      </w:r>
-      <w:r>
-        <w:t xml:space="preserve"> after the I$ miss.</w:t>
-      </w:r>
-      <w:r>
-        <w:t xml:space="preserve"> </w:t>
-      </w:r>
-      <w:r>
-        <w:t>The two signals on the bottom (</w:t>
-      </w:r>
-      <w:r>
-        <w:rPr>
-          <w:rFonts w:ascii="Courier New" w:eastAsia="Courier New" w:hAnsi="Courier New" w:cs="Courier New"/>
-        </w:rPr>
-        <w:t>dec_i0_pc_d_ext</w:t>
-      </w:r>
-      <w:r>
-        <w:t xml:space="preserve"> and </w:t>
-      </w:r>
-      <w:r>
-        <w:rPr>
-          <w:rFonts w:ascii="Courier New" w:hAnsi="Courier New" w:cs="Courier New"/>
-        </w:rPr>
-        <w:t>dec_i0_instr_d</w:t>
-      </w:r>
-      <w:r>
-        <w:t>) show the instructions at the D Stage</w:t>
-      </w:r>
-      <w:r>
-        <w:t xml:space="preserve"> executing sequentially</w:t>
-      </w:r>
-      <w:r>
-        <w:t>.</w:t>
-      </w:r>
-    </w:p>
-    <w:p/>
-    <w:p/>
-    <w:p>
-      <w:pPr>
-        <w:pStyle w:val="af"/>
-        <w:numPr>
-          <w:ilvl w:val="0"/>
-          <w:numId w:val="26"/>
-        </w:numPr>
-        <w:rPr>
-          <w:rFonts w:cs="Arial"/>
-          <w:b/>
-          <w:bCs/>
-          <w:sz w:val="28"/>
-          <w:szCs w:val="28"/>
-        </w:rPr>
-      </w:pPr>
-      <w:r>
-        <w:rPr>
-          <w:rFonts w:cs="Arial"/>
-          <w:b/>
-          <w:bCs/>
-          <w:sz w:val="28"/>
-          <w:szCs w:val="28"/>
-        </w:rPr>
-        <w:t>I$</w:t>
-      </w:r>
-      <w:r>
-        <w:rPr>
-          <w:rFonts w:cs="Arial"/>
-          <w:b/>
-          <w:bCs/>
-          <w:sz w:val="28"/>
-          <w:szCs w:val="28"/>
-        </w:rPr>
-        <w:t xml:space="preserve"> Hit Management</w:t>
-      </w:r>
-    </w:p>
-    <w:p>
-      <w:pPr>
-        <w:rPr>
-          <w:lang w:val="en-US"/>
-        </w:rPr>
-      </w:pPr>
-    </w:p>
-    <w:p>
-      <w:pPr>
-        <w:pStyle w:val="a6"/>
-        <w:rPr>
-          <w:rFonts w:cs="Times New Roman"/>
-          <w:b w:val="0"/>
-          <w:iCs w:val="0"/>
-          <w:szCs w:val="22"/>
-        </w:rPr>
-      </w:pPr>
-      <w:r>
-        <w:rPr>
-          <w:rFonts w:cs="Times New Roman"/>
-          <w:b w:val="0"/>
-          <w:iCs w:val="0"/>
-          <w:szCs w:val="22"/>
-        </w:rPr>
-        <w:t>In this section we work with the same example from Section 3.B (</w:t>
-      </w:r>
-      <w:r>
-        <w:rPr>
-          <w:rFonts w:cs="Times New Roman"/>
-          <w:b w:val="0"/>
-          <w:iCs w:val="0"/>
-          <w:szCs w:val="22"/>
-        </w:rPr>
-        <w:fldChar w:fldCharType="begin"/>
-      </w:r>
-      <w:r>
-        <w:rPr>
-          <w:rFonts w:cs="Times New Roman"/>
-          <w:b w:val="0"/>
-          <w:iCs w:val="0"/>
-          <w:szCs w:val="22"/>
-        </w:rPr>
-        <w:instrText xml:space="preserve"> REF _Ref82950556 \h </w:instrText>
-      </w:r>
-      <w:r>
-        <w:rPr>
-          <w:rFonts w:cs="Times New Roman"/>
-          <w:b w:val="0"/>
-          <w:iCs w:val="0"/>
-          <w:szCs w:val="22"/>
-        </w:rPr>
-        <w:instrText xml:space="preserve"> \* MERGEFORMAT </w:instrText>
-      </w:r>
-      <w:r>
-        <w:rPr>
-          <w:rFonts w:cs="Times New Roman"/>
-          <w:b w:val="0"/>
-          <w:iCs w:val="0"/>
-          <w:szCs w:val="22"/>
-        </w:rPr>
-      </w:r>
-      <w:r>
-        <w:rPr>
-          <w:rFonts w:cs="Times New Roman"/>
-          <w:b w:val="0"/>
-          <w:iCs w:val="0"/>
-          <w:szCs w:val="22"/>
-        </w:rPr>
-        <w:fldChar w:fldCharType="separate"/>
-      </w:r>
-      <w:r>
-        <w:rPr>
-          <w:rFonts w:cs="Times New Roman"/>
-          <w:b w:val="0"/>
-          <w:iCs w:val="0"/>
-          <w:szCs w:val="22"/>
-        </w:rPr>
-        <w:t>Figure 4</w:t>
-      </w:r>
-      <w:r>
-        <w:rPr>
-          <w:rFonts w:cs="Times New Roman"/>
-          <w:b w:val="0"/>
-          <w:iCs w:val="0"/>
-          <w:szCs w:val="22"/>
-        </w:rPr>
-        <w:fldChar w:fldCharType="end"/>
-      </w:r>
-      <w:r>
-        <w:rPr>
-          <w:rFonts w:cs="Times New Roman"/>
-          <w:b w:val="0"/>
-          <w:iCs w:val="0"/>
-          <w:szCs w:val="22"/>
-        </w:rPr>
-        <w:t>)</w:t>
-      </w:r>
-      <w:r>
-        <w:rPr>
-          <w:rFonts w:cs="Times New Roman"/>
-          <w:b w:val="0"/>
-          <w:iCs w:val="0"/>
-          <w:szCs w:val="22"/>
-        </w:rPr>
-        <w:t>,</w:t>
-      </w:r>
-      <w:r>
-        <w:rPr>
-          <w:rFonts w:cs="Times New Roman"/>
-          <w:b w:val="0"/>
-          <w:iCs w:val="0"/>
-          <w:szCs w:val="22"/>
-        </w:rPr>
-        <w:t xml:space="preserve"> but we </w:t>
-      </w:r>
-      <w:r>
-        <w:rPr>
-          <w:rFonts w:cs="Times New Roman"/>
-          <w:b w:val="0"/>
-          <w:iCs w:val="0"/>
-          <w:szCs w:val="22"/>
-        </w:rPr>
-        <w:t xml:space="preserve">now </w:t>
-      </w:r>
-      <w:r>
-        <w:rPr>
-          <w:rFonts w:cs="Times New Roman"/>
-          <w:b w:val="0"/>
-          <w:iCs w:val="0"/>
-          <w:szCs w:val="22"/>
-        </w:rPr>
-        <w:t xml:space="preserve">focus </w:t>
-      </w:r>
-      <w:r>
-        <w:rPr>
-          <w:rFonts w:cs="Times New Roman"/>
-          <w:b w:val="0"/>
-          <w:iCs w:val="0"/>
-          <w:szCs w:val="22"/>
-        </w:rPr>
-        <w:t>o</w:t>
-      </w:r>
-      <w:r>
-        <w:rPr>
-          <w:rFonts w:cs="Times New Roman"/>
-          <w:b w:val="0"/>
-          <w:iCs w:val="0"/>
-          <w:szCs w:val="22"/>
-        </w:rPr>
-        <w:t>n analys</w:t>
-      </w:r>
-      <w:r>
-        <w:rPr>
-          <w:rFonts w:cs="Times New Roman"/>
-          <w:b w:val="0"/>
-          <w:iCs w:val="0"/>
-          <w:szCs w:val="22"/>
-        </w:rPr>
-        <w:t>ing</w:t>
-      </w:r>
-      <w:r>
-        <w:rPr>
-          <w:rFonts w:cs="Times New Roman"/>
-          <w:b w:val="0"/>
-          <w:iCs w:val="0"/>
-          <w:szCs w:val="22"/>
-        </w:rPr>
-        <w:t xml:space="preserve"> I$ hit</w:t>
-      </w:r>
-      <w:r>
-        <w:rPr>
-          <w:rFonts w:cs="Times New Roman"/>
-          <w:b w:val="0"/>
-          <w:iCs w:val="0"/>
-          <w:szCs w:val="22"/>
-        </w:rPr>
-        <w:t>s</w:t>
-      </w:r>
-      <w:r>
-        <w:rPr>
-          <w:rFonts w:cs="Times New Roman"/>
-          <w:b w:val="0"/>
-          <w:iCs w:val="0"/>
-          <w:szCs w:val="22"/>
-        </w:rPr>
-        <w:t xml:space="preserve">. </w:t>
-      </w:r>
-      <w:r>
-        <w:rPr>
-          <w:rFonts w:cs="Times New Roman"/>
-          <w:b w:val="0"/>
-          <w:iCs w:val="0"/>
-          <w:szCs w:val="22"/>
-        </w:rPr>
-        <w:fldChar w:fldCharType="begin"/>
-      </w:r>
-      <w:r>
-        <w:rPr>
-          <w:rFonts w:cs="Times New Roman"/>
-          <w:b w:val="0"/>
-          <w:iCs w:val="0"/>
-          <w:szCs w:val="22"/>
-        </w:rPr>
-        <w:instrText xml:space="preserve"> REF _Ref83623375 \h  \* MERGEFORMAT </w:instrText>
-      </w:r>
-      <w:r>
-        <w:rPr>
-          <w:rFonts w:cs="Times New Roman"/>
-          <w:b w:val="0"/>
-          <w:iCs w:val="0"/>
-          <w:szCs w:val="22"/>
-        </w:rPr>
-      </w:r>
-      <w:r>
-        <w:rPr>
-          <w:rFonts w:cs="Times New Roman"/>
-          <w:b w:val="0"/>
-          <w:iCs w:val="0"/>
-          <w:szCs w:val="22"/>
-        </w:rPr>
-        <w:fldChar w:fldCharType="separate"/>
-      </w:r>
-      <w:r>
-        <w:rPr>
-          <w:b w:val="0"/>
-        </w:rPr>
-        <w:t xml:space="preserve">Figure </w:t>
-      </w:r>
-      <w:r>
-        <w:rPr>
-          <w:b w:val="0"/>
-          <w:noProof/>
-        </w:rPr>
-        <w:t>6</w:t>
-      </w:r>
-      <w:r>
-        <w:rPr>
-          <w:rFonts w:cs="Times New Roman"/>
-          <w:b w:val="0"/>
-          <w:iCs w:val="0"/>
-          <w:szCs w:val="22"/>
-        </w:rPr>
-        <w:fldChar w:fldCharType="end"/>
-      </w:r>
-      <w:r>
-        <w:rPr>
-          <w:rFonts w:cs="Times New Roman"/>
-          <w:b w:val="0"/>
-          <w:iCs w:val="0"/>
-          <w:szCs w:val="22"/>
-        </w:rPr>
-        <w:t xml:space="preserve"> </w:t>
-      </w:r>
-      <w:r>
-        <w:rPr>
-          <w:rFonts w:cs="Times New Roman"/>
-          <w:b w:val="0"/>
-          <w:iCs w:val="0"/>
-          <w:szCs w:val="22"/>
-        </w:rPr>
-        <w:t xml:space="preserve">shows </w:t>
-      </w:r>
-      <w:r>
-        <w:rPr>
-          <w:rFonts w:cs="Times New Roman"/>
-          <w:b w:val="0"/>
-          <w:iCs w:val="0"/>
-          <w:szCs w:val="22"/>
-        </w:rPr>
-        <w:t xml:space="preserve">the second </w:t>
-      </w:r>
-      <w:r>
-        <w:rPr>
-          <w:rFonts w:cs="Times New Roman"/>
-          <w:b w:val="0"/>
-          <w:iCs w:val="0"/>
-          <w:szCs w:val="22"/>
-        </w:rPr>
-        <w:t xml:space="preserve">iteration of the loop </w:t>
-      </w:r>
-      <w:r>
-        <w:rPr>
-          <w:rFonts w:cs="Times New Roman"/>
-          <w:b w:val="0"/>
-          <w:iCs w:val="0"/>
-          <w:szCs w:val="22"/>
-        </w:rPr>
-        <w:t>when executing the program in</w:t>
-      </w:r>
-      <w:r>
-        <w:rPr>
-          <w:rFonts w:cs="Times New Roman"/>
-          <w:b w:val="0"/>
-          <w:iCs w:val="0"/>
-          <w:szCs w:val="22"/>
-        </w:rPr>
-        <w:t xml:space="preserve"> </w:t>
-      </w:r>
-      <w:r>
-        <w:rPr>
-          <w:rFonts w:cs="Times New Roman"/>
-          <w:b w:val="0"/>
-          <w:iCs w:val="0"/>
-          <w:szCs w:val="22"/>
-        </w:rPr>
-        <w:fldChar w:fldCharType="begin"/>
-      </w:r>
-      <w:r>
-        <w:rPr>
-          <w:rFonts w:cs="Times New Roman"/>
-          <w:b w:val="0"/>
-          <w:iCs w:val="0"/>
-          <w:szCs w:val="22"/>
-        </w:rPr>
-        <w:instrText xml:space="preserve"> REF _Ref82950556 \h  \* MERGEFORMAT </w:instrText>
-      </w:r>
-      <w:r>
-        <w:rPr>
-          <w:rFonts w:cs="Times New Roman"/>
-          <w:b w:val="0"/>
-          <w:iCs w:val="0"/>
-          <w:szCs w:val="22"/>
-        </w:rPr>
-      </w:r>
-      <w:r>
-        <w:rPr>
-          <w:rFonts w:cs="Times New Roman"/>
-          <w:b w:val="0"/>
-          <w:iCs w:val="0"/>
-          <w:szCs w:val="22"/>
-        </w:rPr>
-        <w:fldChar w:fldCharType="separate"/>
-      </w:r>
-      <w:r>
-        <w:rPr>
-          <w:b w:val="0"/>
-        </w:rPr>
-        <w:t xml:space="preserve">Figure </w:t>
-      </w:r>
-      <w:r>
-        <w:rPr>
-          <w:b w:val="0"/>
-          <w:noProof/>
-        </w:rPr>
-        <w:t>4</w:t>
-      </w:r>
-      <w:r>
-        <w:rPr>
-          <w:rFonts w:cs="Times New Roman"/>
-          <w:b w:val="0"/>
-          <w:iCs w:val="0"/>
-          <w:szCs w:val="22"/>
-        </w:rPr>
-        <w:fldChar w:fldCharType="end"/>
-      </w:r>
-      <w:r>
-        <w:rPr>
-          <w:rFonts w:cs="Times New Roman"/>
-          <w:b w:val="0"/>
-          <w:iCs w:val="0"/>
-          <w:szCs w:val="22"/>
-        </w:rPr>
-        <w:t xml:space="preserve"> </w:t>
-      </w:r>
-      <w:r>
-        <w:rPr>
-          <w:rFonts w:cs="Times New Roman"/>
-          <w:b w:val="0"/>
-          <w:iCs w:val="0"/>
-          <w:szCs w:val="22"/>
-        </w:rPr>
-        <w:t xml:space="preserve">(any iteration would be valid </w:t>
-      </w:r>
-      <w:r>
-        <w:rPr>
-          <w:rFonts w:cs="Times New Roman"/>
-          <w:b w:val="0"/>
-          <w:iCs w:val="0"/>
-          <w:szCs w:val="22"/>
-        </w:rPr>
-        <w:t xml:space="preserve">except </w:t>
-      </w:r>
-      <w:r>
-        <w:rPr>
-          <w:rFonts w:cs="Times New Roman"/>
-          <w:b w:val="0"/>
-          <w:iCs w:val="0"/>
-          <w:szCs w:val="22"/>
-        </w:rPr>
-        <w:t>the first one, which, as we analysed in</w:t>
-      </w:r>
-      <w:r>
-        <w:rPr>
-          <w:rFonts w:cs="Times New Roman"/>
-          <w:b w:val="0"/>
-          <w:iCs w:val="0"/>
-          <w:szCs w:val="22"/>
-        </w:rPr>
-        <w:t xml:space="preserve"> </w:t>
-      </w:r>
-      <w:r>
-        <w:rPr>
-          <w:rFonts w:cs="Times New Roman"/>
-          <w:b w:val="0"/>
-          <w:iCs w:val="0"/>
-          <w:szCs w:val="22"/>
-        </w:rPr>
-        <w:fldChar w:fldCharType="begin"/>
-      </w:r>
-      <w:r>
-        <w:rPr>
-          <w:rFonts w:cs="Times New Roman"/>
-          <w:b w:val="0"/>
-          <w:iCs w:val="0"/>
-          <w:szCs w:val="22"/>
-        </w:rPr>
-        <w:instrText xml:space="preserve"> REF _Ref82951233 \h  \* MERGEFORMAT </w:instrText>
-      </w:r>
-      <w:r>
-        <w:rPr>
-          <w:rFonts w:cs="Times New Roman"/>
-          <w:b w:val="0"/>
-          <w:iCs w:val="0"/>
-          <w:szCs w:val="22"/>
-        </w:rPr>
-      </w:r>
-      <w:r>
-        <w:rPr>
-          <w:rFonts w:cs="Times New Roman"/>
-          <w:b w:val="0"/>
-          <w:iCs w:val="0"/>
-          <w:szCs w:val="22"/>
-        </w:rPr>
-        <w:fldChar w:fldCharType="separate"/>
-      </w:r>
-      <w:r>
-        <w:rPr>
-          <w:b w:val="0"/>
-        </w:rPr>
-        <w:t xml:space="preserve">Figure </w:t>
-      </w:r>
-      <w:r>
-        <w:rPr>
-          <w:b w:val="0"/>
-          <w:noProof/>
-        </w:rPr>
-        <w:t>5</w:t>
-      </w:r>
-      <w:r>
-        <w:rPr>
-          <w:rFonts w:cs="Times New Roman"/>
-          <w:b w:val="0"/>
-          <w:iCs w:val="0"/>
-          <w:szCs w:val="22"/>
-        </w:rPr>
-        <w:fldChar w:fldCharType="end"/>
-      </w:r>
-      <w:r>
-        <w:rPr>
-          <w:rFonts w:cs="Times New Roman"/>
-          <w:b w:val="0"/>
-          <w:iCs w:val="0"/>
-          <w:szCs w:val="22"/>
-        </w:rPr>
-        <w:t>, experiences misses in the I$</w:t>
-      </w:r>
-      <w:r>
-        <w:rPr>
-          <w:rFonts w:cs="Times New Roman"/>
-          <w:b w:val="0"/>
-          <w:iCs w:val="0"/>
-          <w:szCs w:val="22"/>
-        </w:rPr>
-        <w:t>)</w:t>
-      </w:r>
-      <w:r>
-        <w:rPr>
-          <w:rFonts w:cs="Times New Roman"/>
-          <w:b w:val="0"/>
-          <w:iCs w:val="0"/>
-          <w:szCs w:val="22"/>
-        </w:rPr>
-        <w:t>.</w:t>
-      </w:r>
-    </w:p>
-    <w:p>
-      <w:pPr>
-        <w:pStyle w:val="a6"/>
-        <w:rPr>
-          <w:rFonts w:cs="Times New Roman"/>
-          <w:b w:val="0"/>
-          <w:iCs w:val="0"/>
-          <w:szCs w:val="22"/>
-        </w:rPr>
-      </w:pPr>
-    </w:p>
-    <w:p/>
-    <w:p>
-      <w:pPr>
-        <w:pStyle w:val="af"/>
-        <w:pBdr>
-          <w:top w:val="single" w:sz="4" w:space="1" w:color="auto"/>
-          <w:left w:val="single" w:sz="4" w:space="4" w:color="auto"/>
-          <w:bottom w:val="single" w:sz="4" w:space="1" w:color="auto"/>
-          <w:right w:val="single" w:sz="4" w:space="4" w:color="auto"/>
-        </w:pBdr>
-        <w:shd w:val="clear" w:color="auto" w:fill="E5B8B7" w:themeFill="accent2" w:themeFillTint="66"/>
-        <w:ind w:left="142"/>
-      </w:pPr>
-      <w:r>
-        <w:rPr>
-          <w:rFonts w:cs="Arial"/>
-          <w:b/>
-          <w:bCs/>
-          <w:color w:val="00000A"/>
-          <w:u w:val="single"/>
-        </w:rPr>
-        <w:t>TASK</w:t>
-      </w:r>
-      <w:r>
-        <w:rPr>
-          <w:rFonts w:cs="Arial"/>
-          <w:b/>
-          <w:bCs/>
-          <w:color w:val="00000A"/>
-        </w:rPr>
-        <w:t>:</w:t>
-      </w:r>
-      <w:r>
-        <w:rPr>
-          <w:rFonts w:cs="Arial"/>
-          <w:color w:val="00000A"/>
-        </w:rPr>
-        <w:t xml:space="preserve"> Replicate the simulation from </w:t>
-      </w:r>
-      <w:r>
-        <w:fldChar w:fldCharType="begin"/>
-      </w:r>
-      <w:r>
-        <w:instrText xml:space="preserve"> REF _Ref83623375 \h </w:instrText>
-      </w:r>
-      <w:r>
-        <w:fldChar w:fldCharType="separate"/>
-      </w:r>
-      <w:r>
-        <w:t xml:space="preserve">Figure </w:t>
-      </w:r>
-      <w:r>
-        <w:rPr>
-          <w:noProof/>
-        </w:rPr>
-        <w:t>6</w:t>
-      </w:r>
-      <w:r>
-        <w:fldChar w:fldCharType="end"/>
-      </w:r>
-      <w:r>
-        <w:t xml:space="preserve"> </w:t>
-      </w:r>
-      <w:r>
-        <w:t xml:space="preserve">on </w:t>
-      </w:r>
-      <w:r>
-        <w:t xml:space="preserve">your own computer. </w:t>
-      </w:r>
-      <w:r>
-        <w:rPr>
-          <w:rFonts w:cs="Arial"/>
-          <w:color w:val="00000A"/>
-        </w:rPr>
-        <w:t xml:space="preserve">Use file </w:t>
-      </w:r>
-      <w:r>
-        <w:rPr>
-          <w:i/>
-          <w:iCs/>
-        </w:rPr>
-        <w:t>test1_Hit.tcl</w:t>
-      </w:r>
-      <w:r>
-        <w:t xml:space="preserve"> (provided at </w:t>
-      </w:r>
-      <w:r>
-        <w:rPr>
-          <w:rFonts w:eastAsia="Arial" w:cs="Arial"/>
-          <w:i/>
-          <w:iCs/>
-          <w:color w:val="000000" w:themeColor="text1"/>
-        </w:rPr>
-        <w:t>[RVfpgaEL2</w:t>
-      </w:r>
-      <w:r>
-        <w:rPr>
-          <w:rFonts w:eastAsia="Arial" w:cs="Arial"/>
-          <w:i/>
-          <w:iCs/>
-          <w:color w:val="000000" w:themeColor="text1"/>
-        </w:rPr>
-        <w:t xml:space="preserve">Nexys </w:t>
-      </w:r>
-      <w:r>
-        <w:rPr>
-          <w:rFonts w:eastAsia="Arial" w:cs="Arial"/>
-          <w:i/>
-          <w:iCs/>
-          <w:color w:val="000000" w:themeColor="text1"/>
-        </w:rPr>
-        <w:t>Video</w:t>
-      </w:r>
-      <w:r>
-        <w:rPr>
-          <w:rFonts w:eastAsia="Arial" w:cs="Arial"/>
-          <w:i/>
-          <w:iCs/>
-          <w:color w:val="000000" w:themeColor="text1"/>
-        </w:rPr>
-        <w:t>NoDDRPath]</w:t>
-      </w:r>
-      <w:r>
-        <w:rPr>
-          <w:rFonts w:cs="Arial"/>
-          <w:i/>
-          <w:iCs/>
-        </w:rPr>
-        <w:t>/Labs</w:t>
-      </w:r>
-      <w:r>
-        <w:rPr>
-          <w:i/>
-          <w:iCs/>
-        </w:rPr>
-        <w:t>/Lab19/InstructionMemory_Example</w:t>
-      </w:r>
-      <w:r>
-        <w:t>).</w:t>
-      </w:r>
-    </w:p>
-    <w:p/>
-    <w:p>
-      <w:pPr>
-        <w:rPr>
-          <w:rFonts w:cs="Arial"/>
-          <w:bCs/>
-          <w:color w:val="00000A"/>
-        </w:rPr>
-      </w:pPr>
-    </w:p>
-    <w:p>
-      <w:pPr>
-        <w:rPr>
-          <w:rFonts w:cs="Arial"/>
-          <w:bCs/>
-          <w:color w:val="00000A"/>
-        </w:rPr>
-      </w:pPr>
-    </w:p>
-    <w:p>
-      <w:pPr>
-        <w:rPr>
-          <w:lang w:val="en-US"/>
-        </w:rPr>
-        <w:sectPr>
-          <w:pgSz w:w="11906" w:h="16838"/>
-          <w:pgMar w:top="1800" w:right="1440" w:bottom="1440" w:left="1440" w:header="706" w:footer="389" w:gutter="0"/>
-          <w:cols w:space="720"/>
-          <w:formProt w:val="0"/>
-          <w:titlePg/>
-          <w:docGrid w:linePitch="299"/>
-        </w:sectPr>
-      </w:pPr>
-    </w:p>
-    <w:p>
-      <w:pPr>
-        <w:ind w:left="-1134" w:right="-1567"/>
-        <w:jc w:val="both"/>
-      </w:pPr>
-      <w:r>
-        <w:rPr>
-          <w:noProof/>
-        </w:rPr>
-        <w:drawing>
-          <wp:inline distT="0" distB="0" distL="0" distR="0" wp14:anchorId="08BA0DEE" wp14:editId="54DF0138">
-            <wp:extent cx="10287000" cy="1200150"/>
-            <wp:effectExtent l="0" t="0" r="0" b="0"/>
-            <wp:docPr id="1473667416" name="Picture 1473667416"/>
-            <wp:cNvGraphicFramePr>
-              <a:graphicFrameLocks xmlns:a="http://schemas.openxmlformats.org/drawingml/2006/main" noChangeAspect="1"/>
-            </wp:cNvGraphicFramePr>
-            <a:graphic xmlns:a="http://schemas.openxmlformats.org/drawingml/2006/main">
-              <a:graphicData uri="http://schemas.openxmlformats.org/drawingml/2006/picture">
-                <pic:pic xmlns:pic="http://schemas.openxmlformats.org/drawingml/2006/picture">
-                  <pic:nvPicPr>
-                    <pic:cNvPr id="0" name=""/>
-                    <pic:cNvPicPr/>
-                  </pic:nvPicPr>
-                  <pic:blipFill>
-                    <a:blip r:embed="rId22">
-                      <a:extLst>
-                        <a:ext uri="{28A0092B-C50C-407E-A947-70E740481C1C}">
-                          <a14:useLocalDpi xmlns:a14="http://schemas.microsoft.com/office/drawing/2010/main" val="0"/>
-                        </a:ext>
-                      </a:extLst>
-                    </a:blip>
-                    <a:stretch>
-                      <a:fillRect/>
-                    </a:stretch>
-                  </pic:blipFill>
-                  <pic:spPr>
-                    <a:xfrm>
-                      <a:off x="0" y="0"/>
                       <a:ext cx="10287000" cy="1200150"/>
                     </a:xfrm>
                     <a:prstGeom prst="rect">
@@ -9558,7 +9586,7 @@
       <w:pPr>
         <w:ind w:left="3600" w:firstLine="720"/>
         <w:sectPr>
-          <w:headerReference w:type="default" r:id="rId23"/>
+          <w:headerReference w:type="default" r:id="rId21"/>
           <w:pgSz w:w="16838" w:h="11906" w:orient="landscape"/>
           <w:pgMar w:top="1440" w:right="1797" w:bottom="1440" w:left="1440" w:header="709" w:footer="391" w:gutter="0"/>
           <w:cols w:space="720"/>
@@ -9578,6 +9606,7 @@
         <w:rPr>
           <w:rFonts w:cs="Arial"/>
         </w:rPr>
+        <w:lastRenderedPageBreak/>
         <w:t xml:space="preserve">Analyse the </w:t>
       </w:r>
       <w:r>
@@ -10924,7 +10953,11 @@
         <w:t>least</w:t>
       </w:r>
       <w:r>
-        <w:t xml:space="preserve"> recently used way </w:t>
+        <w:t xml:space="preserve"> recently </w:t>
+      </w:r>
+      <w:r>
+        <w:lastRenderedPageBreak/>
+        <w:t xml:space="preserve">used way </w:t>
       </w:r>
       <w:r>
         <w:t xml:space="preserve">becomes complicated, thus approximate LRU policies (usually called Pseudo LRU) are often used and good enough in practice. Specifically, </w:t>
@@ -11074,7 +11107,7 @@
         </w:rPr>
         <w:t xml:space="preserve">, which you can find online at: </w:t>
       </w:r>
-      <w:hyperlink r:id="rId24" w:history="1">
+      <w:hyperlink r:id="rId22" w:history="1">
         <w:r>
           <w:rPr>
             <w:rStyle w:val="af5"/>
@@ -11669,7 +11702,7 @@
         <w:rPr>
           <w:noProof/>
         </w:rPr>
-        <w:t>8</w:t>
+        <w:t>7</w:t>
       </w:r>
       <w:r>
         <w:fldChar w:fldCharType="end"/>
@@ -11728,7 +11761,7 @@
                     <pic:cNvPicPr/>
                   </pic:nvPicPr>
                   <pic:blipFill>
-                    <a:blip r:embed="rId25">
+                    <a:blip r:embed="rId23">
                       <a:extLst>
                         <a:ext uri="{28A0092B-C50C-407E-A947-70E740481C1C}">
                           <a14:useLocalDpi xmlns:a14="http://schemas.microsoft.com/office/drawing/2010/main" val="0"/>
@@ -11790,7 +11823,7 @@
         <w:rPr>
           <w:noProof/>
         </w:rPr>
-        <w:t>8</w:t>
+        <w:t>7</w:t>
       </w:r>
       <w:r>
         <w:fldChar w:fldCharType="end"/>
@@ -11833,7 +11866,7 @@
         <w:rPr>
           <w:noProof/>
         </w:rPr>
-        <w:t>8</w:t>
+        <w:t>7</w:t>
       </w:r>
       <w:r>
         <w:fldChar w:fldCharType="end"/>
@@ -11958,6 +11991,7 @@
           <w:b/>
           <w:bCs/>
         </w:rPr>
+        <w:lastRenderedPageBreak/>
         <w:t>tagv_mb_ff</w:t>
       </w:r>
       <w:r>
@@ -12115,7 +12149,7 @@
         <w:rPr>
           <w:noProof/>
         </w:rPr>
-        <w:t>8</w:t>
+        <w:t>7</w:t>
       </w:r>
       <w:r>
         <w:rPr>
@@ -12388,6 +12422,10 @@
     </w:p>
     <w:p/>
     <w:p>
+      <w:pPr>
+        <w:pStyle w:val="a6"/>
+        <w:jc w:val="center"/>
+      </w:pPr>
       <w:r>
         <w:t>The following Verilog snippet (</w:t>
       </w:r>
@@ -12400,6 +12438,8 @@
       <w:r>
         <w:fldChar w:fldCharType="separate"/>
       </w:r>
+    </w:p>
+    <w:p>
       <w:r>
         <w:t xml:space="preserve">Figure </w:t>
       </w:r>
@@ -12407,7 +12447,7 @@
         <w:rPr>
           <w:noProof/>
         </w:rPr>
-        <w:t>9</w:t>
+        <w:t>8</w:t>
       </w:r>
       <w:r>
         <w:fldChar w:fldCharType="end"/>
@@ -12456,7 +12496,7 @@
                     <pic:cNvPicPr/>
                   </pic:nvPicPr>
                   <pic:blipFill>
-                    <a:blip r:embed="rId26">
+                    <a:blip r:embed="rId24">
                       <a:extLst>
                         <a:ext uri="{28A0092B-C50C-407E-A947-70E740481C1C}">
                           <a14:useLocalDpi xmlns:a14="http://schemas.microsoft.com/office/drawing/2010/main" val="0"/>
@@ -12519,7 +12559,7 @@
         <w:rPr>
           <w:noProof/>
         </w:rPr>
-        <w:t>9</w:t>
+        <w:t>8</w:t>
       </w:r>
       <w:r>
         <w:fldChar w:fldCharType="end"/>
@@ -12534,6 +12574,10 @@
     </w:p>
     <w:p/>
     <w:p>
+      <w:pPr>
+        <w:pStyle w:val="a6"/>
+        <w:jc w:val="center"/>
+      </w:pPr>
       <w:r>
         <w:t xml:space="preserve">The signals used in the Verilog snippet from </w:t>
       </w:r>
@@ -12546,6 +12590,8 @@
       <w:r>
         <w:fldChar w:fldCharType="separate"/>
       </w:r>
+    </w:p>
+    <w:p>
       <w:r>
         <w:t xml:space="preserve">Figure </w:t>
       </w:r>
@@ -12553,7 +12599,7 @@
         <w:rPr>
           <w:noProof/>
         </w:rPr>
-        <w:t>9</w:t>
+        <w:t>8</w:t>
       </w:r>
       <w:r>
         <w:fldChar w:fldCharType="end"/>
@@ -12631,7 +12677,7 @@
         <w:rPr>
           <w:noProof/>
         </w:rPr>
-        <w:t>8</w:t>
+        <w:t>7</w:t>
       </w:r>
       <w:r>
         <w:fldChar w:fldCharType="end"/>
@@ -12685,6 +12731,63 @@
     </w:p>
     <w:p/>
     <w:p/>
+    <w:p>
+      <w:pPr>
+        <w:pStyle w:val="a6"/>
+        <w:jc w:val="center"/>
+      </w:pPr>
+      <w:r>
+        <w:rPr>
+          <w:rFonts w:cs="Arial"/>
+          <w:bCs/>
+          <w:color w:val="00000A"/>
+          <w:u w:val="single"/>
+        </w:rPr>
+        <w:t>TASK</w:t>
+      </w:r>
+      <w:r>
+        <w:rPr>
+          <w:rFonts w:cs="Arial"/>
+          <w:bCs/>
+          <w:color w:val="00000A"/>
+        </w:rPr>
+        <w:t>:</w:t>
+      </w:r>
+      <w:r>
+        <w:rPr>
+          <w:rFonts w:cs="Arial"/>
+          <w:color w:val="00000A"/>
+        </w:rPr>
+        <w:t xml:space="preserve"> Analyse the Verilog code from </w:t>
+      </w:r>
+      <w:r>
+        <w:rPr>
+          <w:rFonts w:cs="Arial"/>
+          <w:color w:val="00000A"/>
+        </w:rPr>
+        <w:fldChar w:fldCharType="begin"/>
+      </w:r>
+      <w:r>
+        <w:rPr>
+          <w:rFonts w:cs="Arial"/>
+          <w:color w:val="00000A"/>
+        </w:rPr>
+        <w:instrText xml:space="preserve"> REF _Ref83652887 \h </w:instrText>
+      </w:r>
+      <w:r>
+        <w:rPr>
+          <w:rFonts w:cs="Arial"/>
+          <w:color w:val="00000A"/>
+        </w:rPr>
+      </w:r>
+      <w:r>
+        <w:rPr>
+          <w:rFonts w:cs="Arial"/>
+          <w:color w:val="00000A"/>
+        </w:rPr>
+        <w:fldChar w:fldCharType="separate"/>
+      </w:r>
+    </w:p>
     <w:p>
       <w:pPr>
         <w:pStyle w:val="af"/>
@@ -12703,66 +12806,13 @@
         </w:rPr>
       </w:pPr>
       <w:r>
-        <w:rPr>
-          <w:rFonts w:cs="Arial"/>
-          <w:b/>
-          <w:bCs/>
-          <w:color w:val="00000A"/>
-          <w:u w:val="single"/>
-        </w:rPr>
-        <w:t>TASK</w:t>
-      </w:r>
-      <w:r>
-        <w:rPr>
-          <w:rFonts w:cs="Arial"/>
-          <w:b/>
-          <w:bCs/>
-          <w:color w:val="00000A"/>
-        </w:rPr>
-        <w:t>:</w:t>
-      </w:r>
-      <w:r>
-        <w:rPr>
-          <w:rFonts w:cs="Arial"/>
-          <w:color w:val="00000A"/>
-        </w:rPr>
-        <w:t xml:space="preserve"> Analyse the Verilog code from </w:t>
-      </w:r>
-      <w:r>
-        <w:rPr>
-          <w:rFonts w:cs="Arial"/>
-          <w:color w:val="00000A"/>
-        </w:rPr>
-        <w:fldChar w:fldCharType="begin"/>
-      </w:r>
-      <w:r>
-        <w:rPr>
-          <w:rFonts w:cs="Arial"/>
-          <w:color w:val="00000A"/>
-        </w:rPr>
-        <w:instrText xml:space="preserve"> REF _Ref83652887 \h </w:instrText>
-      </w:r>
-      <w:r>
-        <w:rPr>
-          <w:rFonts w:cs="Arial"/>
-          <w:color w:val="00000A"/>
-        </w:rPr>
-      </w:r>
-      <w:r>
-        <w:rPr>
-          <w:rFonts w:cs="Arial"/>
-          <w:color w:val="00000A"/>
-        </w:rPr>
-        <w:fldChar w:fldCharType="separate"/>
-      </w:r>
-      <w:r>
         <w:t xml:space="preserve">Figure </w:t>
       </w:r>
       <w:r>
         <w:rPr>
           <w:noProof/>
         </w:rPr>
-        <w:t>9</w:t>
+        <w:t>8</w:t>
       </w:r>
       <w:r>
         <w:rPr>
@@ -12963,7 +13013,7 @@
         <w:rPr>
           <w:noProof/>
         </w:rPr>
-        <w:t>10</w:t>
+        <w:t>9</w:t>
       </w:r>
       <w:r>
         <w:fldChar w:fldCharType="end"/>
@@ -13258,7 +13308,7 @@
         <w:rPr>
           <w:noProof/>
         </w:rPr>
-        <w:t>10</w:t>
+        <w:t>9</w:t>
       </w:r>
       <w:r>
         <w:fldChar w:fldCharType="end"/>
@@ -13706,43 +13756,43 @@
         <w:rPr>
           <w:noProof/>
         </w:rPr>
+        <w:t>9</w:t>
+      </w:r>
+      <w:r>
+        <w:fldChar w:fldCharType="end"/>
+      </w:r>
+      <w:r>
+        <w:t xml:space="preserve">), </w:t>
+      </w:r>
+      <w:r>
+        <w:t>when t</w:t>
+      </w:r>
+      <w:r>
+        <w:t xml:space="preserve">he first iteration is executed, </w:t>
+      </w:r>
+      <w:r>
+        <w:t xml:space="preserve">the set </w:t>
+      </w:r>
+      <w:r>
+        <w:t xml:space="preserve">is initially empty. </w:t>
+      </w:r>
+      <w:r>
+        <w:fldChar w:fldCharType="begin"/>
+      </w:r>
+      <w:r>
+        <w:instrText xml:space="preserve"> REF _Ref83647706 \h </w:instrText>
+      </w:r>
+      <w:r>
+        <w:fldChar w:fldCharType="separate"/>
+      </w:r>
+      <w:r>
+        <w:t xml:space="preserve">Figure </w:t>
+      </w:r>
+      <w:r>
+        <w:rPr>
+          <w:noProof/>
+        </w:rPr>
         <w:t>10</w:t>
-      </w:r>
-      <w:r>
-        <w:fldChar w:fldCharType="end"/>
-      </w:r>
-      <w:r>
-        <w:t xml:space="preserve">), </w:t>
-      </w:r>
-      <w:r>
-        <w:t>when t</w:t>
-      </w:r>
-      <w:r>
-        <w:t xml:space="preserve">he first iteration is executed, </w:t>
-      </w:r>
-      <w:r>
-        <w:t xml:space="preserve">the set </w:t>
-      </w:r>
-      <w:r>
-        <w:t xml:space="preserve">is initially empty. </w:t>
-      </w:r>
-      <w:r>
-        <w:fldChar w:fldCharType="begin"/>
-      </w:r>
-      <w:r>
-        <w:instrText xml:space="preserve"> REF _Ref83647706 \h </w:instrText>
-      </w:r>
-      <w:r>
-        <w:fldChar w:fldCharType="separate"/>
-      </w:r>
-      <w:r>
-        <w:t xml:space="preserve">Figure </w:t>
-      </w:r>
-      <w:r>
-        <w:rPr>
-          <w:noProof/>
-        </w:rPr>
-        <w:t>11</w:t>
       </w:r>
       <w:r>
         <w:fldChar w:fldCharType="end"/>
@@ -13833,10 +13883,10 @@
       </w:pPr>
       <w:r>
         <w:object w:dxaOrig="16211" w:dyaOrig="8545" w14:anchorId="37384FF7">
-          <v:shape id="_x0000_i1026" type="#_x0000_t75" style="width:450.65pt;height:237.45pt" o:ole="">
-            <v:imagedata r:id="rId27" o:title=""/>
+          <v:shape id="_x0000_i1026" type="#_x0000_t75" style="width:450.65pt;height:237.55pt" o:ole="">
+            <v:imagedata r:id="rId25" o:title=""/>
           </v:shape>
-          <o:OLEObject Type="Embed" ProgID="Visio.Drawing.15" ShapeID="_x0000_i1026" DrawAspect="Content" ObjectID="_1821815107" r:id="rId28"/>
+          <o:OLEObject Type="Embed" ProgID="Visio.Drawing.15" ShapeID="_x0000_i1026" DrawAspect="Content" ObjectID="_1821824047" r:id="rId26"/>
         </w:object>
       </w:r>
     </w:p>
@@ -13870,7 +13920,7 @@
         <w:rPr>
           <w:noProof/>
         </w:rPr>
-        <w:t>11</w:t>
+        <w:t>10</w:t>
       </w:r>
       <w:r>
         <w:fldChar w:fldCharType="end"/>
@@ -13907,7 +13957,7 @@
         <w:rPr>
           <w:noProof/>
         </w:rPr>
-        <w:t>10</w:t>
+        <w:t>9</w:t>
       </w:r>
       <w:r>
         <w:fldChar w:fldCharType="end"/>
@@ -13944,34 +13994,34 @@
         <w:rPr>
           <w:noProof/>
         </w:rPr>
+        <w:t>10</w:t>
+      </w:r>
+      <w:r>
+        <w:fldChar w:fldCharType="end"/>
+      </w:r>
+      <w:r>
+        <w:t xml:space="preserve">. </w:t>
+      </w:r>
+    </w:p>
+    <w:p/>
+    <w:p>
+      <w:r>
+        <w:fldChar w:fldCharType="begin"/>
+      </w:r>
+      <w:r>
+        <w:instrText xml:space="preserve"> REF _Ref83667313 \h </w:instrText>
+      </w:r>
+      <w:r>
+        <w:fldChar w:fldCharType="separate"/>
+      </w:r>
+      <w:r>
+        <w:t xml:space="preserve">Figure </w:t>
+      </w:r>
+      <w:r>
+        <w:rPr>
+          <w:noProof/>
+        </w:rPr>
         <w:t>11</w:t>
-      </w:r>
-      <w:r>
-        <w:fldChar w:fldCharType="end"/>
-      </w:r>
-      <w:r>
-        <w:t xml:space="preserve">. </w:t>
-      </w:r>
-    </w:p>
-    <w:p/>
-    <w:p>
-      <w:r>
-        <w:fldChar w:fldCharType="begin"/>
-      </w:r>
-      <w:r>
-        <w:instrText xml:space="preserve"> REF _Ref83667313 \h </w:instrText>
-      </w:r>
-      <w:r>
-        <w:fldChar w:fldCharType="separate"/>
-      </w:r>
-      <w:r>
-        <w:t xml:space="preserve">Figure </w:t>
-      </w:r>
-      <w:r>
-        <w:rPr>
-          <w:noProof/>
-        </w:rPr>
-        <w:t>12</w:t>
       </w:r>
       <w:r>
         <w:fldChar w:fldCharType="end"/>
@@ -14138,6 +14188,547 @@
             <wp:extent cx="7378212" cy="876163"/>
             <wp:effectExtent l="0" t="0" r="0" b="0"/>
             <wp:docPr id="1273280821" name="Picture 1273280821"/>
+            <wp:cNvGraphicFramePr>
+              <a:graphicFrameLocks xmlns:a="http://schemas.openxmlformats.org/drawingml/2006/main" noChangeAspect="1"/>
+            </wp:cNvGraphicFramePr>
+            <a:graphic xmlns:a="http://schemas.openxmlformats.org/drawingml/2006/main">
+              <a:graphicData uri="http://schemas.openxmlformats.org/drawingml/2006/picture">
+                <pic:pic xmlns:pic="http://schemas.openxmlformats.org/drawingml/2006/picture">
+                  <pic:nvPicPr>
+                    <pic:cNvPr id="0" name=""/>
+                    <pic:cNvPicPr/>
+                  </pic:nvPicPr>
+                  <pic:blipFill>
+                    <a:blip r:embed="rId27">
+                      <a:extLst>
+                        <a:ext uri="{28A0092B-C50C-407E-A947-70E740481C1C}">
+                          <a14:useLocalDpi xmlns:a14="http://schemas.microsoft.com/office/drawing/2010/main" val="0"/>
+                        </a:ext>
+                      </a:extLst>
+                    </a:blip>
+                    <a:stretch>
+                      <a:fillRect/>
+                    </a:stretch>
+                  </pic:blipFill>
+                  <pic:spPr>
+                    <a:xfrm>
+                      <a:off x="0" y="0"/>
+                      <a:ext cx="7378212" cy="876163"/>
+                    </a:xfrm>
+                    <a:prstGeom prst="rect">
+                      <a:avLst/>
+                    </a:prstGeom>
+                  </pic:spPr>
+                </pic:pic>
+              </a:graphicData>
+            </a:graphic>
+          </wp:inline>
+        </w:drawing>
+      </w:r>
+    </w:p>
+    <w:p>
+      <w:pPr>
+        <w:pStyle w:val="a6"/>
+        <w:jc w:val="center"/>
+        <w:rPr>
+          <w:rFonts w:eastAsia="Arial" w:cs="Arial"/>
+        </w:rPr>
+      </w:pPr>
+      <w:bookmarkStart w:id="16" w:name="_Ref83667313"/>
+      <w:r>
+        <w:t xml:space="preserve">Figure </w:t>
+      </w:r>
+      <w:r>
+        <w:fldChar w:fldCharType="begin"/>
+      </w:r>
+      <w:r>
+        <w:instrText>SEQ Figure \* ARABIC</w:instrText>
+      </w:r>
+      <w:r>
+        <w:fldChar w:fldCharType="separate"/>
+      </w:r>
+      <w:r>
+        <w:rPr>
+          <w:noProof/>
+        </w:rPr>
+        <w:t>11</w:t>
+      </w:r>
+      <w:r>
+        <w:fldChar w:fldCharType="end"/>
+      </w:r>
+      <w:bookmarkEnd w:id="16"/>
+      <w:r>
+        <w:t xml:space="preserve">. </w:t>
+      </w:r>
+      <w:r>
+        <w:t xml:space="preserve">LRU state of </w:t>
+      </w:r>
+      <w:r>
+        <w:t xml:space="preserve">the accessed </w:t>
+      </w:r>
+      <w:r>
+        <w:t>set after executi</w:t>
+      </w:r>
+      <w:r>
+        <w:t xml:space="preserve">ng </w:t>
+      </w:r>
+      <w:r>
+        <w:t xml:space="preserve">the first </w:t>
+      </w:r>
+      <w:r>
+        <w:rPr>
+          <w:rFonts w:ascii="Courier New" w:hAnsi="Courier New" w:cs="Courier New"/>
+        </w:rPr>
+        <w:t>j</w:t>
+      </w:r>
+      <w:r>
+        <w:t xml:space="preserve"> instruction</w:t>
+      </w:r>
+    </w:p>
+    <w:p/>
+    <w:p>
+      <w:r>
+        <w:fldChar w:fldCharType="begin"/>
+      </w:r>
+      <w:r>
+        <w:instrText xml:space="preserve"> REF _Ref83667940 \h </w:instrText>
+      </w:r>
+      <w:r>
+        <w:fldChar w:fldCharType="separate"/>
+      </w:r>
+      <w:r>
+        <w:t xml:space="preserve">Figure </w:t>
+      </w:r>
+      <w:r>
+        <w:rPr>
+          <w:noProof/>
+        </w:rPr>
+        <w:t>12</w:t>
+      </w:r>
+      <w:r>
+        <w:fldChar w:fldCharType="end"/>
+      </w:r>
+      <w:r>
+        <w:t xml:space="preserve"> </w:t>
+      </w:r>
+      <w:r>
+        <w:t xml:space="preserve">shows the simulation of the program after executing the second </w:t>
+      </w:r>
+      <w:r>
+        <w:rPr>
+          <w:rFonts w:ascii="Courier New" w:hAnsi="Courier New" w:cs="Courier New"/>
+        </w:rPr>
+        <w:t>j</w:t>
+      </w:r>
+      <w:r>
+        <w:t xml:space="preserve"> instruction (</w:t>
+      </w:r>
+      <w:r>
+        <w:rPr>
+          <w:rFonts w:ascii="Courier New" w:hAnsi="Courier New" w:cs="Courier New"/>
+        </w:rPr>
+        <w:t>j Block3</w:t>
+      </w:r>
+      <w:r>
+        <w:t>), which is mapped to address 0x1</w:t>
+      </w:r>
+      <w:r>
+        <w:t>5</w:t>
+      </w:r>
+      <w:r>
+        <w:t>00. An I$ miss is detected (</w:t>
+      </w:r>
+      <w:r>
+        <w:rPr>
+          <w:rFonts w:ascii="Courier New" w:hAnsi="Courier New" w:cs="Courier New"/>
+        </w:rPr>
+        <w:t>ic_act_miss_f</w:t>
+      </w:r>
+      <w:r>
+        <w:t xml:space="preserve"> = 1), and the block is requested from Main Memory in 64-bit chunks (see signals </w:t>
+      </w:r>
+      <w:r>
+        <w:rPr>
+          <w:rFonts w:ascii="Courier New" w:hAnsi="Courier New" w:cs="Courier New"/>
+        </w:rPr>
+        <w:t>ifu_axi_arvalid</w:t>
+      </w:r>
+      <w:r>
+        <w:t xml:space="preserve"> and </w:t>
+      </w:r>
+      <w:r>
+        <w:rPr>
+          <w:rFonts w:ascii="Courier New" w:hAnsi="Courier New" w:cs="Courier New"/>
+        </w:rPr>
+        <w:t>ifu_axi_araddr</w:t>
+      </w:r>
+      <w:r>
+        <w:t xml:space="preserve">) and then written into the I$ (see signal </w:t>
+      </w:r>
+      <w:r>
+        <w:rPr>
+          <w:rFonts w:ascii="Courier New" w:hAnsi="Courier New" w:cs="Courier New"/>
+        </w:rPr>
+        <w:t>ic_wr_en</w:t>
+      </w:r>
+      <w:r>
+        <w:t>).</w:t>
+      </w:r>
+    </w:p>
+    <w:p/>
+    <w:p>
+      <w:r>
+        <w:t xml:space="preserve">The set is </w:t>
+      </w:r>
+      <w:r>
+        <w:t>not</w:t>
+      </w:r>
+      <w:r>
+        <w:t xml:space="preserve"> empty</w:t>
+      </w:r>
+      <w:r>
+        <w:t>, but Way 1 is not valid</w:t>
+      </w:r>
+      <w:r>
+        <w:t xml:space="preserve">: </w:t>
+      </w:r>
+      <w:r>
+        <w:rPr>
+          <w:rFonts w:ascii="Courier New" w:hAnsi="Courier New" w:cs="Courier New"/>
+        </w:rPr>
+        <w:t>tagv_mb_ff</w:t>
+      </w:r>
+      <w:r>
+        <w:t xml:space="preserve"> = 0</w:t>
+      </w:r>
+      <w:r>
+        <w:t>1</w:t>
+      </w:r>
+      <w:r>
+        <w:t xml:space="preserve">. Thus, according to the Binary Tree LRU policy, the new block must be written in Way </w:t>
+      </w:r>
+      <w:r>
+        <w:t>1</w:t>
+      </w:r>
+      <w:r>
+        <w:t xml:space="preserve">: </w:t>
+      </w:r>
+      <w:r>
+        <w:rPr>
+          <w:rFonts w:ascii="Courier New" w:hAnsi="Courier New" w:cs="Courier New"/>
+        </w:rPr>
+        <w:t>replace_way_mb_any</w:t>
+      </w:r>
+      <w:r>
+        <w:t xml:space="preserve"> = </w:t>
+      </w:r>
+      <w:r>
+        <w:t>10</w:t>
+      </w:r>
+      <w:r>
+        <w:t xml:space="preserve">. The LRU state of the set is updated as follows: </w:t>
+      </w:r>
+      <w:r>
+        <w:rPr>
+          <w:rFonts w:ascii="Courier New" w:hAnsi="Courier New" w:cs="Courier New"/>
+        </w:rPr>
+        <w:t>way_status_new</w:t>
+      </w:r>
+      <w:r>
+        <w:t xml:space="preserve"> = </w:t>
+      </w:r>
+      <w:r>
+        <w:t>0</w:t>
+      </w:r>
+      <w:r>
+        <w:t>.</w:t>
+      </w:r>
+    </w:p>
+    <w:p/>
+    <w:p>
+      <w:pPr>
+        <w:ind w:left="-1260"/>
+        <w:jc w:val="center"/>
+      </w:pPr>
+      <w:r>
+        <w:rPr>
+          <w:noProof/>
+        </w:rPr>
+        <w:drawing>
+          <wp:inline distT="0" distB="0" distL="0" distR="0" wp14:anchorId="1115752D" wp14:editId="3364A998">
+            <wp:extent cx="7304942" cy="852244"/>
+            <wp:effectExtent l="0" t="0" r="0" b="0"/>
+            <wp:docPr id="687796246" name="Picture 687796246"/>
+            <wp:cNvGraphicFramePr>
+              <a:graphicFrameLocks xmlns:a="http://schemas.openxmlformats.org/drawingml/2006/main" noChangeAspect="1"/>
+            </wp:cNvGraphicFramePr>
+            <a:graphic xmlns:a="http://schemas.openxmlformats.org/drawingml/2006/main">
+              <a:graphicData uri="http://schemas.openxmlformats.org/drawingml/2006/picture">
+                <pic:pic xmlns:pic="http://schemas.openxmlformats.org/drawingml/2006/picture">
+                  <pic:nvPicPr>
+                    <pic:cNvPr id="0" name=""/>
+                    <pic:cNvPicPr/>
+                  </pic:nvPicPr>
+                  <pic:blipFill>
+                    <a:blip r:embed="rId28">
+                      <a:extLst>
+                        <a:ext uri="{28A0092B-C50C-407E-A947-70E740481C1C}">
+                          <a14:useLocalDpi xmlns:a14="http://schemas.microsoft.com/office/drawing/2010/main" val="0"/>
+                        </a:ext>
+                      </a:extLst>
+                    </a:blip>
+                    <a:stretch>
+                      <a:fillRect/>
+                    </a:stretch>
+                  </pic:blipFill>
+                  <pic:spPr>
+                    <a:xfrm>
+                      <a:off x="0" y="0"/>
+                      <a:ext cx="7304942" cy="852244"/>
+                    </a:xfrm>
+                    <a:prstGeom prst="rect">
+                      <a:avLst/>
+                    </a:prstGeom>
+                  </pic:spPr>
+                </pic:pic>
+              </a:graphicData>
+            </a:graphic>
+          </wp:inline>
+        </w:drawing>
+      </w:r>
+    </w:p>
+    <w:p>
+      <w:pPr>
+        <w:pStyle w:val="a6"/>
+        <w:jc w:val="center"/>
+        <w:rPr>
+          <w:rFonts w:eastAsia="Arial" w:cs="Arial"/>
+        </w:rPr>
+      </w:pPr>
+      <w:bookmarkStart w:id="17" w:name="_Ref83667940"/>
+      <w:r>
+        <w:t xml:space="preserve">Figure </w:t>
+      </w:r>
+      <w:r>
+        <w:fldChar w:fldCharType="begin"/>
+      </w:r>
+      <w:r>
+        <w:instrText>SEQ Figure \* ARABIC</w:instrText>
+      </w:r>
+      <w:r>
+        <w:fldChar w:fldCharType="separate"/>
+      </w:r>
+      <w:r>
+        <w:rPr>
+          <w:noProof/>
+        </w:rPr>
+        <w:t>12</w:t>
+      </w:r>
+      <w:r>
+        <w:fldChar w:fldCharType="end"/>
+      </w:r>
+      <w:bookmarkEnd w:id="17"/>
+      <w:r>
+        <w:t xml:space="preserve">. LRU state of </w:t>
+      </w:r>
+      <w:r>
+        <w:t xml:space="preserve">the accessed </w:t>
+      </w:r>
+      <w:r>
+        <w:t>set after execut</w:t>
+      </w:r>
+      <w:r>
+        <w:t>ing</w:t>
+      </w:r>
+      <w:r>
+        <w:t xml:space="preserve"> the second </w:t>
+      </w:r>
+      <w:r>
+        <w:rPr>
+          <w:rFonts w:ascii="Courier New" w:hAnsi="Courier New" w:cs="Courier New"/>
+        </w:rPr>
+        <w:t>j</w:t>
+      </w:r>
+      <w:r>
+        <w:t xml:space="preserve"> instruction</w:t>
+      </w:r>
+    </w:p>
+    <w:p/>
+    <w:p/>
+    <w:p>
+      <w:r>
+        <w:fldChar w:fldCharType="begin"/>
+      </w:r>
+      <w:r>
+        <w:instrText xml:space="preserve"> REF _Ref83668280 \h </w:instrText>
+      </w:r>
+      <w:r>
+        <w:fldChar w:fldCharType="separate"/>
+      </w:r>
+      <w:r>
+        <w:t xml:space="preserve">Figure </w:t>
+      </w:r>
+      <w:r>
+        <w:rPr>
+          <w:noProof/>
+        </w:rPr>
+        <w:t>13</w:t>
+      </w:r>
+      <w:r>
+        <w:fldChar w:fldCharType="end"/>
+      </w:r>
+      <w:r>
+        <w:t xml:space="preserve"> </w:t>
+      </w:r>
+      <w:r>
+        <w:t xml:space="preserve">shows the simulation of the program after executing the third </w:t>
+      </w:r>
+      <w:r>
+        <w:rPr>
+          <w:rFonts w:ascii="Courier New" w:hAnsi="Courier New" w:cs="Courier New"/>
+        </w:rPr>
+        <w:t>j</w:t>
+      </w:r>
+      <w:r>
+        <w:t xml:space="preserve"> instruction (</w:t>
+      </w:r>
+      <w:r>
+        <w:rPr>
+          <w:rFonts w:ascii="Courier New" w:hAnsi="Courier New" w:cs="Courier New"/>
+        </w:rPr>
+        <w:t>j Block1</w:t>
+      </w:r>
+      <w:r>
+        <w:t>), which is mapped to address 0x2</w:t>
+      </w:r>
+      <w:r>
+        <w:t>5</w:t>
+      </w:r>
+      <w:r>
+        <w:t>00. An I$ miss is detected (</w:t>
+      </w:r>
+      <w:r>
+        <w:rPr>
+          <w:rFonts w:ascii="Courier New" w:hAnsi="Courier New" w:cs="Courier New"/>
+        </w:rPr>
+        <w:t>ic_act_miss_f</w:t>
+      </w:r>
+      <w:r>
+        <w:t xml:space="preserve"> = 1), and the block is requested from Main Memory in 64-bit chunks (see signals </w:t>
+      </w:r>
+      <w:r>
+        <w:rPr>
+          <w:rFonts w:ascii="Courier New" w:hAnsi="Courier New" w:cs="Courier New"/>
+        </w:rPr>
+        <w:t>ifu_axi_arvalid</w:t>
+      </w:r>
+      <w:r>
+        <w:t xml:space="preserve"> and </w:t>
+      </w:r>
+      <w:r>
+        <w:rPr>
+          <w:rFonts w:ascii="Courier New" w:hAnsi="Courier New" w:cs="Courier New"/>
+        </w:rPr>
+        <w:t>ifu_axi_araddr</w:t>
+      </w:r>
+      <w:r>
+        <w:t xml:space="preserve">) and then written into the I$ (see signal </w:t>
+      </w:r>
+      <w:r>
+        <w:rPr>
+          <w:rFonts w:ascii="Courier New" w:hAnsi="Courier New" w:cs="Courier New"/>
+        </w:rPr>
+        <w:t>ic_wr_en</w:t>
+      </w:r>
+      <w:r>
+        <w:t>).</w:t>
+      </w:r>
+    </w:p>
+    <w:p/>
+    <w:p>
+      <w:pPr>
+        <w:rPr>
+          <w:noProof/>
+          <w:lang w:eastAsia="es-ES"/>
+        </w:rPr>
+      </w:pPr>
+      <w:r>
+        <w:t xml:space="preserve">The set is full: </w:t>
+      </w:r>
+      <w:r>
+        <w:rPr>
+          <w:rFonts w:ascii="Courier New" w:hAnsi="Courier New" w:cs="Courier New"/>
+        </w:rPr>
+        <w:t>tagv_mb_ff</w:t>
+      </w:r>
+      <w:r>
+        <w:t xml:space="preserve"> = 11. Thus, according to the Binary Tree LRU policy, the new block must be written in Way </w:t>
+      </w:r>
+      <w:r>
+        <w:t>0</w:t>
+      </w:r>
+      <w:r>
+        <w:t xml:space="preserve">: </w:t>
+      </w:r>
+      <w:r>
+        <w:rPr>
+          <w:rFonts w:ascii="Courier New" w:hAnsi="Courier New" w:cs="Courier New"/>
+        </w:rPr>
+        <w:t>replace_way_mb_any</w:t>
+      </w:r>
+      <w:r>
+        <w:t xml:space="preserve"> = </w:t>
+      </w:r>
+      <w:r>
+        <w:t>0</w:t>
+      </w:r>
+      <w:r>
+        <w:t xml:space="preserve">1. The LRU state of the set is updated as follows: </w:t>
+      </w:r>
+      <w:r>
+        <w:rPr>
+          <w:rFonts w:ascii="Courier New" w:hAnsi="Courier New" w:cs="Courier New"/>
+        </w:rPr>
+        <w:t>way_status_new</w:t>
+      </w:r>
+      <w:r>
+        <w:t xml:space="preserve"> = </w:t>
+      </w:r>
+      <w:r>
+        <w:t>1</w:t>
+      </w:r>
+      <w:r>
+        <w:t>.</w:t>
+      </w:r>
+    </w:p>
+    <w:p>
+      <w:pPr>
+        <w:rPr>
+          <w:noProof/>
+          <w:lang w:eastAsia="es-ES"/>
+        </w:rPr>
+      </w:pPr>
+      <w:r>
+        <w:rPr>
+          <w:noProof/>
+          <w:lang w:eastAsia="es-ES"/>
+        </w:rPr>
+        <w:t xml:space="preserve"> </w:t>
+      </w:r>
+    </w:p>
+    <w:p>
+      <w:pPr>
+        <w:ind w:left="-1260"/>
+      </w:pPr>
+      <w:r>
+        <w:rPr>
+          <w:noProof/>
+        </w:rPr>
+        <w:drawing>
+          <wp:inline distT="0" distB="0" distL="0" distR="0" wp14:anchorId="2456BE6C" wp14:editId="1373BEA9">
+            <wp:extent cx="7370885" cy="875293"/>
+            <wp:effectExtent l="0" t="0" r="0" b="0"/>
+            <wp:docPr id="1259422993" name="Picture 1259422993"/>
             <wp:cNvGraphicFramePr>
               <a:graphicFrameLocks xmlns:a="http://schemas.openxmlformats.org/drawingml/2006/main" noChangeAspect="1"/>
             </wp:cNvGraphicFramePr>
@@ -14163,547 +14754,6 @@
                   <pic:spPr>
                     <a:xfrm>
                       <a:off x="0" y="0"/>
-                      <a:ext cx="7378212" cy="876163"/>
-                    </a:xfrm>
-                    <a:prstGeom prst="rect">
-                      <a:avLst/>
-                    </a:prstGeom>
-                  </pic:spPr>
-                </pic:pic>
-              </a:graphicData>
-            </a:graphic>
-          </wp:inline>
-        </w:drawing>
-      </w:r>
-    </w:p>
-    <w:p>
-      <w:pPr>
-        <w:pStyle w:val="a6"/>
-        <w:jc w:val="center"/>
-        <w:rPr>
-          <w:rFonts w:eastAsia="Arial" w:cs="Arial"/>
-        </w:rPr>
-      </w:pPr>
-      <w:bookmarkStart w:id="16" w:name="_Ref83667313"/>
-      <w:r>
-        <w:t xml:space="preserve">Figure </w:t>
-      </w:r>
-      <w:r>
-        <w:fldChar w:fldCharType="begin"/>
-      </w:r>
-      <w:r>
-        <w:instrText>SEQ Figure \* ARABIC</w:instrText>
-      </w:r>
-      <w:r>
-        <w:fldChar w:fldCharType="separate"/>
-      </w:r>
-      <w:r>
-        <w:rPr>
-          <w:noProof/>
-        </w:rPr>
-        <w:t>12</w:t>
-      </w:r>
-      <w:r>
-        <w:fldChar w:fldCharType="end"/>
-      </w:r>
-      <w:bookmarkEnd w:id="16"/>
-      <w:r>
-        <w:t xml:space="preserve">. </w:t>
-      </w:r>
-      <w:r>
-        <w:t xml:space="preserve">LRU state of </w:t>
-      </w:r>
-      <w:r>
-        <w:t xml:space="preserve">the accessed </w:t>
-      </w:r>
-      <w:r>
-        <w:t>set after executi</w:t>
-      </w:r>
-      <w:r>
-        <w:t xml:space="preserve">ng </w:t>
-      </w:r>
-      <w:r>
-        <w:t xml:space="preserve">the first </w:t>
-      </w:r>
-      <w:r>
-        <w:rPr>
-          <w:rFonts w:ascii="Courier New" w:hAnsi="Courier New" w:cs="Courier New"/>
-        </w:rPr>
-        <w:t>j</w:t>
-      </w:r>
-      <w:r>
-        <w:t xml:space="preserve"> instruction</w:t>
-      </w:r>
-    </w:p>
-    <w:p/>
-    <w:p>
-      <w:r>
-        <w:fldChar w:fldCharType="begin"/>
-      </w:r>
-      <w:r>
-        <w:instrText xml:space="preserve"> REF _Ref83667940 \h </w:instrText>
-      </w:r>
-      <w:r>
-        <w:fldChar w:fldCharType="separate"/>
-      </w:r>
-      <w:r>
-        <w:t xml:space="preserve">Figure </w:t>
-      </w:r>
-      <w:r>
-        <w:rPr>
-          <w:noProof/>
-        </w:rPr>
-        <w:t>13</w:t>
-      </w:r>
-      <w:r>
-        <w:fldChar w:fldCharType="end"/>
-      </w:r>
-      <w:r>
-        <w:t xml:space="preserve"> </w:t>
-      </w:r>
-      <w:r>
-        <w:t xml:space="preserve">shows the simulation of the program after executing the second </w:t>
-      </w:r>
-      <w:r>
-        <w:rPr>
-          <w:rFonts w:ascii="Courier New" w:hAnsi="Courier New" w:cs="Courier New"/>
-        </w:rPr>
-        <w:t>j</w:t>
-      </w:r>
-      <w:r>
-        <w:t xml:space="preserve"> instruction (</w:t>
-      </w:r>
-      <w:r>
-        <w:rPr>
-          <w:rFonts w:ascii="Courier New" w:hAnsi="Courier New" w:cs="Courier New"/>
-        </w:rPr>
-        <w:t>j Block3</w:t>
-      </w:r>
-      <w:r>
-        <w:t>), which is mapped to address 0x1</w:t>
-      </w:r>
-      <w:r>
-        <w:t>5</w:t>
-      </w:r>
-      <w:r>
-        <w:t>00. An I$ miss is detected (</w:t>
-      </w:r>
-      <w:r>
-        <w:rPr>
-          <w:rFonts w:ascii="Courier New" w:hAnsi="Courier New" w:cs="Courier New"/>
-        </w:rPr>
-        <w:t>ic_act_miss_f</w:t>
-      </w:r>
-      <w:r>
-        <w:t xml:space="preserve"> = 1), and the block is requested from Main Memory in 64-bit chunks (see signals </w:t>
-      </w:r>
-      <w:r>
-        <w:rPr>
-          <w:rFonts w:ascii="Courier New" w:hAnsi="Courier New" w:cs="Courier New"/>
-        </w:rPr>
-        <w:t>ifu_axi_arvalid</w:t>
-      </w:r>
-      <w:r>
-        <w:t xml:space="preserve"> and </w:t>
-      </w:r>
-      <w:r>
-        <w:rPr>
-          <w:rFonts w:ascii="Courier New" w:hAnsi="Courier New" w:cs="Courier New"/>
-        </w:rPr>
-        <w:t>ifu_axi_araddr</w:t>
-      </w:r>
-      <w:r>
-        <w:t xml:space="preserve">) and then written into the I$ (see signal </w:t>
-      </w:r>
-      <w:r>
-        <w:rPr>
-          <w:rFonts w:ascii="Courier New" w:hAnsi="Courier New" w:cs="Courier New"/>
-        </w:rPr>
-        <w:t>ic_wr_en</w:t>
-      </w:r>
-      <w:r>
-        <w:t>).</w:t>
-      </w:r>
-    </w:p>
-    <w:p/>
-    <w:p>
-      <w:r>
-        <w:t xml:space="preserve">The set is </w:t>
-      </w:r>
-      <w:r>
-        <w:t>not</w:t>
-      </w:r>
-      <w:r>
-        <w:t xml:space="preserve"> empty</w:t>
-      </w:r>
-      <w:r>
-        <w:t>, but Way 1 is not valid</w:t>
-      </w:r>
-      <w:r>
-        <w:t xml:space="preserve">: </w:t>
-      </w:r>
-      <w:r>
-        <w:rPr>
-          <w:rFonts w:ascii="Courier New" w:hAnsi="Courier New" w:cs="Courier New"/>
-        </w:rPr>
-        <w:t>tagv_mb_ff</w:t>
-      </w:r>
-      <w:r>
-        <w:t xml:space="preserve"> = 0</w:t>
-      </w:r>
-      <w:r>
-        <w:t>1</w:t>
-      </w:r>
-      <w:r>
-        <w:t xml:space="preserve">. Thus, according to the Binary Tree LRU policy, the new block must be written in Way </w:t>
-      </w:r>
-      <w:r>
-        <w:t>1</w:t>
-      </w:r>
-      <w:r>
-        <w:t xml:space="preserve">: </w:t>
-      </w:r>
-      <w:r>
-        <w:rPr>
-          <w:rFonts w:ascii="Courier New" w:hAnsi="Courier New" w:cs="Courier New"/>
-        </w:rPr>
-        <w:t>replace_way_mb_any</w:t>
-      </w:r>
-      <w:r>
-        <w:t xml:space="preserve"> = </w:t>
-      </w:r>
-      <w:r>
-        <w:t>10</w:t>
-      </w:r>
-      <w:r>
-        <w:t xml:space="preserve">. The LRU state of the set is updated as follows: </w:t>
-      </w:r>
-      <w:r>
-        <w:rPr>
-          <w:rFonts w:ascii="Courier New" w:hAnsi="Courier New" w:cs="Courier New"/>
-        </w:rPr>
-        <w:t>way_status_new</w:t>
-      </w:r>
-      <w:r>
-        <w:t xml:space="preserve"> = </w:t>
-      </w:r>
-      <w:r>
-        <w:t>0</w:t>
-      </w:r>
-      <w:r>
-        <w:t>.</w:t>
-      </w:r>
-    </w:p>
-    <w:p/>
-    <w:p>
-      <w:pPr>
-        <w:ind w:left="-1260"/>
-        <w:jc w:val="center"/>
-      </w:pPr>
-      <w:r>
-        <w:rPr>
-          <w:noProof/>
-        </w:rPr>
-        <w:drawing>
-          <wp:inline distT="0" distB="0" distL="0" distR="0" wp14:anchorId="1115752D" wp14:editId="3364A998">
-            <wp:extent cx="7304942" cy="852244"/>
-            <wp:effectExtent l="0" t="0" r="0" b="0"/>
-            <wp:docPr id="687796246" name="Picture 687796246"/>
-            <wp:cNvGraphicFramePr>
-              <a:graphicFrameLocks xmlns:a="http://schemas.openxmlformats.org/drawingml/2006/main" noChangeAspect="1"/>
-            </wp:cNvGraphicFramePr>
-            <a:graphic xmlns:a="http://schemas.openxmlformats.org/drawingml/2006/main">
-              <a:graphicData uri="http://schemas.openxmlformats.org/drawingml/2006/picture">
-                <pic:pic xmlns:pic="http://schemas.openxmlformats.org/drawingml/2006/picture">
-                  <pic:nvPicPr>
-                    <pic:cNvPr id="0" name=""/>
-                    <pic:cNvPicPr/>
-                  </pic:nvPicPr>
-                  <pic:blipFill>
-                    <a:blip r:embed="rId30">
-                      <a:extLst>
-                        <a:ext uri="{28A0092B-C50C-407E-A947-70E740481C1C}">
-                          <a14:useLocalDpi xmlns:a14="http://schemas.microsoft.com/office/drawing/2010/main" val="0"/>
-                        </a:ext>
-                      </a:extLst>
-                    </a:blip>
-                    <a:stretch>
-                      <a:fillRect/>
-                    </a:stretch>
-                  </pic:blipFill>
-                  <pic:spPr>
-                    <a:xfrm>
-                      <a:off x="0" y="0"/>
-                      <a:ext cx="7304942" cy="852244"/>
-                    </a:xfrm>
-                    <a:prstGeom prst="rect">
-                      <a:avLst/>
-                    </a:prstGeom>
-                  </pic:spPr>
-                </pic:pic>
-              </a:graphicData>
-            </a:graphic>
-          </wp:inline>
-        </w:drawing>
-      </w:r>
-    </w:p>
-    <w:p>
-      <w:pPr>
-        <w:pStyle w:val="a6"/>
-        <w:jc w:val="center"/>
-        <w:rPr>
-          <w:rFonts w:eastAsia="Arial" w:cs="Arial"/>
-        </w:rPr>
-      </w:pPr>
-      <w:bookmarkStart w:id="17" w:name="_Ref83667940"/>
-      <w:r>
-        <w:t xml:space="preserve">Figure </w:t>
-      </w:r>
-      <w:r>
-        <w:fldChar w:fldCharType="begin"/>
-      </w:r>
-      <w:r>
-        <w:instrText>SEQ Figure \* ARABIC</w:instrText>
-      </w:r>
-      <w:r>
-        <w:fldChar w:fldCharType="separate"/>
-      </w:r>
-      <w:r>
-        <w:rPr>
-          <w:noProof/>
-        </w:rPr>
-        <w:t>13</w:t>
-      </w:r>
-      <w:r>
-        <w:fldChar w:fldCharType="end"/>
-      </w:r>
-      <w:bookmarkEnd w:id="17"/>
-      <w:r>
-        <w:t xml:space="preserve">. LRU state of </w:t>
-      </w:r>
-      <w:r>
-        <w:t xml:space="preserve">the accessed </w:t>
-      </w:r>
-      <w:r>
-        <w:t>set after execut</w:t>
-      </w:r>
-      <w:r>
-        <w:t>ing</w:t>
-      </w:r>
-      <w:r>
-        <w:t xml:space="preserve"> the second </w:t>
-      </w:r>
-      <w:r>
-        <w:rPr>
-          <w:rFonts w:ascii="Courier New" w:hAnsi="Courier New" w:cs="Courier New"/>
-        </w:rPr>
-        <w:t>j</w:t>
-      </w:r>
-      <w:r>
-        <w:t xml:space="preserve"> instruction</w:t>
-      </w:r>
-    </w:p>
-    <w:p/>
-    <w:p/>
-    <w:p>
-      <w:r>
-        <w:fldChar w:fldCharType="begin"/>
-      </w:r>
-      <w:r>
-        <w:instrText xml:space="preserve"> REF _Ref83668280 \h </w:instrText>
-      </w:r>
-      <w:r>
-        <w:fldChar w:fldCharType="separate"/>
-      </w:r>
-      <w:r>
-        <w:t xml:space="preserve">Figure </w:t>
-      </w:r>
-      <w:r>
-        <w:rPr>
-          <w:noProof/>
-        </w:rPr>
-        <w:t>14</w:t>
-      </w:r>
-      <w:r>
-        <w:fldChar w:fldCharType="end"/>
-      </w:r>
-      <w:r>
-        <w:t xml:space="preserve"> </w:t>
-      </w:r>
-      <w:r>
-        <w:t xml:space="preserve">shows the simulation of the program after executing the third </w:t>
-      </w:r>
-      <w:r>
-        <w:rPr>
-          <w:rFonts w:ascii="Courier New" w:hAnsi="Courier New" w:cs="Courier New"/>
-        </w:rPr>
-        <w:t>j</w:t>
-      </w:r>
-      <w:r>
-        <w:t xml:space="preserve"> instruction (</w:t>
-      </w:r>
-      <w:r>
-        <w:rPr>
-          <w:rFonts w:ascii="Courier New" w:hAnsi="Courier New" w:cs="Courier New"/>
-        </w:rPr>
-        <w:t>j Block1</w:t>
-      </w:r>
-      <w:r>
-        <w:t>), which is mapped to address 0x2</w:t>
-      </w:r>
-      <w:r>
-        <w:t>5</w:t>
-      </w:r>
-      <w:r>
-        <w:t>00. An I$ miss is detected (</w:t>
-      </w:r>
-      <w:r>
-        <w:rPr>
-          <w:rFonts w:ascii="Courier New" w:hAnsi="Courier New" w:cs="Courier New"/>
-        </w:rPr>
-        <w:t>ic_act_miss_f</w:t>
-      </w:r>
-      <w:r>
-        <w:t xml:space="preserve"> = 1), and the block is requested from Main Memory in 64-bit chunks (see signals </w:t>
-      </w:r>
-      <w:r>
-        <w:rPr>
-          <w:rFonts w:ascii="Courier New" w:hAnsi="Courier New" w:cs="Courier New"/>
-        </w:rPr>
-        <w:t>ifu_axi_arvalid</w:t>
-      </w:r>
-      <w:r>
-        <w:t xml:space="preserve"> and </w:t>
-      </w:r>
-      <w:r>
-        <w:rPr>
-          <w:rFonts w:ascii="Courier New" w:hAnsi="Courier New" w:cs="Courier New"/>
-        </w:rPr>
-        <w:t>ifu_axi_araddr</w:t>
-      </w:r>
-      <w:r>
-        <w:t xml:space="preserve">) and then written into the I$ (see signal </w:t>
-      </w:r>
-      <w:r>
-        <w:rPr>
-          <w:rFonts w:ascii="Courier New" w:hAnsi="Courier New" w:cs="Courier New"/>
-        </w:rPr>
-        <w:t>ic_wr_en</w:t>
-      </w:r>
-      <w:r>
-        <w:t>).</w:t>
-      </w:r>
-    </w:p>
-    <w:p/>
-    <w:p>
-      <w:pPr>
-        <w:rPr>
-          <w:noProof/>
-          <w:lang w:eastAsia="es-ES"/>
-        </w:rPr>
-      </w:pPr>
-      <w:r>
-        <w:t xml:space="preserve">The set is full: </w:t>
-      </w:r>
-      <w:r>
-        <w:rPr>
-          <w:rFonts w:ascii="Courier New" w:hAnsi="Courier New" w:cs="Courier New"/>
-        </w:rPr>
-        <w:t>tagv_mb_ff</w:t>
-      </w:r>
-      <w:r>
-        <w:t xml:space="preserve"> = 11. Thus, according to the Binary Tree LRU policy, the new block must be written in Way </w:t>
-      </w:r>
-      <w:r>
-        <w:t>0</w:t>
-      </w:r>
-      <w:r>
-        <w:t xml:space="preserve">: </w:t>
-      </w:r>
-      <w:r>
-        <w:rPr>
-          <w:rFonts w:ascii="Courier New" w:hAnsi="Courier New" w:cs="Courier New"/>
-        </w:rPr>
-        <w:t>replace_way_mb_any</w:t>
-      </w:r>
-      <w:r>
-        <w:t xml:space="preserve"> = </w:t>
-      </w:r>
-      <w:r>
-        <w:t>0</w:t>
-      </w:r>
-      <w:r>
-        <w:t xml:space="preserve">1. The LRU state of the set is updated as follows: </w:t>
-      </w:r>
-      <w:r>
-        <w:rPr>
-          <w:rFonts w:ascii="Courier New" w:hAnsi="Courier New" w:cs="Courier New"/>
-        </w:rPr>
-        <w:t>way_status_new</w:t>
-      </w:r>
-      <w:r>
-        <w:t xml:space="preserve"> = </w:t>
-      </w:r>
-      <w:r>
-        <w:t>1</w:t>
-      </w:r>
-      <w:r>
-        <w:t>.</w:t>
-      </w:r>
-    </w:p>
-    <w:p>
-      <w:pPr>
-        <w:rPr>
-          <w:noProof/>
-          <w:lang w:eastAsia="es-ES"/>
-        </w:rPr>
-      </w:pPr>
-      <w:r>
-        <w:rPr>
-          <w:noProof/>
-          <w:lang w:eastAsia="es-ES"/>
-        </w:rPr>
-        <w:t xml:space="preserve"> </w:t>
-      </w:r>
-    </w:p>
-    <w:p>
-      <w:pPr>
-        <w:ind w:left="-1260"/>
-      </w:pPr>
-      <w:r>
-        <w:rPr>
-          <w:noProof/>
-        </w:rPr>
-        <w:drawing>
-          <wp:inline distT="0" distB="0" distL="0" distR="0" wp14:anchorId="2456BE6C" wp14:editId="1373BEA9">
-            <wp:extent cx="7370885" cy="875293"/>
-            <wp:effectExtent l="0" t="0" r="0" b="0"/>
-            <wp:docPr id="1259422993" name="Picture 1259422993"/>
-            <wp:cNvGraphicFramePr>
-              <a:graphicFrameLocks xmlns:a="http://schemas.openxmlformats.org/drawingml/2006/main" noChangeAspect="1"/>
-            </wp:cNvGraphicFramePr>
-            <a:graphic xmlns:a="http://schemas.openxmlformats.org/drawingml/2006/main">
-              <a:graphicData uri="http://schemas.openxmlformats.org/drawingml/2006/picture">
-                <pic:pic xmlns:pic="http://schemas.openxmlformats.org/drawingml/2006/picture">
-                  <pic:nvPicPr>
-                    <pic:cNvPr id="0" name=""/>
-                    <pic:cNvPicPr/>
-                  </pic:nvPicPr>
-                  <pic:blipFill>
-                    <a:blip r:embed="rId31">
-                      <a:extLst>
-                        <a:ext uri="{28A0092B-C50C-407E-A947-70E740481C1C}">
-                          <a14:useLocalDpi xmlns:a14="http://schemas.microsoft.com/office/drawing/2010/main" val="0"/>
-                        </a:ext>
-                      </a:extLst>
-                    </a:blip>
-                    <a:stretch>
-                      <a:fillRect/>
-                    </a:stretch>
-                  </pic:blipFill>
-                  <pic:spPr>
-                    <a:xfrm>
-                      <a:off x="0" y="0"/>
                       <a:ext cx="7370885" cy="875293"/>
                     </a:xfrm>
                     <a:prstGeom prst="rect">
@@ -14742,7 +14792,7 @@
         <w:rPr>
           <w:noProof/>
         </w:rPr>
-        <w:t>14</w:t>
+        <w:t>13</w:t>
       </w:r>
       <w:r>
         <w:fldChar w:fldCharType="end"/>
@@ -14854,7 +14904,7 @@
         <w:rPr>
           <w:noProof/>
         </w:rPr>
-        <w:t>12</w:t>
+        <w:t>11</w:t>
       </w:r>
       <w:r>
         <w:rPr>
@@ -14904,7 +14954,7 @@
         <w:rPr>
           <w:noProof/>
         </w:rPr>
-        <w:t>14</w:t>
+        <w:t>13</w:t>
       </w:r>
       <w:r>
         <w:rPr>
@@ -14991,7 +15041,7 @@
         <w:rPr>
           <w:noProof/>
         </w:rPr>
-        <w:t>10</w:t>
+        <w:t>9</w:t>
       </w:r>
       <w:r>
         <w:fldChar w:fldCharType="end"/>
@@ -15376,16 +15426,6 @@
 </file>
 
 <file path=word/footer1.xml><?xml version="1.0" encoding="utf-8"?>
-<w:ftr xmlns:wpc="http://schemas.microsoft.com/office/word/2010/wordprocessingCanvas" xmlns:cx="http://schemas.microsoft.com/office/drawing/2014/chartex" xmlns:cx1="http://schemas.microsoft.com/office/drawing/2015/9/8/chartex" xmlns:cx2="http://schemas.microsoft.com/office/drawing/2015/10/21/chartex" xmlns:cx3="http://schemas.microsoft.com/office/drawing/2016/5/9/chartex" xmlns:cx4="http://schemas.microsoft.com/office/drawing/2016/5/10/chartex" xmlns:cx5="http://schemas.microsoft.com/office/drawing/2016/5/11/chartex" xmlns:cx6="http://schemas.microsoft.com/office/drawing/2016/5/12/chartex" xmlns:cx7="http://schemas.microsoft.com/office/drawing/2016/5/13/chartex" xmlns:cx8="http://schemas.microsoft.com/office/drawing/2016/5/14/chartex" xmlns:mc="http://schemas.openxmlformats.org/markup-compatibility/2006" xmlns:aink="http://schemas.microsoft.com/office/drawing/2016/ink" xmlns:am3d="http://schemas.microsoft.com/office/drawing/2017/model3d" xmlns:o="urn:schemas-microsoft-com:office:office" xmlns:oel="http://schemas.microsoft.com/office/2019/extlst" xmlns:r="http://schemas.openxmlformats.org/officeDocument/2006/relationships" xmlns:m="http://schemas.openxmlformats.org/officeDocument/2006/math" xmlns:v="urn:schemas-microsoft-com:vml" xmlns:wp14="http://schemas.microsoft.com/office/word/2010/wordprocessingDrawing" xmlns:wp="http://schemas.openxmlformats.org/drawingml/2006/wordprocessingDrawing" xmlns:w10="urn:schemas-microsoft-com:office:word" xmlns:w="http://schemas.openxmlformats.org/wordprocessingml/2006/main" xmlns:w14="http://schemas.microsoft.com/office/word/2010/wordml" xmlns:w15="http://schemas.microsoft.com/office/word/2012/wordml" xmlns:w16cex="http://schemas.microsoft.com/office/word/2018/wordml/cex" xmlns:w16cid="http://schemas.microsoft.com/office/word/2016/wordml/cid" xmlns:w16="http://schemas.microsoft.com/office/word/2018/wordml" xmlns:w16du="http://schemas.microsoft.com/office/word/2023/wordml/word16du" xmlns:w16sdtdh="http://schemas.microsoft.com/office/word/2020/wordml/sdtdatahash" xmlns:w16sdtfl="http://schemas.microsoft.com/office/word/2024/wordml/sdtformatlock" xmlns:w16se="http://schemas.microsoft.com/office/word/2015/wordml/symex" xmlns:wpg="http://schemas.microsoft.com/office/word/2010/wordprocessingGroup" xmlns:wpi="http://schemas.microsoft.com/office/word/2010/wordprocessingInk" xmlns:wne="http://schemas.microsoft.com/office/word/2006/wordml" xmlns:wps="http://schemas.microsoft.com/office/word/2010/wordprocessingShape" mc:Ignorable="w14 w15 w16se w16cid w16 w16cex w16sdtdh w16sdtfl w16du wp14">
-  <w:p>
-    <w:pPr>
-      <w:pStyle w:val="a9"/>
-    </w:pPr>
-  </w:p>
-</w:ftr>
-</file>
-
-<file path=word/footer2.xml><?xml version="1.0" encoding="utf-8"?>
 <w:ftr xmlns:wpc="http://schemas.microsoft.com/office/word/2010/wordprocessingCanvas" xmlns:cx="http://schemas.microsoft.com/office/drawing/2014/chartex" xmlns:cx1="http://schemas.microsoft.com/office/drawing/2015/9/8/chartex" xmlns:cx2="http://schemas.microsoft.com/office/drawing/2015/10/21/chartex" xmlns:cx3="http://schemas.microsoft.com/office/drawing/2016/5/9/chartex" xmlns:cx4="http://schemas.microsoft.com/office/drawing/2016/5/10/chartex" xmlns:cx5="http://schemas.microsoft.com/office/drawing/2016/5/11/chartex" xmlns:cx6="http://schemas.microsoft.com/office/drawing/2016/5/12/chartex" xmlns:cx7="http://schemas.microsoft.com/office/drawing/2016/5/13/chartex" xmlns:cx8="http://schemas.microsoft.com/office/drawing/2016/5/14/chartex" xmlns:mc="http://schemas.openxmlformats.org/markup-compatibility/2006" xmlns:aink="http://schemas.microsoft.com/office/drawing/2016/ink" xmlns:am3d="http://schemas.microsoft.com/office/drawing/2017/model3d" xmlns:o="urn:schemas-microsoft-com:office:office" xmlns:oel="http://schemas.microsoft.com/office/2019/extlst" xmlns:r="http://schemas.openxmlformats.org/officeDocument/2006/relationships" xmlns:m="http://schemas.openxmlformats.org/officeDocument/2006/math" xmlns:v="urn:schemas-microsoft-com:vml" xmlns:wp14="http://schemas.microsoft.com/office/word/2010/wordprocessingDrawing" xmlns:wp="http://schemas.openxmlformats.org/drawingml/2006/wordprocessingDrawing" xmlns:w10="urn:schemas-microsoft-com:office:word" xmlns:w="http://schemas.openxmlformats.org/wordprocessingml/2006/main" xmlns:w14="http://schemas.microsoft.com/office/word/2010/wordml" xmlns:w15="http://schemas.microsoft.com/office/word/2012/wordml" xmlns:w16cex="http://schemas.microsoft.com/office/word/2018/wordml/cex" xmlns:w16cid="http://schemas.microsoft.com/office/word/2016/wordml/cid" xmlns:w16="http://schemas.microsoft.com/office/word/2018/wordml" xmlns:w16du="http://schemas.microsoft.com/office/word/2023/wordml/word16du" xmlns:w16sdtdh="http://schemas.microsoft.com/office/word/2020/wordml/sdtdatahash" xmlns:w16sdtfl="http://schemas.microsoft.com/office/word/2024/wordml/sdtformatlock" xmlns:w16se="http://schemas.microsoft.com/office/word/2015/wordml/symex" xmlns:wpg="http://schemas.microsoft.com/office/word/2010/wordprocessingGroup" xmlns:wpi="http://schemas.microsoft.com/office/word/2010/wordprocessingInk" xmlns:wne="http://schemas.microsoft.com/office/word/2006/wordml" xmlns:wps="http://schemas.microsoft.com/office/word/2010/wordprocessingShape" mc:Ignorable="w14 w15 w16se w16cid w16 w16cex w16sdtdh w16sdtfl w16du wp14">
   <w:p>
     <w:pPr>
@@ -15507,7 +15547,7 @@
 </w:ftr>
 </file>
 
-<file path=word/footer3.xml><?xml version="1.0" encoding="utf-8"?>
+<file path=word/footer2.xml><?xml version="1.0" encoding="utf-8"?>
 <w:ftr xmlns:wpc="http://schemas.microsoft.com/office/word/2010/wordprocessingCanvas" xmlns:cx="http://schemas.microsoft.com/office/drawing/2014/chartex" xmlns:cx1="http://schemas.microsoft.com/office/drawing/2015/9/8/chartex" xmlns:cx2="http://schemas.microsoft.com/office/drawing/2015/10/21/chartex" xmlns:cx3="http://schemas.microsoft.com/office/drawing/2016/5/9/chartex" xmlns:cx4="http://schemas.microsoft.com/office/drawing/2016/5/10/chartex" xmlns:cx5="http://schemas.microsoft.com/office/drawing/2016/5/11/chartex" xmlns:cx6="http://schemas.microsoft.com/office/drawing/2016/5/12/chartex" xmlns:cx7="http://schemas.microsoft.com/office/drawing/2016/5/13/chartex" xmlns:cx8="http://schemas.microsoft.com/office/drawing/2016/5/14/chartex" xmlns:mc="http://schemas.openxmlformats.org/markup-compatibility/2006" xmlns:aink="http://schemas.microsoft.com/office/drawing/2016/ink" xmlns:am3d="http://schemas.microsoft.com/office/drawing/2017/model3d" xmlns:o="urn:schemas-microsoft-com:office:office" xmlns:oel="http://schemas.microsoft.com/office/2019/extlst" xmlns:r="http://schemas.openxmlformats.org/officeDocument/2006/relationships" xmlns:m="http://schemas.openxmlformats.org/officeDocument/2006/math" xmlns:v="urn:schemas-microsoft-com:vml" xmlns:wp14="http://schemas.microsoft.com/office/word/2010/wordprocessingDrawing" xmlns:wp="http://schemas.openxmlformats.org/drawingml/2006/wordprocessingDrawing" xmlns:w10="urn:schemas-microsoft-com:office:word" xmlns:w="http://schemas.openxmlformats.org/wordprocessingml/2006/main" xmlns:w14="http://schemas.microsoft.com/office/word/2010/wordml" xmlns:w15="http://schemas.microsoft.com/office/word/2012/wordml" xmlns:w16cex="http://schemas.microsoft.com/office/word/2018/wordml/cex" xmlns:w16cid="http://schemas.microsoft.com/office/word/2016/wordml/cid" xmlns:w16="http://schemas.microsoft.com/office/word/2018/wordml" xmlns:w16du="http://schemas.microsoft.com/office/word/2023/wordml/word16du" xmlns:w16sdtdh="http://schemas.microsoft.com/office/word/2020/wordml/sdtdatahash" xmlns:w16sdtfl="http://schemas.microsoft.com/office/word/2024/wordml/sdtformatlock" xmlns:w16se="http://schemas.microsoft.com/office/word/2015/wordml/symex" xmlns:wpg="http://schemas.microsoft.com/office/word/2010/wordprocessingGroup" xmlns:wpi="http://schemas.microsoft.com/office/word/2010/wordprocessingInk" xmlns:wne="http://schemas.microsoft.com/office/word/2006/wordml" xmlns:wps="http://schemas.microsoft.com/office/word/2010/wordprocessingShape" mc:Ignorable="w14 w15 w16se w16cid w16 w16cex w16sdtdh w16sdtfl w16du wp14">
   <w:p>
     <w:pPr>
@@ -15611,16 +15651,6 @@
     <w:pPr>
       <w:pStyle w:val="ab"/>
     </w:pPr>
-  </w:p>
-</w:hdr>
-</file>
-
-<file path=word/header2.xml><?xml version="1.0" encoding="utf-8"?>
-<w:hdr xmlns:wpc="http://schemas.microsoft.com/office/word/2010/wordprocessingCanvas" xmlns:cx="http://schemas.microsoft.com/office/drawing/2014/chartex" xmlns:cx1="http://schemas.microsoft.com/office/drawing/2015/9/8/chartex" xmlns:cx2="http://schemas.microsoft.com/office/drawing/2015/10/21/chartex" xmlns:cx3="http://schemas.microsoft.com/office/drawing/2016/5/9/chartex" xmlns:cx4="http://schemas.microsoft.com/office/drawing/2016/5/10/chartex" xmlns:cx5="http://schemas.microsoft.com/office/drawing/2016/5/11/chartex" xmlns:cx6="http://schemas.microsoft.com/office/drawing/2016/5/12/chartex" xmlns:cx7="http://schemas.microsoft.com/office/drawing/2016/5/13/chartex" xmlns:cx8="http://schemas.microsoft.com/office/drawing/2016/5/14/chartex" xmlns:mc="http://schemas.openxmlformats.org/markup-compatibility/2006" xmlns:aink="http://schemas.microsoft.com/office/drawing/2016/ink" xmlns:am3d="http://schemas.microsoft.com/office/drawing/2017/model3d" xmlns:o="urn:schemas-microsoft-com:office:office" xmlns:oel="http://schemas.microsoft.com/office/2019/extlst" xmlns:r="http://schemas.openxmlformats.org/officeDocument/2006/relationships" xmlns:m="http://schemas.openxmlformats.org/officeDocument/2006/math" xmlns:v="urn:schemas-microsoft-com:vml" xmlns:wp14="http://schemas.microsoft.com/office/word/2010/wordprocessingDrawing" xmlns:wp="http://schemas.openxmlformats.org/drawingml/2006/wordprocessingDrawing" xmlns:w10="urn:schemas-microsoft-com:office:word" xmlns:w="http://schemas.openxmlformats.org/wordprocessingml/2006/main" xmlns:w14="http://schemas.microsoft.com/office/word/2010/wordml" xmlns:w15="http://schemas.microsoft.com/office/word/2012/wordml" xmlns:w16cex="http://schemas.microsoft.com/office/word/2018/wordml/cex" xmlns:w16cid="http://schemas.microsoft.com/office/word/2016/wordml/cid" xmlns:w16="http://schemas.microsoft.com/office/word/2018/wordml" xmlns:w16du="http://schemas.microsoft.com/office/word/2023/wordml/word16du" xmlns:w16sdtdh="http://schemas.microsoft.com/office/word/2020/wordml/sdtdatahash" xmlns:w16sdtfl="http://schemas.microsoft.com/office/word/2024/wordml/sdtformatlock" xmlns:w16se="http://schemas.microsoft.com/office/word/2015/wordml/symex" xmlns:wpg="http://schemas.microsoft.com/office/word/2010/wordprocessingGroup" xmlns:wpi="http://schemas.microsoft.com/office/word/2010/wordprocessingInk" xmlns:wne="http://schemas.microsoft.com/office/word/2006/wordml" xmlns:wps="http://schemas.microsoft.com/office/word/2010/wordprocessingShape" mc:Ignorable="w14 w15 w16se w16cid w16 w16cex w16sdtdh w16sdtfl w16du wp14">
-  <w:p>
-    <w:pPr>
-      <w:pStyle w:val="ab"/>
-    </w:pPr>
     <w:r>
       <w:rPr>
         <w:noProof/>
@@ -15676,7 +15706,7 @@
 </w:hdr>
 </file>
 
-<file path=word/header3.xml><?xml version="1.0" encoding="utf-8"?>
+<file path=word/header2.xml><?xml version="1.0" encoding="utf-8"?>
 <w:hdr xmlns:wpc="http://schemas.microsoft.com/office/word/2010/wordprocessingCanvas" xmlns:cx="http://schemas.microsoft.com/office/drawing/2014/chartex" xmlns:cx1="http://schemas.microsoft.com/office/drawing/2015/9/8/chartex" xmlns:cx2="http://schemas.microsoft.com/office/drawing/2015/10/21/chartex" xmlns:cx3="http://schemas.microsoft.com/office/drawing/2016/5/9/chartex" xmlns:cx4="http://schemas.microsoft.com/office/drawing/2016/5/10/chartex" xmlns:cx5="http://schemas.microsoft.com/office/drawing/2016/5/11/chartex" xmlns:cx6="http://schemas.microsoft.com/office/drawing/2016/5/12/chartex" xmlns:cx7="http://schemas.microsoft.com/office/drawing/2016/5/13/chartex" xmlns:cx8="http://schemas.microsoft.com/office/drawing/2016/5/14/chartex" xmlns:mc="http://schemas.openxmlformats.org/markup-compatibility/2006" xmlns:aink="http://schemas.microsoft.com/office/drawing/2016/ink" xmlns:am3d="http://schemas.microsoft.com/office/drawing/2017/model3d" xmlns:o="urn:schemas-microsoft-com:office:office" xmlns:oel="http://schemas.microsoft.com/office/2019/extlst" xmlns:r="http://schemas.openxmlformats.org/officeDocument/2006/relationships" xmlns:m="http://schemas.openxmlformats.org/officeDocument/2006/math" xmlns:v="urn:schemas-microsoft-com:vml" xmlns:wp14="http://schemas.microsoft.com/office/word/2010/wordprocessingDrawing" xmlns:wp="http://schemas.openxmlformats.org/drawingml/2006/wordprocessingDrawing" xmlns:w10="urn:schemas-microsoft-com:office:word" xmlns:w="http://schemas.openxmlformats.org/wordprocessingml/2006/main" xmlns:w14="http://schemas.microsoft.com/office/word/2010/wordml" xmlns:w15="http://schemas.microsoft.com/office/word/2012/wordml" xmlns:w16cex="http://schemas.microsoft.com/office/word/2018/wordml/cex" xmlns:w16cid="http://schemas.microsoft.com/office/word/2016/wordml/cid" xmlns:w16="http://schemas.microsoft.com/office/word/2018/wordml" xmlns:w16du="http://schemas.microsoft.com/office/word/2023/wordml/word16du" xmlns:w16sdtdh="http://schemas.microsoft.com/office/word/2020/wordml/sdtdatahash" xmlns:w16sdtfl="http://schemas.microsoft.com/office/word/2024/wordml/sdtformatlock" xmlns:w16se="http://schemas.microsoft.com/office/word/2015/wordml/symex" xmlns:wpg="http://schemas.microsoft.com/office/word/2010/wordprocessingGroup" xmlns:wpi="http://schemas.microsoft.com/office/word/2010/wordprocessingInk" xmlns:wne="http://schemas.microsoft.com/office/word/2006/wordml" xmlns:wps="http://schemas.microsoft.com/office/word/2010/wordprocessingShape" mc:Ignorable="w14 w15 w16se w16cid w16 w16cex w16sdtdh w16sdtfl w16du wp14">
   <w:tbl>
     <w:tblPr>
@@ -15734,7 +15764,7 @@
 </w:hdr>
 </file>
 
-<file path=word/header4.xml><?xml version="1.0" encoding="utf-8"?>
+<file path=word/header3.xml><?xml version="1.0" encoding="utf-8"?>
 <w:hdr xmlns:wpc="http://schemas.microsoft.com/office/word/2010/wordprocessingCanvas" xmlns:cx="http://schemas.microsoft.com/office/drawing/2014/chartex" xmlns:cx1="http://schemas.microsoft.com/office/drawing/2015/9/8/chartex" xmlns:cx2="http://schemas.microsoft.com/office/drawing/2015/10/21/chartex" xmlns:cx3="http://schemas.microsoft.com/office/drawing/2016/5/9/chartex" xmlns:cx4="http://schemas.microsoft.com/office/drawing/2016/5/10/chartex" xmlns:cx5="http://schemas.microsoft.com/office/drawing/2016/5/11/chartex" xmlns:cx6="http://schemas.microsoft.com/office/drawing/2016/5/12/chartex" xmlns:cx7="http://schemas.microsoft.com/office/drawing/2016/5/13/chartex" xmlns:cx8="http://schemas.microsoft.com/office/drawing/2016/5/14/chartex" xmlns:mc="http://schemas.openxmlformats.org/markup-compatibility/2006" xmlns:aink="http://schemas.microsoft.com/office/drawing/2016/ink" xmlns:am3d="http://schemas.microsoft.com/office/drawing/2017/model3d" xmlns:o="urn:schemas-microsoft-com:office:office" xmlns:oel="http://schemas.microsoft.com/office/2019/extlst" xmlns:r="http://schemas.openxmlformats.org/officeDocument/2006/relationships" xmlns:m="http://schemas.openxmlformats.org/officeDocument/2006/math" xmlns:v="urn:schemas-microsoft-com:vml" xmlns:wp14="http://schemas.microsoft.com/office/word/2010/wordprocessingDrawing" xmlns:wp="http://schemas.openxmlformats.org/drawingml/2006/wordprocessingDrawing" xmlns:w10="urn:schemas-microsoft-com:office:word" xmlns:w="http://schemas.openxmlformats.org/wordprocessingml/2006/main" xmlns:w14="http://schemas.microsoft.com/office/word/2010/wordml" xmlns:w15="http://schemas.microsoft.com/office/word/2012/wordml" xmlns:w16cex="http://schemas.microsoft.com/office/word/2018/wordml/cex" xmlns:w16cid="http://schemas.microsoft.com/office/word/2016/wordml/cid" xmlns:w16="http://schemas.microsoft.com/office/word/2018/wordml" xmlns:w16du="http://schemas.microsoft.com/office/word/2023/wordml/word16du" xmlns:w16sdtdh="http://schemas.microsoft.com/office/word/2020/wordml/sdtdatahash" xmlns:w16sdtfl="http://schemas.microsoft.com/office/word/2024/wordml/sdtformatlock" xmlns:w16se="http://schemas.microsoft.com/office/word/2015/wordml/symex" xmlns:wpg="http://schemas.microsoft.com/office/word/2010/wordprocessingGroup" xmlns:wpi="http://schemas.microsoft.com/office/word/2010/wordprocessingInk" xmlns:wne="http://schemas.microsoft.com/office/word/2006/wordml" xmlns:wps="http://schemas.microsoft.com/office/word/2010/wordprocessingShape" mc:Ignorable="w14 w15 w16se w16cid w16 w16cex w16sdtdh w16sdtfl w16du wp14">
   <w:p>
     <w:pPr>
@@ -15795,7 +15825,7 @@
 </w:hdr>
 </file>
 
-<file path=word/header5.xml><?xml version="1.0" encoding="utf-8"?>
+<file path=word/header4.xml><?xml version="1.0" encoding="utf-8"?>
 <w:hdr xmlns:wpc="http://schemas.microsoft.com/office/word/2010/wordprocessingCanvas" xmlns:cx="http://schemas.microsoft.com/office/drawing/2014/chartex" xmlns:cx1="http://schemas.microsoft.com/office/drawing/2015/9/8/chartex" xmlns:cx2="http://schemas.microsoft.com/office/drawing/2015/10/21/chartex" xmlns:cx3="http://schemas.microsoft.com/office/drawing/2016/5/9/chartex" xmlns:cx4="http://schemas.microsoft.com/office/drawing/2016/5/10/chartex" xmlns:cx5="http://schemas.microsoft.com/office/drawing/2016/5/11/chartex" xmlns:cx6="http://schemas.microsoft.com/office/drawing/2016/5/12/chartex" xmlns:cx7="http://schemas.microsoft.com/office/drawing/2016/5/13/chartex" xmlns:cx8="http://schemas.microsoft.com/office/drawing/2016/5/14/chartex" xmlns:mc="http://schemas.openxmlformats.org/markup-compatibility/2006" xmlns:aink="http://schemas.microsoft.com/office/drawing/2016/ink" xmlns:am3d="http://schemas.microsoft.com/office/drawing/2017/model3d" xmlns:o="urn:schemas-microsoft-com:office:office" xmlns:oel="http://schemas.microsoft.com/office/2019/extlst" xmlns:r="http://schemas.openxmlformats.org/officeDocument/2006/relationships" xmlns:m="http://schemas.openxmlformats.org/officeDocument/2006/math" xmlns:v="urn:schemas-microsoft-com:vml" xmlns:wp14="http://schemas.microsoft.com/office/word/2010/wordprocessingDrawing" xmlns:wp="http://schemas.openxmlformats.org/drawingml/2006/wordprocessingDrawing" xmlns:w10="urn:schemas-microsoft-com:office:word" xmlns:w="http://schemas.openxmlformats.org/wordprocessingml/2006/main" xmlns:w14="http://schemas.microsoft.com/office/word/2010/wordml" xmlns:w15="http://schemas.microsoft.com/office/word/2012/wordml" xmlns:w16cex="http://schemas.microsoft.com/office/word/2018/wordml/cex" xmlns:w16cid="http://schemas.microsoft.com/office/word/2016/wordml/cid" xmlns:w16="http://schemas.microsoft.com/office/word/2018/wordml" xmlns:w16du="http://schemas.microsoft.com/office/word/2023/wordml/word16du" xmlns:w16sdtdh="http://schemas.microsoft.com/office/word/2020/wordml/sdtdatahash" xmlns:w16sdtfl="http://schemas.microsoft.com/office/word/2024/wordml/sdtformatlock" xmlns:w16se="http://schemas.microsoft.com/office/word/2015/wordml/symex" xmlns:wpg="http://schemas.microsoft.com/office/word/2010/wordprocessingGroup" xmlns:wpi="http://schemas.microsoft.com/office/word/2010/wordprocessingInk" xmlns:wne="http://schemas.microsoft.com/office/word/2006/wordml" xmlns:wps="http://schemas.microsoft.com/office/word/2010/wordprocessingShape" mc:Ignorable="w14 w15 w16se w16cid w16 w16cex w16sdtdh w16sdtfl w16du wp14">
   <w:p>
     <w:pPr>
